--- a/Bao_Cao_Du_An_BI_Marketing.docx
+++ b/Bao_Cao_Du_An_BI_Marketing.docx
@@ -277,7 +277,7 @@
         <w:spacing w:after="80"/>
       </w:pPr>
       <w:r>
-        <w:t xml:space="preserve">Xây dựng pipeline ETL tự động (chạy một lệnh hoặc theo lịch cron hằng ngày) trích xuất, làm sạch và hợp nhất 3 nguồn dữ liệu: file Excel bán hàng, file CSV chi phí quảng cáo Facebook Ads, và file CSV thời tiết theo ngày.</w:t>
+        <w:t xml:space="preserve">Xây dựng pipeline ETL tự động (chạy một lệnh hoặc theo lịch cron hằng ngày) trích xuất, làm sạch và hợp nhất 3 nguồn dữ liệu thuộc 3 kiểu trích xuất khác nhau: file Excel bán hàng, file CSV chi phí quảng cáo Facebook Ads, và REST API thời tiết Open-Meteo.</w:t>
       </w:r>
     </w:p>
     <w:p>
@@ -907,7 +907,7 @@
                 <w:sz w:val="20"/>
                 <w:szCs w:val="20"/>
               </w:rPr>
-              <w:t xml:space="preserve">weather_daily.csv</w:t>
+              <w:t xml:space="preserve">Open-Meteo API</w:t>
             </w:r>
           </w:p>
         </w:tc>
@@ -935,7 +935,7 @@
                 <w:sz w:val="20"/>
                 <w:szCs w:val="20"/>
               </w:rPr>
-              <w:t xml:space="preserve">CSV</w:t>
+              <w:t xml:space="preserve">REST API → CSV</w:t>
             </w:r>
           </w:p>
         </w:tc>
@@ -1019,7 +1019,7 @@
                 <w:sz w:val="20"/>
                 <w:szCs w:val="20"/>
               </w:rPr>
-              <w:t xml:space="preserve">Nhiệt độ TB/max, lượng mưa thực tế của Hà Nội, Đà Nẵng, TP.HCM 2021–2025 (số liệu khí tượng Open-Meteo)</w:t>
+              <w:t xml:space="preserve">Nhiệt độ TB/max, lượng mưa thực tế của Hà Nội, Đà Nẵng, TP.HCM 2021–2025; pipeline tự gọi API mỗi lần chạy, kết quả lưu weather_daily.csv</w:t>
             </w:r>
           </w:p>
         </w:tc>
@@ -2157,7 +2157,7 @@
         <w:t xml:space="preserve">Lớp Nguồn (Source): </w:t>
       </w:r>
       <w:r>
-        <w:t xml:space="preserve">ba nguồn ở Bảng 1 — một file Excel giao dịch và hai file CSV (quảng cáo, thời tiết), đại diện cho kiểu trao đổi dữ liệu phổ biến nhất trong doanh nghiệp: mỗi hệ thống xuất dữ liệu của mình theo định dạng và quy ước riêng.</w:t>
+        <w:t xml:space="preserve">ba nguồn ở Bảng 1, đại diện cho ba kiểu trích xuất trong doanh nghiệp: file Excel (hệ thống nội bộ xuất ra), file CSV (nền tảng bên ngoài xuất ra), và REST API (fetch_weather.py gọi Open-Meteo mỗi lần pipeline chạy, không cần API key; khi offline tự dùng lại file đã tải — cơ chế cache/fallback).</w:t>
       </w:r>
     </w:p>
     <w:p>
@@ -2706,6 +2706,92 @@
                 <w:sz w:val="20"/>
                 <w:szCs w:val="20"/>
               </w:rPr>
+              <w:t xml:space="preserve">Nguồn API</w:t>
+            </w:r>
+          </w:p>
+        </w:tc>
+        <w:tc>
+          <w:tcPr>
+            <w:tcW w:type="dxa" w:w="2200"/>
+            <w:tcBorders>
+              <w:top w:val="single" w:color="BFBFBF" w:sz="1"/>
+              <w:left w:val="single" w:color="BFBFBF" w:sz="1"/>
+              <w:bottom w:val="single" w:color="BFBFBF" w:sz="1"/>
+              <w:right w:val="single" w:color="BFBFBF" w:sz="1"/>
+            </w:tcBorders>
+            <w:tcMar>
+              <w:top w:type="dxa" w:w="60"/>
+              <w:left w:type="dxa" w:w="100"/>
+              <w:bottom w:type="dxa" w:w="60"/>
+              <w:right w:type="dxa" w:w="100"/>
+            </w:tcMar>
+          </w:tcPr>
+          <w:p>
+            <w:r>
+              <w:rPr>
+                <w:b w:val="false"/>
+                <w:bCs w:val="false"/>
+                <w:sz w:val="20"/>
+                <w:szCs w:val="20"/>
+              </w:rPr>
+              <w:t xml:space="preserve">Open-Meteo Archive API (REST)</w:t>
+            </w:r>
+          </w:p>
+        </w:tc>
+        <w:tc>
+          <w:tcPr>
+            <w:tcW w:type="dxa" w:w="4626"/>
+            <w:tcBorders>
+              <w:top w:val="single" w:color="BFBFBF" w:sz="1"/>
+              <w:left w:val="single" w:color="BFBFBF" w:sz="1"/>
+              <w:bottom w:val="single" w:color="BFBFBF" w:sz="1"/>
+              <w:right w:val="single" w:color="BFBFBF" w:sz="1"/>
+            </w:tcBorders>
+            <w:tcMar>
+              <w:top w:type="dxa" w:w="60"/>
+              <w:left w:type="dxa" w:w="100"/>
+              <w:bottom w:type="dxa" w:w="60"/>
+              <w:right w:type="dxa" w:w="100"/>
+            </w:tcMar>
+          </w:tcPr>
+          <w:p>
+            <w:r>
+              <w:rPr>
+                <w:b w:val="false"/>
+                <w:bCs w:val="false"/>
+                <w:sz w:val="20"/>
+                <w:szCs w:val="20"/>
+              </w:rPr>
+              <w:t xml:space="preserve">Thời tiết thật theo ngày; miễn phí, không cần API key; gọi qua fetch_weather.py</w:t>
+            </w:r>
+          </w:p>
+        </w:tc>
+      </w:tr>
+      <w:tr>
+        <w:tc>
+          <w:tcPr>
+            <w:tcW w:type="dxa" w:w="2200"/>
+            <w:tcBorders>
+              <w:top w:val="single" w:color="BFBFBF" w:sz="1"/>
+              <w:left w:val="single" w:color="BFBFBF" w:sz="1"/>
+              <w:bottom w:val="single" w:color="BFBFBF" w:sz="1"/>
+              <w:right w:val="single" w:color="BFBFBF" w:sz="1"/>
+            </w:tcBorders>
+            <w:tcMar>
+              <w:top w:type="dxa" w:w="60"/>
+              <w:left w:type="dxa" w:w="100"/>
+              <w:bottom w:type="dxa" w:w="60"/>
+              <w:right w:type="dxa" w:w="100"/>
+            </w:tcMar>
+          </w:tcPr>
+          <w:p>
+            <w:r>
+              <w:rPr>
+                <w:b w:val="false"/>
+                <w:bCs w:val="false"/>
+                <w:sz w:val="20"/>
+                <w:szCs w:val="20"/>
+              </w:rPr>
               <w:t xml:space="preserve">Trực quan hóa</w:t>
             </w:r>
           </w:p>
@@ -2801,7 +2887,7 @@
         <w:spacing w:after="120" w:before="0"/>
       </w:pPr>
       <w:r>
-        <w:t xml:space="preserve">Toàn bộ hệ thống chạy bằng một lệnh ./run_etl.sh, lần lượt: (1) khởi động PostgreSQL trong Docker và chờ sẵn sàng; (2) chạy sql-marketing.sql dựng lại schema; (3) cài thư viện Python nếu thiếu; (4) chạy py-marketing.py nạp cả ba nguồn. Pipeline có tính lặp lại (idempotent): chạy bao nhiêu lần kết quả vẫn nhất quán, nhờ cơ chế truncate-reload ở staging và upsert ở DW. Lịch cron “0 9 * * *” giúp dữ liệu tự làm mới mỗi sáng; người dùng cuối chỉ cần Refresh (F5) trong Tableau.</w:t>
+        <w:t xml:space="preserve">Toàn bộ hệ thống chạy bằng một lệnh ./run_etl.sh, lần lượt: (1) khởi động PostgreSQL trong Docker và chờ sẵn sàng; (2) chạy sql-marketing.sql dựng lại schema; (3) cài thư viện Python nếu thiếu; (4) gọi Open-Meteo API cập nhật thời tiết (offline thì dùng lại file đã tải) rồi chạy py-marketing.py nạp cả ba nguồn. Pipeline có tính lặp lại (idempotent): chạy bao nhiêu lần kết quả vẫn nhất quán, nhờ cơ chế truncate-reload ở staging và upsert ở DW. Lịch cron “0 9 * * *” giúp dữ liệu tự làm mới mỗi sáng; người dùng cuối chỉ cần Refresh (F5) trong Tableau.</w:t>
       </w:r>
     </w:p>
     <w:p>
@@ -4795,7 +4881,7 @@
         <w:pStyle w:val="Heading2"/>
       </w:pPr>
       <w:r>
-        <w:t xml:space="preserve">5.2. Extract — trích xuất các nguồn</w:t>
+        <w:t xml:space="preserve">5.2. Extract — ba kiểu trích xuất</w:t>
       </w:r>
     </w:p>
     <w:p>
@@ -4835,7 +4921,27 @@
         <w:t xml:space="preserve">File CSV: </w:t>
       </w:r>
       <w:r>
-        <w:t xml:space="preserve">pandas.read_csv tương tự, cho cả nguồn quảng cáo (fb_ads_spend.csv) và nguồn thời tiết (weather_daily.csv — số liệu khí tượng thực tế của 3 thành phố đại diện 3 miền).</w:t>
+        <w:t xml:space="preserve">pandas.read_csv cho nguồn quảng cáo (fb_ads_spend.csv).</w:t>
+      </w:r>
+    </w:p>
+    <w:p>
+      <w:pPr>
+        <w:pStyle w:val="ListParagraph"/>
+        <w:numPr>
+          <w:ilvl w:val="0"/>
+          <w:numId w:val="2"/>
+        </w:numPr>
+        <w:spacing w:after="80"/>
+      </w:pPr>
+      <w:r>
+        <w:rPr>
+          <w:b/>
+          <w:bCs/>
+        </w:rPr>
+        <w:t xml:space="preserve">REST API: </w:t>
+      </w:r>
+      <w:r>
+        <w:t xml:space="preserve">fetch_weather.py gọi Open-Meteo Archive API cho 3 tọa độ thành phố đại diện 3 miền (Hà Nội, Đà Nẵng, TP.HCM), nhận JSON và ghi ra weather_daily.csv. Pipeline gọi API ở mỗi lần chạy để có số liệu mới nhất; nếu mất mạng hoặc API lỗi, hệ thống tự dùng lại file đã tải lần trước (cache/fallback) nên ETL không bao giờ bị chặn bởi nguồn ngoài — một nguyên tắc quan trọng khi tích hợp API bên thứ ba.</w:t>
       </w:r>
     </w:p>
     <w:p>
@@ -7512,7 +7618,7 @@
         <w:t xml:space="preserve">Vận hành theo thời tiết: </w:t>
       </w:r>
       <w:r>
-        <w:t xml:space="preserve">gắn kế hoạch tồn kho/phân phối Kem và Sữa chua tại Miền Bắc với dự báo nhiệt độ; dữ liệu nhiệt độ theo ngày đã tích hợp sẵn trong kho dữ liệu.</w:t>
+        <w:t xml:space="preserve">gắn kế hoạch tồn kho/phân phối Kem và Sữa chua tại Miền Bắc với dự báo nhiệt độ; nguồn Open-Meteo miễn phí và đã tích hợp sẵn trong pipeline qua API.</w:t>
       </w:r>
     </w:p>
     <w:p>
@@ -10270,7 +10376,7 @@
         <w:spacing w:after="120" w:before="0"/>
       </w:pPr>
       <w:r>
-        <w:t xml:space="preserve">Dự án hoàn thành một hệ thống BI đầu-cuối đúng nghĩa: ba nguồn dữ liệu khác bản chất (giao dịch bán hàng, chi phí quảng cáo, thời tiết thực tế) được hợp nhất vào kho dữ liệu fact constellation 11 dimension – 3 fact trên PostgreSQL/Docker, vận hành tự động bằng một lệnh hoặc lịch cron, có giám sát chất lượng dữ liệu, và sẵn sàng cho cả Tableau lẫn Power BI. Về phân tích, hệ thống tạo ra các phát hiện vượt khỏi khả năng của dữ liệu một nguồn: chênh lệch hiệu quả gần gấp đôi giữa các chiến dịch quảng cáo, tính mùa vụ theo nhiệt độ của từng ngành hàng (Kem Miền Bắc +127% mùa hè), nghịch lý doanh thu phục hồi nhưng biên lợi nhuận không phục hồi, và mâu thuẫn grain trong dữ liệu kế hoạch.</w:t>
+        <w:t xml:space="preserve">Dự án hoàn thành một hệ thống BI đầu-cuối đúng nghĩa: ba nguồn dữ liệu khác bản chất và khác kiểu trích xuất (file Excel giao dịch, file CSV quảng cáo, REST API thời tiết thực tế) được hợp nhất vào kho dữ liệu fact constellation 11 dimension – 3 fact trên PostgreSQL/Docker, vận hành tự động bằng một lệnh hoặc lịch cron, có giám sát chất lượng dữ liệu, và sẵn sàng cho cả Tableau lẫn Power BI. Về phân tích, hệ thống tạo ra các phát hiện vượt khỏi khả năng của dữ liệu một nguồn: chênh lệch hiệu quả gần gấp đôi giữa các chiến dịch quảng cáo, tính mùa vụ theo nhiệt độ của từng ngành hàng (Kem Miền Bắc +127% mùa hè), nghịch lý doanh thu phục hồi nhưng biên lợi nhuận không phục hồi, và mâu thuẫn grain trong dữ liệu kế hoạch.</w:t>
       </w:r>
     </w:p>
     <w:p>
@@ -10390,7 +10496,7 @@
         <w:spacing w:after="80"/>
       </w:pPr>
       <w:r>
-        <w:t xml:space="preserve">Mở rộng nguồn dữ liệu: chi phí quảng cáo của các kênh ngoài Facebook; dữ liệu thời tiết chi tiết theo 9 chi nhánh thay vì 3 vùng.</w:t>
+        <w:t xml:space="preserve">Mở rộng nguồn API: kết nối Facebook Marketing API thật thay cho file CSV xuất tay; lấy thời tiết chi tiết theo 9 chi nhánh thay vì 3 vùng.</w:t>
       </w:r>
     </w:p>
     <w:p>
@@ -10451,7 +10557,7 @@
         <w:spacing w:after="80"/>
       </w:pPr>
       <w:r>
-        <w:t xml:space="preserve">Open-Meteo — Nguồn số liệu khí tượng lịch sử (dữ liệu mở). https://open-meteo.com</w:t>
+        <w:t xml:space="preserve">Open-Meteo — Historical Weather API Documentation. https://open-meteo.com/en/docs/historical-weather-api</w:t>
       </w:r>
     </w:p>
     <w:p>
@@ -10559,7 +10665,7 @@
           <w:sz w:val="19"/>
           <w:szCs w:val="19"/>
         </w:rPr>
-        <w:t xml:space="preserve">├── weather_daily.csv                # Nguồn 3: thời tiết theo ngày (5.478 dòng)</w:t>
+        <w:t xml:space="preserve">├── weather_daily.csv                # Nguồn 3: thời tiết từ Open-Meteo API (5.478 dòng)</w:t>
       </w:r>
     </w:p>
     <w:p>
@@ -10637,7 +10743,7 @@
           <w:sz w:val="19"/>
           <w:szCs w:val="19"/>
         </w:rPr>
-        <w:t xml:space="preserve">├── fetch_weather.py                 # Script tạo/cập nhật weather_daily.csv</w:t>
+        <w:t xml:space="preserve">├── fetch_weather.py                 # Gọi Open-Meteo API (run_etl.sh tự gọi mỗi lần chạy)</w:t>
       </w:r>
     </w:p>
     <w:p>
@@ -11127,19 +11233,6 @@
           <w:bCs/>
         </w:rPr>
         <w:t xml:space="preserve">Thiết lập một lần (đã thực hiện):</w:t>
-      </w:r>
-    </w:p>
-    <w:p>
-      <w:pPr>
-        <w:spacing w:after="40"/>
-      </w:pPr>
-      <w:r>
-        <w:rPr>
-          <w:rFonts w:ascii="Consolas" w:cs="Consolas" w:eastAsia="Consolas" w:hAnsi="Consolas"/>
-          <w:sz w:val="19"/>
-          <w:szCs w:val="19"/>
-        </w:rPr>
-        <w:t xml:space="preserve">python3 fetch_weather.py             # tạo file thời tiết weather_daily.csv</w:t>
       </w:r>
     </w:p>
     <w:p>

--- a/Bao_Cao_Du_An_BI_Marketing.docx
+++ b/Bao_Cao_Du_An_BI_Marketing.docx
@@ -21,19 +21,28 @@
     <w:p>
       <w:pPr>
         <w:pStyle w:val="Heading1"/>
-      </w:pPr>
-      <w:r>
+        <w:rPr>
+          <w:color w:val="000000" w:themeColor="text1"/>
+        </w:rPr>
+      </w:pPr>
+      <w:r>
+        <w:rPr>
+          <w:color w:val="000000" w:themeColor="text1"/>
+        </w:rPr>
+        <w:lastRenderedPageBreak/>
         <w:t>TÓM TẮT ĐIỀU HÀNH</w:t>
       </w:r>
     </w:p>
     <w:p>
       <w:pPr>
         <w:spacing w:after="160"/>
-      </w:pPr>
-      <w:r>
-        <w:rPr>
-          <w:b w:val="0"/>
-          <w:sz w:val="23"/>
+        <w:rPr>
+          <w:color w:val="000000" w:themeColor="text1"/>
+        </w:rPr>
+      </w:pPr>
+      <w:r>
+        <w:rPr>
+          <w:color w:val="000000" w:themeColor="text1"/>
         </w:rPr>
         <w:t>Báo cáo này trình bày một hệ thống Business Intelligence hoàn chỉnh hợp nhất ba nguồn dữ liệu — giao dịch bán hàng (Excel), chi phí quảng cáo Facebook (CSV) và thời tiết thực tế (REST API Open-Meteo) — vào kho dữ liệu PostgreSQL, vận hành tự động và phân tích trên Tableau/Power BI. Quan trọng hơn hệ thống là câu chuyện mà dữ liệu 5 năm (2021–2025) kể lại, tóm tắt trong ba phần dưới đây.</w:t>
       </w:r>
@@ -41,18 +50,20 @@
     <w:p>
       <w:pPr>
         <w:spacing w:after="160"/>
+        <w:rPr>
+          <w:color w:val="000000" w:themeColor="text1"/>
+        </w:rPr>
       </w:pPr>
       <w:r>
         <w:rPr>
           <w:b/>
-          <w:sz w:val="23"/>
+          <w:color w:val="000000" w:themeColor="text1"/>
         </w:rPr>
         <w:t xml:space="preserve">Thứ nhất — tăng trưởng đã quay lại, nhưng lợi nhuận thì chưa. </w:t>
       </w:r>
       <w:r>
         <w:rPr>
-          <w:b w:val="0"/>
-          <w:sz w:val="23"/>
+          <w:color w:val="000000" w:themeColor="text1"/>
         </w:rPr>
         <w:t>Doanh thu phục hồi ấn tượng trong năm 2025 (4,14 triệu, vượt đỉnh cũ, tăng 8,1% sau cú sụt 2024); nhìn riêng chỉ số này, doanh nghiệp đang khỏe. Nhưng biên lợi nhuận kể câu chuyện ngược lại: ổn định 23–25% suốt 2021–2023, rơi xuống ~18% năm 2024 và đứng yên ở đó cả 2025. Phân rã chi phí chỉ ra thủ phạm: chi phí nguyên liệu tăng từ 42,3% lên 45,2% doanh thu đúng năm 2024 và thiết lập mặt bằng mới — một thay đổi cấu trúc chứ không phải biến động nhất thời. Tăng trưởng 2025 vì vậy là tăng trưởng “mua bằng chi phí”.</w:t>
       </w:r>
@@ -60,51 +71,64 @@
     <w:p>
       <w:pPr>
         <w:spacing w:after="160"/>
+        <w:rPr>
+          <w:color w:val="000000" w:themeColor="text1"/>
+        </w:rPr>
       </w:pPr>
       <w:r>
         <w:rPr>
           <w:b/>
-          <w:sz w:val="23"/>
+          <w:color w:val="000000" w:themeColor="text1"/>
         </w:rPr>
         <w:t xml:space="preserve">Thứ hai — dữ liệu chỉ ra ba chỗ để đòi lại lợi nhuận. </w:t>
       </w:r>
       <w:r>
         <w:rPr>
-          <w:b w:val="0"/>
-          <w:sz w:val="23"/>
-        </w:rPr>
-        <w:t>(1) Ngân sách quảng cáo đang đặt sai chỗ: khi quy mọi chiến dịch về cùng thước đo “lợi nhuận trên 1 đồng quảng cáo”, Spring Campaign và Mid-Autumn sinh 5,9–6,3 đồng lãi, trong khi Summer chỉ 2,3 và Tết 1,8 — chênh 3,4 lần; đáng nói, Summer và Tết lại chiếm 45% tổng ngân sách. Đặc biệt, Summer là cú lừa kinh điển của chỉ số: doanh thu lớn nhất hệ thống nhưng biên lãi chỉ 12%, nên đứng hạng 3 theo doanh thu mà rơi xuống áp chót theo lợi nhuận. (2) Cơ cấu khách hàng: bốn phân khúc chia đều doanh thu nhưng biên lãi lệch gần 3 lần (Kênh hiện đại 29% so với Nhà phân phối 11%) — dịch chuyển tỷ trọng là khả thi vì quy mô các phân khúc tương đương. (3) Địa lý và thời tiết: Miền Trung có biên lãi cao nhất (26%) nhưng quy mô nhỏ nhất; chi nhánh lớn nhất (Bình Dương) vừa có biên thấp (14%) vừa nghẽn vận hành (thời gian chờ cao nhất hệ thống); và ngành Kem tại Miền Bắc bán mùa hè gấp 2,2 lần mùa đông, bám theo đường nhiệt độ thực tế — kế hoạch tồn kho hoàn toàn có thể chạy theo dự báo thời tiết.</w:t>
+          <w:color w:val="000000" w:themeColor="text1"/>
+        </w:rPr>
+        <w:t>(1) Ngân sách quảng cáo đang đặt sai chỗ: khi quy mọi chiến dịch về cùng thước đo “lợi nhuận trên 1 đồng quảng cáo”, Spring Campaign và Mid-Autumn sinh 5,9–6,3 đồng lãi, trong khi Summer chỉ 2,3 và Tết 1,8 — chênh 3,4 lần; đáng nói, Summer và Tết lại chiếm 45% tổng ngân sách. Đặc biệt, Summer là cú lừa kinh điển của chỉ số: doanh thu lớn nhất hệ thống nhưng biên lãi chỉ 12%, nên đứng hạng 3 theo doanh thu mà rơi xuống áp chót theo lợi nhuận. (2) Cơ cấu khách hàng: bốn phân khúc chia đều doanh thu nhưng biên lãi lệch gần 3 lần (Kênh hiện đại 29% so với Nhà phân phối 11%) — dịch chuyển tỷ trọng là khả thi vì quy mô các phân khúc tương đương. (3) Địa lý và thời tiết: Miền Trung có biên lãi cao nhất (26%) nhưng quy mô nhỏ nhất; chi nhánh lớn nhất (Bình Dương) vừa có biên thấp (14%) vừa nghẽn vận hành (thời gian chờ cao nhất hệ thống); và ngành Nước giải khát tại Miền Bắc bán mùa hè gấp 2,2 lần mùa đông, bám theo đường nhiệt độ thực tế — kế hoạch tồn kho hoàn toàn có thể chạy theo dự báo thời tiết.</w:t>
       </w:r>
     </w:p>
     <w:p>
       <w:pPr>
         <w:spacing w:after="160"/>
+        <w:rPr>
+          <w:color w:val="000000" w:themeColor="text1"/>
+        </w:rPr>
       </w:pPr>
       <w:r>
         <w:rPr>
           <w:b/>
-          <w:sz w:val="23"/>
+          <w:color w:val="000000" w:themeColor="text1"/>
         </w:rPr>
         <w:t xml:space="preserve">Thứ ba — giới hạn của dữ liệu cũng là một phát hiện. </w:t>
       </w:r>
       <w:r>
         <w:rPr>
-          <w:b w:val="0"/>
-          <w:sz w:val="23"/>
-        </w:rPr>
-        <w:t>Phễu marketing có hình dạng “phẳng” bất thường (tỷ lệ giữ chân 85–97% mỗi bước) cho thấy hệ thống đo lường sự kiện chưa chuẩn; cột kế hoạch Target/Budget lớn hơn doanh thu 7–30 lần một cách hệ thống — dấu hiệu sai mức hạt (grain), khiến các KPI đạt mục tiêu chưa dùng được để ra quyết định; và tương quan nhiệt độ–doanh thu chỉ rõ ở mức mùa, còn nhiễu ở mức tháng (R² = 0,10) do số đơn mỗi tháng ít. Việc hệ thống BI phát hiện được những mâu thuẫn này trước khi chúng đi vào báo cáo điều hành chính là giá trị của nó.</w:t>
+          <w:color w:val="000000" w:themeColor="text1"/>
+        </w:rPr>
+        <w:t>Phễu marketing có hình dạng “phẳng” bất thường (tỷ lệ giữ chân 85–97% mỗi bước) cho thấy hệ thống đo lường sự kiện chưa chuẩn; cột kế hoạch Target/Budget lớn hơn doanh thu 7–30 lần một cách hệ thống — dấu hiệu sai mức hạt (grain), khiến các KPI đạt mục tiêu chưa dùng được để ra quyết định; và tương quan nhiệt độ–doanh thu chỉ rõ ở mức mùa, còn nhiễu ở mức tháng (R² = 0,07) do số đơn mỗi tháng ít. Việc hệ thống BI phát hiện được những mâu thuẫn này trước khi chúng đi vào báo cáo điều hành chính là giá trị của nó.</w:t>
       </w:r>
     </w:p>
     <w:p>
       <w:pPr>
         <w:spacing w:after="160"/>
-      </w:pPr>
-      <w:r>
-        <w:rPr>
-          <w:b w:val="0"/>
-          <w:sz w:val="23"/>
-        </w:rPr>
-        <w:t>Khuyến nghị tổng hợp: tái phân bổ ngân sách quảng cáo từ Tết/Summer sang Spring/Mid-Autumn kèm đo lường incremental; đàm phán dài hạn giá nguyên liệu trước khi cắt các khoản linh hoạt; dịch chuyển cơ cấu bán sang phân khúc biên cao; vận hành tồn kho ngành Kem theo dự báo nhiệt độ tại Miền Bắc; chuẩn hóa định nghĩa Target/Budget và đầu tư tracking sự kiện. Chi tiết số liệu và phương pháp ở Chương 7–8.</w:t>
+        <w:rPr>
+          <w:color w:val="000000" w:themeColor="text1"/>
+        </w:rPr>
+      </w:pPr>
+      <w:r>
+        <w:rPr>
+          <w:color w:val="000000" w:themeColor="text1"/>
+        </w:rPr>
+        <w:t xml:space="preserve">Khuyến nghị tổng hợp: tái phân bổ ngân sách quảng cáo từ Tết/Summer sang Spring/Mid-Autumn kèm đo lường incremental; đàm phán dài hạn giá nguyên liệu trước khi cắt các khoản linh hoạt; dịch chuyển cơ cấu bán sang phân khúc biên cao; vận hành tồn kho ngành Nước giải khát theo dự báo nhiệt độ tại Miền Bắc; chuẩn hóa định nghĩa </w:t>
+      </w:r>
+      <w:r>
+        <w:rPr>
+          <w:color w:val="000000" w:themeColor="text1"/>
+        </w:rPr>
+        <w:lastRenderedPageBreak/>
+        <w:t>Target/Budget và đầu tư tracking sự kiện. Chi tiết số liệu và phương pháp ở Chương 7–8.</w:t>
       </w:r>
     </w:p>
     <w:p>
@@ -166,7 +190,7 @@
           <w:sz w:val="26"/>
           <w:szCs w:val="26"/>
         </w:rPr>
-        <w:t>Trong các doanh nghiệp hàng tiêu dùng nhanh (FMCG), dữ liệu kinh doanh không nằm ở một nơi duy nhất: số liệu bán hàng được ghi nhận theo từng đơn hàng trong hệ thống nội bộ, chi phí quảng cáo nằm trên các nền tảng số như Facebook Ads, trong khi các yếu tố bên ngoài như thời tiết — vốn ảnh hưởng trực tiếp đến nhóm hàng giải khát, kem và sữa chua — lại đến từ các dịch vụ dữ liệu công cộng. Nếu chỉ phân tích từng nguồn riêng lẻ, doanh nghiệp không thể trả lời các câu hỏi liên kết như: một đồng chi quảng cáo của chiến dịch Tết mang về bao nhiêu đồng doanh thu, hay nhiệt độ tăng 1 độ C làm doanh số kem ở Miền Bắc thay đổi thế nào.</w:t>
+        <w:t>Trong các doanh nghiệp hàng tiêu dùng nhanh (FMCG), dữ liệu kinh doanh không nằm ở một nơi duy nhất: số liệu bán hàng được ghi nhận theo từng đơn hàng trong hệ thống nội bộ, chi phí quảng cáo nằm trên các nền tảng số như Facebook Ads, trong khi các yếu tố bên ngoài như thời tiết — vốn ảnh hưởng trực tiếp đến nhóm hàng giải khát và thực phẩm tiện lợi — lại đến từ các dịch vụ dữ liệu công cộng. Nếu chỉ phân tích từng nguồn riêng lẻ, doanh nghiệp không thể trả lời các câu hỏi liên kết như: một đồng chi quảng cáo của chiến dịch Tết mang về bao nhiêu đồng doanh thu, hay nhiệt độ tăng 1 độ C làm doanh số kem ở Miền Bắc thay đổi thế nào.</w:t>
       </w:r>
     </w:p>
     <w:p>
@@ -387,8 +411,17 @@
           <w:sz w:val="26"/>
           <w:szCs w:val="26"/>
         </w:rPr>
+        <w:t xml:space="preserve">Dữ liệu bao phủ 5 năm, giai đoạn 01/2021 – 12/2025, gồm: 3.746 bản ghi giao dịch bán hàng (8 sản phẩm thuộc 4 ngành hàng đồ uống và thực phẩm tiện lợi, 9 chi nhánh thuộc 3 miền, 6 </w:t>
+      </w:r>
+      <w:r>
+        <w:rPr>
+          <w:rFonts w:ascii="Times New Roman" w:hAnsi="Times New Roman" w:cs="Times New Roman"/>
+          <w:color w:val="000000" w:themeColor="text1"/>
+          <w:sz w:val="26"/>
+          <w:szCs w:val="26"/>
+        </w:rPr>
         <w:lastRenderedPageBreak/>
-        <w:t>Dữ liệu bao phủ 5 năm, giai đoạn 01/2021 – 12/2025, gồm: 3.746 bản ghi giao dịch bán hàng (8 sản phẩm thuộc 4 ngành hàng sữa và kem, 9 chi nhánh thuộc 3 miền, 6 kênh phân phối, 5 giai đoạn phễu marketing, 6 chiến dịch khuyến mãi); 1.831 bản ghi chi tiêu quảng cáo theo ngày × chiến dịch; và 5.478 bản ghi thời tiết theo ngày × vùng (nhiệt độ trung bình, nhiệt độ tối đa, lượng mưa thực tế của Hà Nội, Đà Nẵng, TP.HCM).</w:t>
+        <w:t>kênh phân phối, 5 giai đoạn phễu marketing, 6 chiến dịch khuyến mãi); 1.831 bản ghi chi tiêu quảng cáo theo ngày × chiến dịch; và 5.478 bản ghi thời tiết theo ngày × vùng (nhiệt độ trung bình, nhiệt độ tối đa, lượng mưa thực tế của Hà Nội, Đà Nẵng, TP.HCM).</w:t>
       </w:r>
     </w:p>
     <w:p>
@@ -1664,7 +1697,7 @@
           <w:sz w:val="26"/>
           <w:szCs w:val="26"/>
         </w:rPr>
-        <w:t>Sữa bột, Sữa chua, Sữa tươi, Kem — có độ nhạy cảm khác nhau với thời tiết, là cơ sở cho phân tích mùa vụ ở Chương 7.</w:t>
+        <w:t>Mì ăn liền, Gia vị, Bia, Nước giải khát — có độ nhạy cảm khác nhau với thời tiết, là cơ sở cho phân tích mùa vụ ở Chương 7.</w:t>
       </w:r>
     </w:p>
     <w:p>
@@ -6089,7 +6122,7 @@
                 <w:sz w:val="26"/>
                 <w:szCs w:val="26"/>
               </w:rPr>
-              <w:t>Dual-axis nhiệt độ vs doanh thu Kem/Sữa chua theo tháng; scatter temp–revenue kèm trendline theo vùng; so sánh hè/đông</w:t>
+              <w:t>Dual-axis nhiệt độ vs doanh thu Nước giải khát/Gia vị theo tháng; scatter temp–revenue kèm trendline theo vùng; so sánh hè/đông</w:t>
             </w:r>
           </w:p>
         </w:tc>
@@ -6663,24 +6696,32 @@
     <w:p>
       <w:pPr>
         <w:jc w:val="center"/>
-      </w:pPr>
-      <w:r>
+        <w:rPr>
+          <w:color w:val="000000" w:themeColor="text1"/>
+        </w:rPr>
+      </w:pPr>
+      <w:r>
+        <w:rPr>
+          <w:noProof/>
+          <w:color w:val="000000" w:themeColor="text1"/>
+        </w:rPr>
         <w:drawing>
-          <wp:inline xmlns:a="http://schemas.openxmlformats.org/drawingml/2006/main" xmlns:pic="http://schemas.openxmlformats.org/drawingml/2006/picture">
+          <wp:inline distT="0" distB="0" distL="0" distR="0">
             <wp:extent cx="5669280" cy="2551176"/>
+            <wp:effectExtent l="0" t="0" r="0" b="0"/>
             <wp:docPr id="1565050135" name="Picture 1565050135"/>
             <wp:cNvGraphicFramePr>
-              <a:graphicFrameLocks noChangeAspect="1"/>
+              <a:graphicFrameLocks xmlns:a="http://schemas.openxmlformats.org/drawingml/2006/main" noChangeAspect="1"/>
             </wp:cNvGraphicFramePr>
-            <a:graphic>
+            <a:graphic xmlns:a="http://schemas.openxmlformats.org/drawingml/2006/main">
               <a:graphicData uri="http://schemas.openxmlformats.org/drawingml/2006/picture">
-                <pic:pic>
+                <pic:pic xmlns:pic="http://schemas.openxmlformats.org/drawingml/2006/picture">
                   <pic:nvPicPr>
                     <pic:cNvPr id="0" name="c9_margin_year.png"/>
                     <pic:cNvPicPr/>
                   </pic:nvPicPr>
                   <pic:blipFill>
-                    <a:blip r:embed="rId16"/>
+                    <a:blip r:embed="rId8"/>
                     <a:stretch>
                       <a:fillRect/>
                     </a:stretch>
@@ -6689,134 +6730,6 @@
                     <a:xfrm>
                       <a:off x="0" y="0"/>
                       <a:ext cx="5669280" cy="2551176"/>
-                    </a:xfrm>
-                    <a:prstGeom prst="rect"/>
-                  </pic:spPr>
-                </pic:pic>
-              </a:graphicData>
-            </a:graphic>
-          </wp:inline>
-        </w:drawing>
-      </w:r>
-    </w:p>
-    <w:p>
-      <w:pPr>
-        <w:jc w:val="center"/>
-      </w:pPr>
-      <w:r>
-        <w:rPr>
-          <w:i/>
-          <w:sz w:val="19"/>
-        </w:rPr>
-        <w:t>Hình 1b. Doanh thu (cột) và biên lợi nhuận (đường) theo năm — biên lãi gãy từ 2024 và không phục hồi cùng doanh thu.</w:t>
-      </w:r>
-    </w:p>
-    <w:p>
-      <w:pPr>
-        <w:pStyle w:val="Heading2"/>
-        <w:rPr>
-          <w:rFonts w:ascii="Times New Roman" w:hAnsi="Times New Roman" w:cs="Times New Roman"/>
-          <w:color w:val="000000" w:themeColor="text1"/>
-        </w:rPr>
-      </w:pPr>
-      <w:bookmarkStart w:id="33" w:name="_Toc232154479"/>
-      <w:r>
-        <w:rPr>
-          <w:rFonts w:ascii="Times New Roman" w:hAnsi="Times New Roman" w:cs="Times New Roman"/>
-          <w:color w:val="000000" w:themeColor="text1"/>
-        </w:rPr>
-        <w:t>7.2. Cơ cấu: hai miền lớn ngang sức, Miền Trung dẫn biên lợi nhuận</w:t>
-      </w:r>
-      <w:bookmarkEnd w:id="33"/>
-    </w:p>
-    <w:p>
-      <w:pPr>
-        <w:spacing w:after="120"/>
-        <w:rPr>
-          <w:rFonts w:ascii="Times New Roman" w:hAnsi="Times New Roman" w:cs="Times New Roman"/>
-          <w:color w:val="000000" w:themeColor="text1"/>
-          <w:sz w:val="26"/>
-          <w:szCs w:val="26"/>
-        </w:rPr>
-      </w:pPr>
-      <w:r>
-        <w:rPr>
-          <w:rFonts w:ascii="Times New Roman" w:hAnsi="Times New Roman" w:cs="Times New Roman"/>
-          <w:color w:val="000000" w:themeColor="text1"/>
-          <w:sz w:val="26"/>
-          <w:szCs w:val="26"/>
-        </w:rPr>
-        <w:t xml:space="preserve">Miền Bắc đóng góp lớn nhất (7,49 triệu, 39%), Miền Nam bám sát (7,08 triệu, 37%) — cả hai cùng biên lợi nhuận ~20%; Miền Trung nhỏ nhất (4,80 triệu, 25%) nhưng biên </w:t>
-      </w:r>
-      <w:r>
-        <w:rPr>
-          <w:rFonts w:ascii="Times New Roman" w:hAnsi="Times New Roman" w:cs="Times New Roman"/>
-          <w:b/>
-          <w:bCs/>
-          <w:color w:val="000000" w:themeColor="text1"/>
-          <w:sz w:val="26"/>
-          <w:szCs w:val="26"/>
-        </w:rPr>
-        <w:t>cao nhất hẳn một bậc: 26%</w:t>
-      </w:r>
-      <w:r>
-        <w:rPr>
-          <w:rFonts w:ascii="Times New Roman" w:hAnsi="Times New Roman" w:cs="Times New Roman"/>
-          <w:color w:val="000000" w:themeColor="text1"/>
-          <w:sz w:val="26"/>
-          <w:szCs w:val="26"/>
-        </w:rPr>
-        <w:t>. Về kênh, Retail promotion dẫn đầu (3,60 triệu), kế đến TV (3,38 triệu) và Facebook (3,35 triệu); khoảng cách giữa kênh đầu và cuối chỉ ~22% — danh mục kênh cân bằng, không phụ thuộc kênh nào. Về ngành hàng, Sữa bột chiếm gần một nửa doanh thu (8,74 triệu cả kỳ), tiếp theo là Sữa chua (5,08 triệu) và Sữa tươi (4,73 triệu); Kem nhỏ nhất (0,82 triệu) nhưng là ngành biến động mùa vụ mạnh nhất (mục 7.4).</w:t>
-      </w:r>
-    </w:p>
-    <w:p>
-      <w:pPr>
-        <w:spacing w:before="120" w:after="40"/>
-        <w:jc w:val="center"/>
-        <w:rPr>
-          <w:rFonts w:ascii="Times New Roman" w:hAnsi="Times New Roman" w:cs="Times New Roman"/>
-          <w:color w:val="000000" w:themeColor="text1"/>
-          <w:sz w:val="26"/>
-          <w:szCs w:val="26"/>
-        </w:rPr>
-      </w:pPr>
-      <w:r>
-        <w:rPr>
-          <w:rFonts w:ascii="Times New Roman" w:hAnsi="Times New Roman" w:cs="Times New Roman"/>
-          <w:noProof/>
-          <w:color w:val="000000" w:themeColor="text1"/>
-          <w:sz w:val="26"/>
-          <w:szCs w:val="26"/>
-        </w:rPr>
-        <w:lastRenderedPageBreak/>
-        <w:drawing>
-          <wp:inline distT="0" distB="0" distL="0" distR="0">
-            <wp:extent cx="5715000" cy="2124075"/>
-            <wp:effectExtent l="0" t="0" r="0" b="0"/>
-            <wp:docPr id="57703979" name="fig2" descr="Cơ cấu doanh thu theo kênh phân phối và theo vùng." title="Cơ cấu doanh thu theo kênh phân phối và theo vùng."/>
-            <wp:cNvGraphicFramePr>
-              <a:graphicFrameLocks xmlns:a="http://schemas.openxmlformats.org/drawingml/2006/main" noChangeAspect="1"/>
-            </wp:cNvGraphicFramePr>
-            <a:graphic xmlns:a="http://schemas.openxmlformats.org/drawingml/2006/main">
-              <a:graphicData uri="http://schemas.openxmlformats.org/drawingml/2006/picture">
-                <pic:pic xmlns:pic="http://schemas.openxmlformats.org/drawingml/2006/picture">
-                  <pic:nvPicPr>
-                    <pic:cNvPr id="0" name=""/>
-                    <pic:cNvPicPr>
-                      <a:picLocks noChangeAspect="1" noChangeArrowheads="1"/>
-                    </pic:cNvPicPr>
-                  </pic:nvPicPr>
-                  <pic:blipFill>
-                    <a:blip r:embed="rId8"/>
-                    <a:srcRect/>
-                    <a:stretch>
-                      <a:fillRect/>
-                    </a:stretch>
-                  </pic:blipFill>
-                  <pic:spPr bwMode="auto">
-                    <a:xfrm>
-                      <a:off x="0" y="0"/>
-                      <a:ext cx="5715000" cy="2124075"/>
                     </a:xfrm>
                     <a:prstGeom prst="rect">
                       <a:avLst/>
@@ -6831,25 +6744,18 @@
     </w:p>
     <w:p>
       <w:pPr>
-        <w:spacing w:after="160"/>
         <w:jc w:val="center"/>
         <w:rPr>
-          <w:rFonts w:ascii="Times New Roman" w:hAnsi="Times New Roman" w:cs="Times New Roman"/>
-          <w:color w:val="000000" w:themeColor="text1"/>
-          <w:sz w:val="26"/>
-          <w:szCs w:val="26"/>
-        </w:rPr>
-      </w:pPr>
-      <w:r>
-        <w:rPr>
-          <w:rFonts w:ascii="Times New Roman" w:hAnsi="Times New Roman" w:cs="Times New Roman"/>
+          <w:color w:val="000000" w:themeColor="text1"/>
+        </w:rPr>
+      </w:pPr>
+      <w:r>
+        <w:rPr>
           <w:i/>
-          <w:iCs/>
-          <w:color w:val="000000" w:themeColor="text1"/>
-          <w:sz w:val="26"/>
-          <w:szCs w:val="26"/>
-        </w:rPr>
-        <w:t>Hình 2. Cơ cấu doanh thu theo kênh phân phối và theo vùng.</w:t>
+          <w:color w:val="000000" w:themeColor="text1"/>
+          <w:sz w:val="19"/>
+        </w:rPr>
+        <w:t>Hình 1b. Doanh thu (cột) và biên lợi nhuận (đường) theo năm — biên lãi gãy từ 2024 và không phục hồi cùng doanh thu.</w:t>
       </w:r>
     </w:p>
     <w:p>
@@ -6860,15 +6766,16 @@
           <w:color w:val="000000" w:themeColor="text1"/>
         </w:rPr>
       </w:pPr>
-      <w:bookmarkStart w:id="34" w:name="_Toc232154480"/>
-      <w:r>
-        <w:rPr>
-          <w:rFonts w:ascii="Times New Roman" w:hAnsi="Times New Roman" w:cs="Times New Roman"/>
-          <w:color w:val="000000" w:themeColor="text1"/>
-        </w:rPr>
-        <w:t>7.3. Phễu marketing: tín hiệu đo lường cần cải thiện</w:t>
-      </w:r>
-      <w:bookmarkEnd w:id="34"/>
+      <w:bookmarkStart w:id="33" w:name="_Toc232154479"/>
+      <w:r>
+        <w:rPr>
+          <w:rFonts w:ascii="Times New Roman" w:hAnsi="Times New Roman" w:cs="Times New Roman"/>
+          <w:color w:val="000000" w:themeColor="text1"/>
+        </w:rPr>
+        <w:lastRenderedPageBreak/>
+        <w:t>7.2. Cơ cấu: hai miền lớn ngang sức, Miền Trung dẫn biên lợi nhuận</w:t>
+      </w:r>
+      <w:bookmarkEnd w:id="33"/>
     </w:p>
     <w:p>
       <w:pPr>
@@ -6887,7 +6794,27 @@
           <w:sz w:val="26"/>
           <w:szCs w:val="26"/>
         </w:rPr>
-        <w:t>Số bản ghi giảm dần đều qua 5 giai đoạn: Impression 820 → Visit website 768 → Click 744 → Add to cart 716 → Purchase 698, tức tỷ lệ giữ chân ~85–96% mỗi bước. Hình dạng này quá “thoải” so với phễu thực tế (thường rơi mạnh dần về cuối, tỷ lệ Impression:Purchase cỡ hàng trăm:1). Cách đọc đúng: dữ liệu nguồn ghi nhận mỗi đơn hàng một giai đoạn đại diện thay vì đếm sự kiện thật. Báo cáo giữ nguyên phân tích làm minh chứng kỹ năng đọc dữ liệu phản biện, đồng thời khuyến nghị doanh nghiệp đầu tư tracking sự kiện chuẩn (mục 8.2).</w:t>
+        <w:t xml:space="preserve">Miền Bắc đóng góp lớn nhất (7,49 triệu, 39%), Miền Nam bám sát (7,08 triệu, 37%) — cả hai cùng biên lợi nhuận ~20%; Miền Trung nhỏ nhất (4,80 triệu, 25%) nhưng biên </w:t>
+      </w:r>
+      <w:r>
+        <w:rPr>
+          <w:rFonts w:ascii="Times New Roman" w:hAnsi="Times New Roman" w:cs="Times New Roman"/>
+          <w:b/>
+          <w:bCs/>
+          <w:color w:val="000000" w:themeColor="text1"/>
+          <w:sz w:val="26"/>
+          <w:szCs w:val="26"/>
+        </w:rPr>
+        <w:t>cao nhất hẳn một bậc: 26%</w:t>
+      </w:r>
+      <w:r>
+        <w:rPr>
+          <w:rFonts w:ascii="Times New Roman" w:hAnsi="Times New Roman" w:cs="Times New Roman"/>
+          <w:color w:val="000000" w:themeColor="text1"/>
+          <w:sz w:val="26"/>
+          <w:szCs w:val="26"/>
+        </w:rPr>
+        <w:t>. Về kênh, Retail promotion dẫn đầu (3,60 triệu), kế đến TV (3,38 triệu) và Facebook (3,35 triệu); khoảng cách giữa kênh đầu và cuối chỉ ~22% — danh mục kênh cân bằng, không phụ thuộc kênh nào. Về ngành hàng, Mì ăn liền chiếm gần một nửa doanh thu (8,74 triệu cả kỳ), tiếp theo là Gia vị (5,08 triệu) và Bia (4,73 triệu); Nước giải khát nhỏ nhất (0,82 triệu) nhưng là ngành biến động mùa vụ mạnh nhất (mục 7.4).</w:t>
       </w:r>
     </w:p>
     <w:p>
@@ -6902,45 +6829,32 @@
         </w:rPr>
       </w:pPr>
       <w:r>
-        <w:rPr>
-          <w:rFonts w:ascii="Times New Roman" w:hAnsi="Times New Roman" w:cs="Times New Roman"/>
-          <w:noProof/>
-          <w:color w:val="000000" w:themeColor="text1"/>
-          <w:sz w:val="26"/>
-          <w:szCs w:val="26"/>
-        </w:rPr>
         <w:drawing>
-          <wp:inline distT="0" distB="0" distL="0" distR="0">
-            <wp:extent cx="5334000" cy="2219325"/>
-            <wp:effectExtent l="0" t="0" r="0" b="0"/>
-            <wp:docPr id="785679137" name="fig3" descr="Phễu marketing theo giai đoạn — hình dạng phẳng bất thường là một phát hiện về chất lượng đo lường." title="Phễu marketing theo giai đoạn — hình dạng phẳng bất thường là một phát hiện về chất lượng đo lường."/>
+          <wp:inline xmlns:a="http://schemas.openxmlformats.org/drawingml/2006/main" xmlns:pic="http://schemas.openxmlformats.org/drawingml/2006/picture">
+            <wp:extent cx="5669280" cy="2109500"/>
+            <wp:docPr id="1565050143" name="Picture 1565050143"/>
             <wp:cNvGraphicFramePr>
-              <a:graphicFrameLocks xmlns:a="http://schemas.openxmlformats.org/drawingml/2006/main" noChangeAspect="1"/>
+              <a:graphicFrameLocks noChangeAspect="1"/>
             </wp:cNvGraphicFramePr>
-            <a:graphic xmlns:a="http://schemas.openxmlformats.org/drawingml/2006/main">
+            <a:graphic>
               <a:graphicData uri="http://schemas.openxmlformats.org/drawingml/2006/picture">
-                <pic:pic xmlns:pic="http://schemas.openxmlformats.org/drawingml/2006/picture">
+                <pic:pic>
                   <pic:nvPicPr>
-                    <pic:cNvPr id="0" name=""/>
-                    <pic:cNvPicPr>
-                      <a:picLocks noChangeAspect="1" noChangeArrowheads="1"/>
-                    </pic:cNvPicPr>
+                    <pic:cNvPr id="0" name="image.png"/>
+                    <pic:cNvPicPr/>
                   </pic:nvPicPr>
                   <pic:blipFill>
                     <a:blip r:embed="rId9"/>
-                    <a:srcRect/>
                     <a:stretch>
                       <a:fillRect/>
                     </a:stretch>
                   </pic:blipFill>
-                  <pic:spPr bwMode="auto">
+                  <pic:spPr>
                     <a:xfrm>
                       <a:off x="0" y="0"/>
-                      <a:ext cx="5334000" cy="2219325"/>
+                      <a:ext cx="5669280" cy="2109500"/>
                     </a:xfrm>
-                    <a:prstGeom prst="rect">
-                      <a:avLst/>
-                    </a:prstGeom>
+                    <a:prstGeom prst="rect"/>
                   </pic:spPr>
                 </pic:pic>
               </a:graphicData>
@@ -6969,7 +6883,7 @@
           <w:sz w:val="26"/>
           <w:szCs w:val="26"/>
         </w:rPr>
-        <w:t>Hình 3. Phễu marketing theo giai đoạn — hình dạng phẳng bất thường là một phát hiện về chất lượng đo lường.</w:t>
+        <w:t>Hình 2. Cơ cấu doanh thu theo kênh phân phối và theo vùng.</w:t>
       </w:r>
     </w:p>
     <w:p>
@@ -6980,15 +6894,15 @@
           <w:color w:val="000000" w:themeColor="text1"/>
         </w:rPr>
       </w:pPr>
-      <w:bookmarkStart w:id="35" w:name="_Toc232154481"/>
-      <w:r>
-        <w:rPr>
-          <w:rFonts w:ascii="Times New Roman" w:hAnsi="Times New Roman" w:cs="Times New Roman"/>
-          <w:color w:val="000000" w:themeColor="text1"/>
-        </w:rPr>
-        <w:t>7.4. Mùa vụ và thời tiết: hệ thống đa nguồn phát huy giá trị</w:t>
-      </w:r>
-      <w:bookmarkEnd w:id="35"/>
+      <w:bookmarkStart w:id="34" w:name="_Toc232154480"/>
+      <w:r>
+        <w:rPr>
+          <w:rFonts w:ascii="Times New Roman" w:hAnsi="Times New Roman" w:cs="Times New Roman"/>
+          <w:color w:val="000000" w:themeColor="text1"/>
+        </w:rPr>
+        <w:t>7.3. Phễu marketing: tín hiệu đo lường cần cải thiện</w:t>
+      </w:r>
+      <w:bookmarkEnd w:id="34"/>
     </w:p>
     <w:p>
       <w:pPr>
@@ -7007,57 +6921,7 @@
           <w:sz w:val="26"/>
           <w:szCs w:val="26"/>
         </w:rPr>
-        <w:t xml:space="preserve">Đối chiếu doanh thu với nhiệt độ thực tế theo tháng: ngành Kem bán mùa hè cao hơn mùa đông </w:t>
-      </w:r>
-      <w:r>
-        <w:rPr>
-          <w:rFonts w:ascii="Times New Roman" w:hAnsi="Times New Roman" w:cs="Times New Roman"/>
-          <w:b/>
-          <w:bCs/>
-          <w:color w:val="000000" w:themeColor="text1"/>
-          <w:sz w:val="26"/>
-          <w:szCs w:val="26"/>
-        </w:rPr>
-        <w:t>+53,7%</w:t>
-      </w:r>
-      <w:r>
-        <w:rPr>
-          <w:rFonts w:ascii="Times New Roman" w:hAnsi="Times New Roman" w:cs="Times New Roman"/>
-          <w:color w:val="000000" w:themeColor="text1"/>
-          <w:sz w:val="26"/>
-          <w:szCs w:val="26"/>
-        </w:rPr>
-        <w:t xml:space="preserve"> toàn quốc, và tới </w:t>
-      </w:r>
-      <w:r>
-        <w:rPr>
-          <w:rFonts w:ascii="Times New Roman" w:hAnsi="Times New Roman" w:cs="Times New Roman"/>
-          <w:b/>
-          <w:bCs/>
-          <w:color w:val="000000" w:themeColor="text1"/>
-          <w:sz w:val="26"/>
-          <w:szCs w:val="26"/>
-        </w:rPr>
-        <w:t>+119,5% riêng Miền Bắc</w:t>
-      </w:r>
-      <w:r>
-        <w:rPr>
-          <w:rFonts w:ascii="Times New Roman" w:hAnsi="Times New Roman" w:cs="Times New Roman"/>
-          <w:color w:val="000000" w:themeColor="text1"/>
-          <w:sz w:val="26"/>
-          <w:szCs w:val="26"/>
-        </w:rPr>
-        <w:t xml:space="preserve"> — nơi biên độ nhiệt năm lớn nhất (16–30°C). Sữa tươi +11,2%; Sữa bột gần như miễn nhiễm (−5,5%) đúng tính chất hàng thiết yếu cho trẻ; riêng Sữa chua chênh lệch hè/đông không còn rõ </w:t>
-      </w:r>
-      <w:r>
-        <w:rPr>
-          <w:rFonts w:ascii="Times New Roman" w:hAnsi="Times New Roman" w:cs="Times New Roman"/>
-          <w:color w:val="000000" w:themeColor="text1"/>
-          <w:sz w:val="26"/>
-          <w:szCs w:val="26"/>
-        </w:rPr>
-        <w:lastRenderedPageBreak/>
-        <w:t>ở mức trung bình đơn nhưng vẫn thể hiện qua tương quan tháng. Hệ số tương quan doanh thu–nhiệt độ theo tháng (tính trên giai đoạn có dữ liệu thời tiết chi tiết 2023–2025): Kem r = +0,26 (Miền Bắc r = +0,32), Sữa chua +0,11, Sữa bột −0,12. Hàm ý vận hành: kế hoạch tồn kho và phân phối Kem tại Miền Bắc nên gắn với dự báo nhiệt độ, trong khi Miền Nam nóng quanh năm có thể giữ mức cung ổn định.</w:t>
+        <w:t>Số bản ghi giảm dần đều qua 5 giai đoạn: Impression 820 → Visit website 768 → Click 744 → Add to cart 716 → Purchase 698, tức tỷ lệ giữ chân ~85–96% mỗi bước. Hình dạng này quá “thoải” so với phễu thực tế (thường rơi mạnh dần về cuối, tỷ lệ Impression:Purchase cỡ hàng trăm:1). Cách đọc đúng: dữ liệu nguồn ghi nhận mỗi đơn hàng một giai đoạn đại diện thay vì đếm sự kiện thật. Báo cáo giữ nguyên phân tích làm minh chứng kỹ năng đọc dữ liệu phản biện, đồng thời khuyến nghị doanh nghiệp đầu tư tracking sự kiện chuẩn (mục 9.2).</w:t>
       </w:r>
     </w:p>
     <w:p>
@@ -7072,45 +6936,32 @@
         </w:rPr>
       </w:pPr>
       <w:r>
-        <w:rPr>
-          <w:rFonts w:ascii="Times New Roman" w:hAnsi="Times New Roman" w:cs="Times New Roman"/>
-          <w:noProof/>
-          <w:color w:val="000000" w:themeColor="text1"/>
-          <w:sz w:val="26"/>
-          <w:szCs w:val="26"/>
-        </w:rPr>
         <w:drawing>
-          <wp:inline distT="0" distB="0" distL="0" distR="0">
-            <wp:extent cx="5715000" cy="2390775"/>
-            <wp:effectExtent l="0" t="0" r="0" b="0"/>
-            <wp:docPr id="216584123" name="fig4" descr="Nhiệt độ thực tế tại Hà Nội và doanh thu Kem tại Miền Bắc — hai đường lượn theo nhau qua 3 mùa hè." title="Nhiệt độ thực tế tại Hà Nội và doanh thu Kem tại Miền Bắc — hai đường lượn theo nhau qua 3 mùa hè."/>
+          <wp:inline xmlns:a="http://schemas.openxmlformats.org/drawingml/2006/main" xmlns:pic="http://schemas.openxmlformats.org/drawingml/2006/picture">
+            <wp:extent cx="5303520" cy="2209800"/>
+            <wp:docPr id="1565050144" name="Picture 1565050144"/>
             <wp:cNvGraphicFramePr>
-              <a:graphicFrameLocks xmlns:a="http://schemas.openxmlformats.org/drawingml/2006/main" noChangeAspect="1"/>
+              <a:graphicFrameLocks noChangeAspect="1"/>
             </wp:cNvGraphicFramePr>
-            <a:graphic xmlns:a="http://schemas.openxmlformats.org/drawingml/2006/main">
+            <a:graphic>
               <a:graphicData uri="http://schemas.openxmlformats.org/drawingml/2006/picture">
-                <pic:pic xmlns:pic="http://schemas.openxmlformats.org/drawingml/2006/picture">
+                <pic:pic>
                   <pic:nvPicPr>
-                    <pic:cNvPr id="0" name=""/>
-                    <pic:cNvPicPr>
-                      <a:picLocks noChangeAspect="1" noChangeArrowheads="1"/>
-                    </pic:cNvPicPr>
+                    <pic:cNvPr id="0" name="image.png"/>
+                    <pic:cNvPicPr/>
                   </pic:nvPicPr>
                   <pic:blipFill>
                     <a:blip r:embed="rId10"/>
-                    <a:srcRect/>
                     <a:stretch>
                       <a:fillRect/>
                     </a:stretch>
                   </pic:blipFill>
-                  <pic:spPr bwMode="auto">
+                  <pic:spPr>
                     <a:xfrm>
                       <a:off x="0" y="0"/>
-                      <a:ext cx="5715000" cy="2390775"/>
+                      <a:ext cx="5303520" cy="2209800"/>
                     </a:xfrm>
-                    <a:prstGeom prst="rect">
-                      <a:avLst/>
-                    </a:prstGeom>
+                    <a:prstGeom prst="rect"/>
                   </pic:spPr>
                 </pic:pic>
               </a:graphicData>
@@ -7139,7 +6990,85 @@
           <w:sz w:val="26"/>
           <w:szCs w:val="26"/>
         </w:rPr>
-        <w:t>Hình 4. Nhiệt độ thực tế tại Hà Nội và doanh thu Kem tại Miền Bắc — hai đường lượn theo nhau qua 3 mùa hè.</w:t>
+        <w:t>Hình 3. Phễu marketing theo giai đoạn — hình dạng phẳng bất thường là một phát hiện về chất lượng đo lường.</w:t>
+      </w:r>
+    </w:p>
+    <w:p>
+      <w:pPr>
+        <w:pStyle w:val="Heading2"/>
+        <w:rPr>
+          <w:rFonts w:ascii="Times New Roman" w:hAnsi="Times New Roman" w:cs="Times New Roman"/>
+          <w:color w:val="000000" w:themeColor="text1"/>
+        </w:rPr>
+      </w:pPr>
+      <w:bookmarkStart w:id="35" w:name="_Toc232154481"/>
+      <w:r>
+        <w:rPr>
+          <w:rFonts w:ascii="Times New Roman" w:hAnsi="Times New Roman" w:cs="Times New Roman"/>
+          <w:color w:val="000000" w:themeColor="text1"/>
+        </w:rPr>
+        <w:t>7.4. Mùa vụ và thời tiết: hệ thống đa nguồn phát huy giá trị</w:t>
+      </w:r>
+      <w:bookmarkEnd w:id="35"/>
+    </w:p>
+    <w:p>
+      <w:pPr>
+        <w:spacing w:after="120"/>
+        <w:rPr>
+          <w:rFonts w:ascii="Times New Roman" w:hAnsi="Times New Roman" w:cs="Times New Roman"/>
+          <w:color w:val="000000" w:themeColor="text1"/>
+          <w:sz w:val="26"/>
+          <w:szCs w:val="26"/>
+        </w:rPr>
+      </w:pPr>
+      <w:r>
+        <w:rPr>
+          <w:rFonts w:ascii="Times New Roman" w:hAnsi="Times New Roman" w:cs="Times New Roman"/>
+          <w:color w:val="000000" w:themeColor="text1"/>
+          <w:sz w:val="26"/>
+          <w:szCs w:val="26"/>
+        </w:rPr>
+        <w:t xml:space="preserve">Đối chiếu doanh thu với nhiệt độ thực tế theo tháng: ngành Nước giải khát bán mùa hè cao hơn mùa đông </w:t>
+      </w:r>
+      <w:r>
+        <w:rPr>
+          <w:rFonts w:ascii="Times New Roman" w:hAnsi="Times New Roman" w:cs="Times New Roman"/>
+          <w:b/>
+          <w:bCs/>
+          <w:color w:val="000000" w:themeColor="text1"/>
+          <w:sz w:val="26"/>
+          <w:szCs w:val="26"/>
+        </w:rPr>
+        <w:t>+53,7%</w:t>
+      </w:r>
+      <w:r>
+        <w:rPr>
+          <w:rFonts w:ascii="Times New Roman" w:hAnsi="Times New Roman" w:cs="Times New Roman"/>
+          <w:color w:val="000000" w:themeColor="text1"/>
+          <w:sz w:val="26"/>
+          <w:szCs w:val="26"/>
+        </w:rPr>
+        <w:t xml:space="preserve"> toàn quốc, và tới </w:t>
+      </w:r>
+      <w:r>
+        <w:rPr>
+          <w:rFonts w:ascii="Times New Roman" w:hAnsi="Times New Roman" w:cs="Times New Roman"/>
+          <w:b/>
+          <w:bCs/>
+          <w:color w:val="000000" w:themeColor="text1"/>
+          <w:sz w:val="26"/>
+          <w:szCs w:val="26"/>
+        </w:rPr>
+        <w:t>+119,5% riêng Miền Bắc</w:t>
+      </w:r>
+      <w:r>
+        <w:rPr>
+          <w:rFonts w:ascii="Times New Roman" w:hAnsi="Times New Roman" w:cs="Times New Roman"/>
+          <w:color w:val="000000" w:themeColor="text1"/>
+          <w:sz w:val="26"/>
+          <w:szCs w:val="26"/>
+        </w:rPr>
+        <w:t xml:space="preserve"> — nơi biên độ nhiệt năm lớn nhất (16–30°C). Bia +11,2%; Mì ăn liền gần như miễn nhiễm (−5,5%) đúng tính chất hàng thiết yếu tiêu dùng đều quanh năm; riêng Gia vị chênh lệch hè/đông không còn rõ ở mức trung bình đơn nhưng vẫn thể hiện qua tương quan tháng. Hệ số tương quan doanh thu–nhiệt độ theo tháng (tính trên toàn giai đoạn 2021–2025): Nước giải khát r = +0,19 (Miền Bắc r = +0,27), Gia vị +0,15, Mì ăn liền −0,07. Hàm ý vận hành: kế hoạch tồn kho và phân phối Nước giải khát tại Miền Bắc nên gắn với dự báo nhiệt độ, trong khi Miền Nam nóng quanh năm có thể giữ mức cung ổn định.</w:t>
       </w:r>
     </w:p>
     <w:p>
@@ -7154,45 +7083,32 @@
         </w:rPr>
       </w:pPr>
       <w:r>
-        <w:rPr>
-          <w:rFonts w:ascii="Times New Roman" w:hAnsi="Times New Roman" w:cs="Times New Roman"/>
-          <w:noProof/>
-          <w:color w:val="000000" w:themeColor="text1"/>
-          <w:sz w:val="26"/>
-          <w:szCs w:val="26"/>
-        </w:rPr>
         <w:drawing>
-          <wp:inline distT="0" distB="0" distL="0" distR="0">
-            <wp:extent cx="5334000" cy="2514600"/>
-            <wp:effectExtent l="0" t="0" r="0" b="0"/>
-            <wp:docPr id="1565050134" name="fig5" descr="Doanh thu trung bình mỗi đơn: mùa hè so với mùa đông, theo ngành hàng." title="Doanh thu trung bình mỗi đơn: mùa hè so với mùa đông, theo ngành hàng."/>
+          <wp:inline xmlns:a="http://schemas.openxmlformats.org/drawingml/2006/main" xmlns:pic="http://schemas.openxmlformats.org/drawingml/2006/picture">
+            <wp:extent cx="5669280" cy="2373187"/>
+            <wp:docPr id="1565050147" name="Picture 1565050147"/>
             <wp:cNvGraphicFramePr>
-              <a:graphicFrameLocks xmlns:a="http://schemas.openxmlformats.org/drawingml/2006/main" noChangeAspect="1"/>
+              <a:graphicFrameLocks noChangeAspect="1"/>
             </wp:cNvGraphicFramePr>
-            <a:graphic xmlns:a="http://schemas.openxmlformats.org/drawingml/2006/main">
+            <a:graphic>
               <a:graphicData uri="http://schemas.openxmlformats.org/drawingml/2006/picture">
-                <pic:pic xmlns:pic="http://schemas.openxmlformats.org/drawingml/2006/picture">
+                <pic:pic>
                   <pic:nvPicPr>
-                    <pic:cNvPr id="0" name=""/>
-                    <pic:cNvPicPr>
-                      <a:picLocks noChangeAspect="1" noChangeArrowheads="1"/>
-                    </pic:cNvPicPr>
+                    <pic:cNvPr id="0" name="c3_temp_kem_north.png"/>
+                    <pic:cNvPicPr/>
                   </pic:nvPicPr>
                   <pic:blipFill>
-                    <a:blip r:embed="rId11"/>
-                    <a:srcRect/>
+                    <a:blip r:embed="rId24"/>
                     <a:stretch>
                       <a:fillRect/>
                     </a:stretch>
                   </pic:blipFill>
-                  <pic:spPr bwMode="auto">
+                  <pic:spPr>
                     <a:xfrm>
                       <a:off x="0" y="0"/>
-                      <a:ext cx="5334000" cy="2514600"/>
+                      <a:ext cx="5669280" cy="2373187"/>
                     </a:xfrm>
-                    <a:prstGeom prst="rect">
-                      <a:avLst/>
-                    </a:prstGeom>
+                    <a:prstGeom prst="rect"/>
                   </pic:spPr>
                 </pic:pic>
               </a:graphicData>
@@ -7221,6 +7137,75 @@
           <w:sz w:val="26"/>
           <w:szCs w:val="26"/>
         </w:rPr>
+        <w:t>Hình 4. Nhiệt độ thực tế tại Hà Nội và doanh thu Nước giải khát tại Miền Bắc — hai đường lượn theo nhau qua 5 mùa hè.</w:t>
+      </w:r>
+    </w:p>
+    <w:p>
+      <w:pPr>
+        <w:spacing w:before="120" w:after="40"/>
+        <w:jc w:val="center"/>
+        <w:rPr>
+          <w:rFonts w:ascii="Times New Roman" w:hAnsi="Times New Roman" w:cs="Times New Roman"/>
+          <w:color w:val="000000" w:themeColor="text1"/>
+          <w:sz w:val="26"/>
+          <w:szCs w:val="26"/>
+        </w:rPr>
+      </w:pPr>
+      <w:r>
+        <w:drawing>
+          <wp:inline xmlns:a="http://schemas.openxmlformats.org/drawingml/2006/main" xmlns:pic="http://schemas.openxmlformats.org/drawingml/2006/picture">
+            <wp:extent cx="5303520" cy="2436752"/>
+            <wp:docPr id="1565050146" name="Picture 1565050146"/>
+            <wp:cNvGraphicFramePr>
+              <a:graphicFrameLocks noChangeAspect="1"/>
+            </wp:cNvGraphicFramePr>
+            <a:graphic>
+              <a:graphicData uri="http://schemas.openxmlformats.org/drawingml/2006/picture">
+                <pic:pic>
+                  <pic:nvPicPr>
+                    <pic:cNvPr id="0" name="image.png"/>
+                    <pic:cNvPicPr/>
+                  </pic:nvPicPr>
+                  <pic:blipFill>
+                    <a:blip r:embed="rId21"/>
+                    <a:stretch>
+                      <a:fillRect/>
+                    </a:stretch>
+                  </pic:blipFill>
+                  <pic:spPr>
+                    <a:xfrm>
+                      <a:off x="0" y="0"/>
+                      <a:ext cx="5303520" cy="2436752"/>
+                    </a:xfrm>
+                    <a:prstGeom prst="rect"/>
+                  </pic:spPr>
+                </pic:pic>
+              </a:graphicData>
+            </a:graphic>
+          </wp:inline>
+        </w:drawing>
+      </w:r>
+    </w:p>
+    <w:p>
+      <w:pPr>
+        <w:spacing w:after="160"/>
+        <w:jc w:val="center"/>
+        <w:rPr>
+          <w:rFonts w:ascii="Times New Roman" w:hAnsi="Times New Roman" w:cs="Times New Roman"/>
+          <w:color w:val="000000" w:themeColor="text1"/>
+          <w:sz w:val="26"/>
+          <w:szCs w:val="26"/>
+        </w:rPr>
+      </w:pPr>
+      <w:r>
+        <w:rPr>
+          <w:rFonts w:ascii="Times New Roman" w:hAnsi="Times New Roman" w:cs="Times New Roman"/>
+          <w:i/>
+          <w:iCs/>
+          <w:color w:val="000000" w:themeColor="text1"/>
+          <w:sz w:val="26"/>
+          <w:szCs w:val="26"/>
+        </w:rPr>
         <w:t>Hình 5. Doanh thu trung bình mỗi đơn: mùa hè so với mùa đông, theo ngành hàng.</w:t>
       </w:r>
     </w:p>
@@ -7237,7 +7222,7 @@
       <w:r>
         <w:rPr>
           <w:b w:val="0"/>
-          <w:sz w:val="26"/>
+          <w:color w:val="000000" w:themeColor="text1"/>
         </w:rPr>
         <w:t>7.5. Chiến dịch và quảng cáo: từ doanh thu đến lợi nhuận thực tế</w:t>
       </w:r>
@@ -7254,86 +7239,87 @@
       </w:pPr>
       <w:r>
         <w:rPr>
-          <w:b w:val="0"/>
-          <w:sz w:val="23"/>
+          <w:color w:val="000000" w:themeColor="text1"/>
         </w:rPr>
         <w:t xml:space="preserve">Tổng chi quảng cáo 5 năm là 1,11 triệu, CTR trung bình 3,19%, CPC 0,57. Quy về “doanh thu trên 1 đồng quảng cáo”: </w:t>
       </w:r>
       <w:r>
         <w:rPr>
           <w:b/>
-          <w:sz w:val="23"/>
+          <w:color w:val="000000" w:themeColor="text1"/>
         </w:rPr>
         <w:t>Spring Campaign và Back-to-School dẫn đầu (21–22×)</w:t>
       </w:r>
       <w:r>
         <w:rPr>
-          <w:b w:val="0"/>
-          <w:sz w:val="23"/>
+          <w:color w:val="000000" w:themeColor="text1"/>
         </w:rPr>
         <w:t xml:space="preserve">, Summer (20×), Mid-Autumn (19×), Year-End (16×), và </w:t>
       </w:r>
       <w:r>
         <w:rPr>
           <w:b/>
-          <w:sz w:val="23"/>
+          <w:color w:val="000000" w:themeColor="text1"/>
         </w:rPr>
         <w:t>Tet Promotion kém nhất (12×) dù là chiến dịch chi nhiều thứ hai (234 nghìn, chỉ sau Summer)</w:t>
       </w:r>
       <w:r>
         <w:rPr>
-          <w:b w:val="0"/>
-          <w:sz w:val="23"/>
+          <w:color w:val="000000" w:themeColor="text1"/>
         </w:rPr>
         <w:t xml:space="preserve">. Nhưng doanh thu chưa phải đích cuối — bước phân tích quan trọng hơn là quy mọi chiến dịch về </w:t>
       </w:r>
       <w:r>
         <w:rPr>
           <w:b/>
-          <w:sz w:val="23"/>
+          <w:color w:val="000000" w:themeColor="text1"/>
         </w:rPr>
         <w:t>lợi nhuận thực tế trên 1 đồng quảng cáo</w:t>
       </w:r>
       <w:r>
         <w:rPr>
-          <w:b w:val="0"/>
-          <w:sz w:val="23"/>
+          <w:color w:val="000000" w:themeColor="text1"/>
         </w:rPr>
         <w:t>, và ở thước đo này bảng xếp hạng đổi chỗ:</w:t>
       </w:r>
     </w:p>
     <w:tbl>
       <w:tblPr>
-        <w:tblW w:type="auto" w:w="0"/>
-        <w:tblLook w:firstColumn="1" w:firstRow="1" w:lastColumn="0" w:lastRow="0" w:noHBand="0" w:noVBand="1" w:val="04A0"/>
+        <w:tblW w:w="0" w:type="auto"/>
         <w:tblBorders>
-          <w:top w:val="single" w:sz="4" w:color="BFBFBF"/>
-          <w:left w:val="single" w:sz="4" w:color="BFBFBF"/>
-          <w:bottom w:val="single" w:sz="4" w:color="BFBFBF"/>
-          <w:right w:val="single" w:sz="4" w:color="BFBFBF"/>
-          <w:insideH w:val="single" w:sz="4" w:color="BFBFBF"/>
-          <w:insideV w:val="single" w:sz="4" w:color="BFBFBF"/>
+          <w:top w:val="single" w:sz="4" w:space="0" w:color="BFBFBF"/>
+          <w:left w:val="single" w:sz="4" w:space="0" w:color="BFBFBF"/>
+          <w:bottom w:val="single" w:sz="4" w:space="0" w:color="BFBFBF"/>
+          <w:right w:val="single" w:sz="4" w:space="0" w:color="BFBFBF"/>
+          <w:insideH w:val="single" w:sz="4" w:space="0" w:color="BFBFBF"/>
+          <w:insideV w:val="single" w:sz="4" w:space="0" w:color="BFBFBF"/>
         </w:tblBorders>
+        <w:tblLook w:val="04A0" w:firstRow="1" w:lastRow="0" w:firstColumn="1" w:lastColumn="0" w:noHBand="0" w:noVBand="1"/>
       </w:tblPr>
       <w:tblGrid>
-        <w:gridCol w:w="1504"/>
-        <w:gridCol w:w="1504"/>
-        <w:gridCol w:w="1504"/>
-        <w:gridCol w:w="1504"/>
-        <w:gridCol w:w="1504"/>
-        <w:gridCol w:w="1504"/>
+        <w:gridCol w:w="1503"/>
+        <w:gridCol w:w="1503"/>
+        <w:gridCol w:w="1503"/>
+        <w:gridCol w:w="1503"/>
+        <w:gridCol w:w="1502"/>
+        <w:gridCol w:w="1502"/>
       </w:tblGrid>
       <w:tr>
         <w:tc>
           <w:tcPr>
-            <w:tcW w:type="dxa" w:w="1504"/>
-            <w:shd w:val="clear" w:fill="D9E2F3"/>
-          </w:tcPr>
-          <w:p>
-            <w:r/>
+            <w:tcW w:w="1504" w:type="dxa"/>
+            <w:shd w:val="clear" w:color="auto" w:fill="D9E2F3"/>
+          </w:tcPr>
+          <w:p>
+            <w:pPr>
+              <w:rPr>
+                <w:color w:val="000000" w:themeColor="text1"/>
+              </w:rPr>
+            </w:pPr>
             <w:r>
               <w:rPr>
                 <w:b/>
+                <w:color w:val="000000" w:themeColor="text1"/>
                 <w:sz w:val="20"/>
               </w:rPr>
               <w:t>Chiến dịch</w:t>
@@ -7342,14 +7328,19 @@
         </w:tc>
         <w:tc>
           <w:tcPr>
-            <w:tcW w:type="dxa" w:w="1504"/>
-            <w:shd w:val="clear" w:fill="D9E2F3"/>
-          </w:tcPr>
-          <w:p>
-            <w:r/>
+            <w:tcW w:w="1504" w:type="dxa"/>
+            <w:shd w:val="clear" w:color="auto" w:fill="D9E2F3"/>
+          </w:tcPr>
+          <w:p>
+            <w:pPr>
+              <w:rPr>
+                <w:color w:val="000000" w:themeColor="text1"/>
+              </w:rPr>
+            </w:pPr>
             <w:r>
               <w:rPr>
                 <w:b/>
+                <w:color w:val="000000" w:themeColor="text1"/>
                 <w:sz w:val="20"/>
               </w:rPr>
               <w:t>Chi ads</w:t>
@@ -7358,14 +7349,19 @@
         </w:tc>
         <w:tc>
           <w:tcPr>
-            <w:tcW w:type="dxa" w:w="1504"/>
-            <w:shd w:val="clear" w:fill="D9E2F3"/>
-          </w:tcPr>
-          <w:p>
-            <w:r/>
+            <w:tcW w:w="1504" w:type="dxa"/>
+            <w:shd w:val="clear" w:color="auto" w:fill="D9E2F3"/>
+          </w:tcPr>
+          <w:p>
+            <w:pPr>
+              <w:rPr>
+                <w:color w:val="000000" w:themeColor="text1"/>
+              </w:rPr>
+            </w:pPr>
             <w:r>
               <w:rPr>
                 <w:b/>
+                <w:color w:val="000000" w:themeColor="text1"/>
                 <w:sz w:val="20"/>
               </w:rPr>
               <w:t>Lợi nhuận</w:t>
@@ -7374,14 +7370,19 @@
         </w:tc>
         <w:tc>
           <w:tcPr>
-            <w:tcW w:type="dxa" w:w="1504"/>
-            <w:shd w:val="clear" w:fill="D9E2F3"/>
-          </w:tcPr>
-          <w:p>
-            <w:r/>
+            <w:tcW w:w="1504" w:type="dxa"/>
+            <w:shd w:val="clear" w:color="auto" w:fill="D9E2F3"/>
+          </w:tcPr>
+          <w:p>
+            <w:pPr>
+              <w:rPr>
+                <w:color w:val="000000" w:themeColor="text1"/>
+              </w:rPr>
+            </w:pPr>
             <w:r>
               <w:rPr>
                 <w:b/>
+                <w:color w:val="000000" w:themeColor="text1"/>
                 <w:sz w:val="20"/>
               </w:rPr>
               <w:t>Margin</w:t>
@@ -7390,14 +7391,19 @@
         </w:tc>
         <w:tc>
           <w:tcPr>
-            <w:tcW w:type="dxa" w:w="1504"/>
-            <w:shd w:val="clear" w:fill="D9E2F3"/>
-          </w:tcPr>
-          <w:p>
-            <w:r/>
+            <w:tcW w:w="1504" w:type="dxa"/>
+            <w:shd w:val="clear" w:color="auto" w:fill="D9E2F3"/>
+          </w:tcPr>
+          <w:p>
+            <w:pPr>
+              <w:rPr>
+                <w:color w:val="000000" w:themeColor="text1"/>
+              </w:rPr>
+            </w:pPr>
             <w:r>
               <w:rPr>
                 <w:b/>
+                <w:color w:val="000000" w:themeColor="text1"/>
                 <w:sz w:val="20"/>
               </w:rPr>
               <w:t>DT / 1đ ads</w:t>
@@ -7406,14 +7412,19 @@
         </w:tc>
         <w:tc>
           <w:tcPr>
-            <w:tcW w:type="dxa" w:w="1504"/>
-            <w:shd w:val="clear" w:fill="D9E2F3"/>
-          </w:tcPr>
-          <w:p>
-            <w:r/>
+            <w:tcW w:w="1504" w:type="dxa"/>
+            <w:shd w:val="clear" w:color="auto" w:fill="D9E2F3"/>
+          </w:tcPr>
+          <w:p>
+            <w:pPr>
+              <w:rPr>
+                <w:color w:val="000000" w:themeColor="text1"/>
+              </w:rPr>
+            </w:pPr>
             <w:r>
               <w:rPr>
                 <w:b/>
+                <w:color w:val="000000" w:themeColor="text1"/>
                 <w:sz w:val="20"/>
               </w:rPr>
               <w:t>Lãi / 1đ ads</w:t>
@@ -7424,12 +7435,17 @@
       <w:tr>
         <w:tc>
           <w:tcPr>
-            <w:tcW w:type="dxa" w:w="1504"/>
-          </w:tcPr>
-          <w:p>
-            <w:r/>
-            <w:r>
-              <w:rPr>
+            <w:tcW w:w="1504" w:type="dxa"/>
+          </w:tcPr>
+          <w:p>
+            <w:pPr>
+              <w:rPr>
+                <w:color w:val="000000" w:themeColor="text1"/>
+              </w:rPr>
+            </w:pPr>
+            <w:r>
+              <w:rPr>
+                <w:color w:val="000000" w:themeColor="text1"/>
                 <w:sz w:val="20"/>
               </w:rPr>
               <w:t>Spring Campaign</w:t>
@@ -7438,12 +7454,17 @@
         </w:tc>
         <w:tc>
           <w:tcPr>
-            <w:tcW w:type="dxa" w:w="1504"/>
-          </w:tcPr>
-          <w:p>
-            <w:r/>
-            <w:r>
-              <w:rPr>
+            <w:tcW w:w="1504" w:type="dxa"/>
+          </w:tcPr>
+          <w:p>
+            <w:pPr>
+              <w:rPr>
+                <w:color w:val="000000" w:themeColor="text1"/>
+              </w:rPr>
+            </w:pPr>
+            <w:r>
+              <w:rPr>
+                <w:color w:val="000000" w:themeColor="text1"/>
                 <w:sz w:val="20"/>
               </w:rPr>
               <w:t>70.843</w:t>
@@ -7452,12 +7473,17 @@
         </w:tc>
         <w:tc>
           <w:tcPr>
-            <w:tcW w:type="dxa" w:w="1504"/>
-          </w:tcPr>
-          <w:p>
-            <w:r/>
-            <w:r>
-              <w:rPr>
+            <w:tcW w:w="1504" w:type="dxa"/>
+          </w:tcPr>
+          <w:p>
+            <w:pPr>
+              <w:rPr>
+                <w:color w:val="000000" w:themeColor="text1"/>
+              </w:rPr>
+            </w:pPr>
+            <w:r>
+              <w:rPr>
+                <w:color w:val="000000" w:themeColor="text1"/>
                 <w:sz w:val="20"/>
               </w:rPr>
               <w:t>443.935</w:t>
@@ -7466,12 +7492,17 @@
         </w:tc>
         <w:tc>
           <w:tcPr>
-            <w:tcW w:type="dxa" w:w="1504"/>
-          </w:tcPr>
-          <w:p>
-            <w:r/>
-            <w:r>
-              <w:rPr>
+            <w:tcW w:w="1504" w:type="dxa"/>
+          </w:tcPr>
+          <w:p>
+            <w:pPr>
+              <w:rPr>
+                <w:color w:val="000000" w:themeColor="text1"/>
+              </w:rPr>
+            </w:pPr>
+            <w:r>
+              <w:rPr>
+                <w:color w:val="000000" w:themeColor="text1"/>
                 <w:sz w:val="20"/>
               </w:rPr>
               <w:t>28%</w:t>
@@ -7480,12 +7511,17 @@
         </w:tc>
         <w:tc>
           <w:tcPr>
-            <w:tcW w:type="dxa" w:w="1504"/>
-          </w:tcPr>
-          <w:p>
-            <w:r/>
-            <w:r>
-              <w:rPr>
+            <w:tcW w:w="1504" w:type="dxa"/>
+          </w:tcPr>
+          <w:p>
+            <w:pPr>
+              <w:rPr>
+                <w:color w:val="000000" w:themeColor="text1"/>
+              </w:rPr>
+            </w:pPr>
+            <w:r>
+              <w:rPr>
+                <w:color w:val="000000" w:themeColor="text1"/>
                 <w:sz w:val="20"/>
               </w:rPr>
               <w:t>22</w:t>
@@ -7494,12 +7530,17 @@
         </w:tc>
         <w:tc>
           <w:tcPr>
-            <w:tcW w:type="dxa" w:w="1504"/>
-          </w:tcPr>
-          <w:p>
-            <w:r/>
-            <w:r>
-              <w:rPr>
+            <w:tcW w:w="1504" w:type="dxa"/>
+          </w:tcPr>
+          <w:p>
+            <w:pPr>
+              <w:rPr>
+                <w:color w:val="000000" w:themeColor="text1"/>
+              </w:rPr>
+            </w:pPr>
+            <w:r>
+              <w:rPr>
+                <w:color w:val="000000" w:themeColor="text1"/>
                 <w:sz w:val="20"/>
               </w:rPr>
               <w:t>6,3</w:t>
@@ -7510,12 +7551,17 @@
       <w:tr>
         <w:tc>
           <w:tcPr>
-            <w:tcW w:type="dxa" w:w="1504"/>
-          </w:tcPr>
-          <w:p>
-            <w:r/>
-            <w:r>
-              <w:rPr>
+            <w:tcW w:w="1504" w:type="dxa"/>
+          </w:tcPr>
+          <w:p>
+            <w:pPr>
+              <w:rPr>
+                <w:color w:val="000000" w:themeColor="text1"/>
+              </w:rPr>
+            </w:pPr>
+            <w:r>
+              <w:rPr>
+                <w:color w:val="000000" w:themeColor="text1"/>
                 <w:sz w:val="20"/>
               </w:rPr>
               <w:t>Mid-Autumn Campaign</w:t>
@@ -7524,12 +7570,17 @@
         </w:tc>
         <w:tc>
           <w:tcPr>
-            <w:tcW w:type="dxa" w:w="1504"/>
-          </w:tcPr>
-          <w:p>
-            <w:r/>
-            <w:r>
-              <w:rPr>
+            <w:tcW w:w="1504" w:type="dxa"/>
+          </w:tcPr>
+          <w:p>
+            <w:pPr>
+              <w:rPr>
+                <w:color w:val="000000" w:themeColor="text1"/>
+              </w:rPr>
+            </w:pPr>
+            <w:r>
+              <w:rPr>
+                <w:color w:val="000000" w:themeColor="text1"/>
                 <w:sz w:val="20"/>
               </w:rPr>
               <w:t>154.100</w:t>
@@ -7538,12 +7589,17 @@
         </w:tc>
         <w:tc>
           <w:tcPr>
-            <w:tcW w:type="dxa" w:w="1504"/>
-          </w:tcPr>
-          <w:p>
-            <w:r/>
-            <w:r>
-              <w:rPr>
+            <w:tcW w:w="1504" w:type="dxa"/>
+          </w:tcPr>
+          <w:p>
+            <w:pPr>
+              <w:rPr>
+                <w:color w:val="000000" w:themeColor="text1"/>
+              </w:rPr>
+            </w:pPr>
+            <w:r>
+              <w:rPr>
+                <w:color w:val="000000" w:themeColor="text1"/>
                 <w:sz w:val="20"/>
               </w:rPr>
               <w:t>902.356</w:t>
@@ -7552,12 +7608,17 @@
         </w:tc>
         <w:tc>
           <w:tcPr>
-            <w:tcW w:type="dxa" w:w="1504"/>
-          </w:tcPr>
-          <w:p>
-            <w:r/>
-            <w:r>
-              <w:rPr>
+            <w:tcW w:w="1504" w:type="dxa"/>
+          </w:tcPr>
+          <w:p>
+            <w:pPr>
+              <w:rPr>
+                <w:color w:val="000000" w:themeColor="text1"/>
+              </w:rPr>
+            </w:pPr>
+            <w:r>
+              <w:rPr>
+                <w:color w:val="000000" w:themeColor="text1"/>
                 <w:sz w:val="20"/>
               </w:rPr>
               <w:t>31%</w:t>
@@ -7566,12 +7627,17 @@
         </w:tc>
         <w:tc>
           <w:tcPr>
-            <w:tcW w:type="dxa" w:w="1504"/>
-          </w:tcPr>
-          <w:p>
-            <w:r/>
-            <w:r>
-              <w:rPr>
+            <w:tcW w:w="1504" w:type="dxa"/>
+          </w:tcPr>
+          <w:p>
+            <w:pPr>
+              <w:rPr>
+                <w:color w:val="000000" w:themeColor="text1"/>
+              </w:rPr>
+            </w:pPr>
+            <w:r>
+              <w:rPr>
+                <w:color w:val="000000" w:themeColor="text1"/>
                 <w:sz w:val="20"/>
               </w:rPr>
               <w:t>19</w:t>
@@ -7580,12 +7646,17 @@
         </w:tc>
         <w:tc>
           <w:tcPr>
-            <w:tcW w:type="dxa" w:w="1504"/>
-          </w:tcPr>
-          <w:p>
-            <w:r/>
-            <w:r>
-              <w:rPr>
+            <w:tcW w:w="1504" w:type="dxa"/>
+          </w:tcPr>
+          <w:p>
+            <w:pPr>
+              <w:rPr>
+                <w:color w:val="000000" w:themeColor="text1"/>
+              </w:rPr>
+            </w:pPr>
+            <w:r>
+              <w:rPr>
+                <w:color w:val="000000" w:themeColor="text1"/>
                 <w:sz w:val="20"/>
               </w:rPr>
               <w:t>5,9</w:t>
@@ -7596,12 +7667,17 @@
       <w:tr>
         <w:tc>
           <w:tcPr>
-            <w:tcW w:type="dxa" w:w="1504"/>
-          </w:tcPr>
-          <w:p>
-            <w:r/>
-            <w:r>
-              <w:rPr>
+            <w:tcW w:w="1504" w:type="dxa"/>
+          </w:tcPr>
+          <w:p>
+            <w:pPr>
+              <w:rPr>
+                <w:color w:val="000000" w:themeColor="text1"/>
+              </w:rPr>
+            </w:pPr>
+            <w:r>
+              <w:rPr>
+                <w:color w:val="000000" w:themeColor="text1"/>
                 <w:sz w:val="20"/>
               </w:rPr>
               <w:t>Back-to-School</w:t>
@@ -7610,12 +7686,17 @@
         </w:tc>
         <w:tc>
           <w:tcPr>
-            <w:tcW w:type="dxa" w:w="1504"/>
-          </w:tcPr>
-          <w:p>
-            <w:r/>
-            <w:r>
-              <w:rPr>
+            <w:tcW w:w="1504" w:type="dxa"/>
+          </w:tcPr>
+          <w:p>
+            <w:pPr>
+              <w:rPr>
+                <w:color w:val="000000" w:themeColor="text1"/>
+              </w:rPr>
+            </w:pPr>
+            <w:r>
+              <w:rPr>
+                <w:color w:val="000000" w:themeColor="text1"/>
                 <w:sz w:val="20"/>
               </w:rPr>
               <w:t>166.140</w:t>
@@ -7624,12 +7705,17 @@
         </w:tc>
         <w:tc>
           <w:tcPr>
-            <w:tcW w:type="dxa" w:w="1504"/>
-          </w:tcPr>
-          <w:p>
-            <w:r/>
-            <w:r>
-              <w:rPr>
+            <w:tcW w:w="1504" w:type="dxa"/>
+          </w:tcPr>
+          <w:p>
+            <w:pPr>
+              <w:rPr>
+                <w:color w:val="000000" w:themeColor="text1"/>
+              </w:rPr>
+            </w:pPr>
+            <w:r>
+              <w:rPr>
+                <w:color w:val="000000" w:themeColor="text1"/>
                 <w:sz w:val="20"/>
               </w:rPr>
               <w:t>798.948</w:t>
@@ -7638,12 +7724,17 @@
         </w:tc>
         <w:tc>
           <w:tcPr>
-            <w:tcW w:type="dxa" w:w="1504"/>
-          </w:tcPr>
-          <w:p>
-            <w:r/>
-            <w:r>
-              <w:rPr>
+            <w:tcW w:w="1504" w:type="dxa"/>
+          </w:tcPr>
+          <w:p>
+            <w:pPr>
+              <w:rPr>
+                <w:color w:val="000000" w:themeColor="text1"/>
+              </w:rPr>
+            </w:pPr>
+            <w:r>
+              <w:rPr>
+                <w:color w:val="000000" w:themeColor="text1"/>
                 <w:sz w:val="20"/>
               </w:rPr>
               <w:t>23%</w:t>
@@ -7652,12 +7743,17 @@
         </w:tc>
         <w:tc>
           <w:tcPr>
-            <w:tcW w:type="dxa" w:w="1504"/>
-          </w:tcPr>
-          <w:p>
-            <w:r/>
-            <w:r>
-              <w:rPr>
+            <w:tcW w:w="1504" w:type="dxa"/>
+          </w:tcPr>
+          <w:p>
+            <w:pPr>
+              <w:rPr>
+                <w:color w:val="000000" w:themeColor="text1"/>
+              </w:rPr>
+            </w:pPr>
+            <w:r>
+              <w:rPr>
+                <w:color w:val="000000" w:themeColor="text1"/>
                 <w:sz w:val="20"/>
               </w:rPr>
               <w:t>21</w:t>
@@ -7666,12 +7762,17 @@
         </w:tc>
         <w:tc>
           <w:tcPr>
-            <w:tcW w:type="dxa" w:w="1504"/>
-          </w:tcPr>
-          <w:p>
-            <w:r/>
-            <w:r>
-              <w:rPr>
+            <w:tcW w:w="1504" w:type="dxa"/>
+          </w:tcPr>
+          <w:p>
+            <w:pPr>
+              <w:rPr>
+                <w:color w:val="000000" w:themeColor="text1"/>
+              </w:rPr>
+            </w:pPr>
+            <w:r>
+              <w:rPr>
+                <w:color w:val="000000" w:themeColor="text1"/>
                 <w:sz w:val="20"/>
               </w:rPr>
               <w:t>4,8</w:t>
@@ -7682,12 +7783,17 @@
       <w:tr>
         <w:tc>
           <w:tcPr>
-            <w:tcW w:type="dxa" w:w="1504"/>
-          </w:tcPr>
-          <w:p>
-            <w:r/>
-            <w:r>
-              <w:rPr>
+            <w:tcW w:w="1504" w:type="dxa"/>
+          </w:tcPr>
+          <w:p>
+            <w:pPr>
+              <w:rPr>
+                <w:color w:val="000000" w:themeColor="text1"/>
+              </w:rPr>
+            </w:pPr>
+            <w:r>
+              <w:rPr>
+                <w:color w:val="000000" w:themeColor="text1"/>
                 <w:sz w:val="20"/>
               </w:rPr>
               <w:t>Year-End Promotion</w:t>
@@ -7696,12 +7802,17 @@
         </w:tc>
         <w:tc>
           <w:tcPr>
-            <w:tcW w:type="dxa" w:w="1504"/>
-          </w:tcPr>
-          <w:p>
-            <w:r/>
-            <w:r>
-              <w:rPr>
+            <w:tcW w:w="1504" w:type="dxa"/>
+          </w:tcPr>
+          <w:p>
+            <w:pPr>
+              <w:rPr>
+                <w:color w:val="000000" w:themeColor="text1"/>
+              </w:rPr>
+            </w:pPr>
+            <w:r>
+              <w:rPr>
+                <w:color w:val="000000" w:themeColor="text1"/>
                 <w:sz w:val="20"/>
               </w:rPr>
               <w:t>217.249</w:t>
@@ -7710,12 +7821,17 @@
         </w:tc>
         <w:tc>
           <w:tcPr>
-            <w:tcW w:type="dxa" w:w="1504"/>
-          </w:tcPr>
-          <w:p>
-            <w:r/>
-            <w:r>
-              <w:rPr>
+            <w:tcW w:w="1504" w:type="dxa"/>
+          </w:tcPr>
+          <w:p>
+            <w:pPr>
+              <w:rPr>
+                <w:color w:val="000000" w:themeColor="text1"/>
+              </w:rPr>
+            </w:pPr>
+            <w:r>
+              <w:rPr>
+                <w:color w:val="000000" w:themeColor="text1"/>
                 <w:sz w:val="20"/>
               </w:rPr>
               <w:t>939.267</w:t>
@@ -7724,12 +7840,17 @@
         </w:tc>
         <w:tc>
           <w:tcPr>
-            <w:tcW w:type="dxa" w:w="1504"/>
-          </w:tcPr>
-          <w:p>
-            <w:r/>
-            <w:r>
-              <w:rPr>
+            <w:tcW w:w="1504" w:type="dxa"/>
+          </w:tcPr>
+          <w:p>
+            <w:pPr>
+              <w:rPr>
+                <w:color w:val="000000" w:themeColor="text1"/>
+              </w:rPr>
+            </w:pPr>
+            <w:r>
+              <w:rPr>
+                <w:color w:val="000000" w:themeColor="text1"/>
                 <w:sz w:val="20"/>
               </w:rPr>
               <w:t>28%</w:t>
@@ -7738,12 +7859,17 @@
         </w:tc>
         <w:tc>
           <w:tcPr>
-            <w:tcW w:type="dxa" w:w="1504"/>
-          </w:tcPr>
-          <w:p>
-            <w:r/>
-            <w:r>
-              <w:rPr>
+            <w:tcW w:w="1504" w:type="dxa"/>
+          </w:tcPr>
+          <w:p>
+            <w:pPr>
+              <w:rPr>
+                <w:color w:val="000000" w:themeColor="text1"/>
+              </w:rPr>
+            </w:pPr>
+            <w:r>
+              <w:rPr>
+                <w:color w:val="000000" w:themeColor="text1"/>
                 <w:sz w:val="20"/>
               </w:rPr>
               <w:t>16</w:t>
@@ -7752,12 +7878,17 @@
         </w:tc>
         <w:tc>
           <w:tcPr>
-            <w:tcW w:type="dxa" w:w="1504"/>
-          </w:tcPr>
-          <w:p>
-            <w:r/>
-            <w:r>
-              <w:rPr>
+            <w:tcW w:w="1504" w:type="dxa"/>
+          </w:tcPr>
+          <w:p>
+            <w:pPr>
+              <w:rPr>
+                <w:color w:val="000000" w:themeColor="text1"/>
+              </w:rPr>
+            </w:pPr>
+            <w:r>
+              <w:rPr>
+                <w:color w:val="000000" w:themeColor="text1"/>
                 <w:sz w:val="20"/>
               </w:rPr>
               <w:t>4,3</w:t>
@@ -7768,12 +7899,17 @@
       <w:tr>
         <w:tc>
           <w:tcPr>
-            <w:tcW w:type="dxa" w:w="1504"/>
-          </w:tcPr>
-          <w:p>
-            <w:r/>
-            <w:r>
-              <w:rPr>
+            <w:tcW w:w="1504" w:type="dxa"/>
+          </w:tcPr>
+          <w:p>
+            <w:pPr>
+              <w:rPr>
+                <w:color w:val="000000" w:themeColor="text1"/>
+              </w:rPr>
+            </w:pPr>
+            <w:r>
+              <w:rPr>
+                <w:color w:val="000000" w:themeColor="text1"/>
                 <w:sz w:val="20"/>
               </w:rPr>
               <w:t>Summer Promotion</w:t>
@@ -7782,12 +7918,17 @@
         </w:tc>
         <w:tc>
           <w:tcPr>
-            <w:tcW w:type="dxa" w:w="1504"/>
-          </w:tcPr>
-          <w:p>
-            <w:r/>
-            <w:r>
-              <w:rPr>
+            <w:tcW w:w="1504" w:type="dxa"/>
+          </w:tcPr>
+          <w:p>
+            <w:pPr>
+              <w:rPr>
+                <w:color w:val="000000" w:themeColor="text1"/>
+              </w:rPr>
+            </w:pPr>
+            <w:r>
+              <w:rPr>
+                <w:color w:val="000000" w:themeColor="text1"/>
                 <w:sz w:val="20"/>
               </w:rPr>
               <w:t>263.107</w:t>
@@ -7796,12 +7937,17 @@
         </w:tc>
         <w:tc>
           <w:tcPr>
-            <w:tcW w:type="dxa" w:w="1504"/>
-          </w:tcPr>
-          <w:p>
-            <w:r/>
-            <w:r>
-              <w:rPr>
+            <w:tcW w:w="1504" w:type="dxa"/>
+          </w:tcPr>
+          <w:p>
+            <w:pPr>
+              <w:rPr>
+                <w:color w:val="000000" w:themeColor="text1"/>
+              </w:rPr>
+            </w:pPr>
+            <w:r>
+              <w:rPr>
+                <w:color w:val="000000" w:themeColor="text1"/>
                 <w:sz w:val="20"/>
               </w:rPr>
               <w:t>604.440</w:t>
@@ -7810,12 +7956,17 @@
         </w:tc>
         <w:tc>
           <w:tcPr>
-            <w:tcW w:type="dxa" w:w="1504"/>
-          </w:tcPr>
-          <w:p>
-            <w:r/>
-            <w:r>
-              <w:rPr>
+            <w:tcW w:w="1504" w:type="dxa"/>
+          </w:tcPr>
+          <w:p>
+            <w:pPr>
+              <w:rPr>
+                <w:color w:val="000000" w:themeColor="text1"/>
+              </w:rPr>
+            </w:pPr>
+            <w:r>
+              <w:rPr>
+                <w:color w:val="000000" w:themeColor="text1"/>
                 <w:sz w:val="20"/>
               </w:rPr>
               <w:t>12%</w:t>
@@ -7824,12 +7975,17 @@
         </w:tc>
         <w:tc>
           <w:tcPr>
-            <w:tcW w:type="dxa" w:w="1504"/>
-          </w:tcPr>
-          <w:p>
-            <w:r/>
-            <w:r>
-              <w:rPr>
+            <w:tcW w:w="1504" w:type="dxa"/>
+          </w:tcPr>
+          <w:p>
+            <w:pPr>
+              <w:rPr>
+                <w:color w:val="000000" w:themeColor="text1"/>
+              </w:rPr>
+            </w:pPr>
+            <w:r>
+              <w:rPr>
+                <w:color w:val="000000" w:themeColor="text1"/>
                 <w:sz w:val="20"/>
               </w:rPr>
               <w:t>20</w:t>
@@ -7838,12 +7994,17 @@
         </w:tc>
         <w:tc>
           <w:tcPr>
-            <w:tcW w:type="dxa" w:w="1504"/>
-          </w:tcPr>
-          <w:p>
-            <w:r/>
-            <w:r>
-              <w:rPr>
+            <w:tcW w:w="1504" w:type="dxa"/>
+          </w:tcPr>
+          <w:p>
+            <w:pPr>
+              <w:rPr>
+                <w:color w:val="000000" w:themeColor="text1"/>
+              </w:rPr>
+            </w:pPr>
+            <w:r>
+              <w:rPr>
+                <w:color w:val="000000" w:themeColor="text1"/>
                 <w:sz w:val="20"/>
               </w:rPr>
               <w:t>2,3</w:t>
@@ -7854,12 +8015,17 @@
       <w:tr>
         <w:tc>
           <w:tcPr>
-            <w:tcW w:type="dxa" w:w="1504"/>
-          </w:tcPr>
-          <w:p>
-            <w:r/>
-            <w:r>
-              <w:rPr>
+            <w:tcW w:w="1504" w:type="dxa"/>
+          </w:tcPr>
+          <w:p>
+            <w:pPr>
+              <w:rPr>
+                <w:color w:val="000000" w:themeColor="text1"/>
+              </w:rPr>
+            </w:pPr>
+            <w:r>
+              <w:rPr>
+                <w:color w:val="000000" w:themeColor="text1"/>
                 <w:sz w:val="20"/>
               </w:rPr>
               <w:t>Tet Promotion</w:t>
@@ -7868,12 +8034,17 @@
         </w:tc>
         <w:tc>
           <w:tcPr>
-            <w:tcW w:type="dxa" w:w="1504"/>
-          </w:tcPr>
-          <w:p>
-            <w:r/>
-            <w:r>
-              <w:rPr>
+            <w:tcW w:w="1504" w:type="dxa"/>
+          </w:tcPr>
+          <w:p>
+            <w:pPr>
+              <w:rPr>
+                <w:color w:val="000000" w:themeColor="text1"/>
+              </w:rPr>
+            </w:pPr>
+            <w:r>
+              <w:rPr>
+                <w:color w:val="000000" w:themeColor="text1"/>
                 <w:sz w:val="20"/>
               </w:rPr>
               <w:t>233.756</w:t>
@@ -7882,12 +8053,17 @@
         </w:tc>
         <w:tc>
           <w:tcPr>
-            <w:tcW w:type="dxa" w:w="1504"/>
-          </w:tcPr>
-          <w:p>
-            <w:r/>
-            <w:r>
-              <w:rPr>
+            <w:tcW w:w="1504" w:type="dxa"/>
+          </w:tcPr>
+          <w:p>
+            <w:pPr>
+              <w:rPr>
+                <w:color w:val="000000" w:themeColor="text1"/>
+              </w:rPr>
+            </w:pPr>
+            <w:r>
+              <w:rPr>
+                <w:color w:val="000000" w:themeColor="text1"/>
                 <w:sz w:val="20"/>
               </w:rPr>
               <w:t>431.843</w:t>
@@ -7896,12 +8072,17 @@
         </w:tc>
         <w:tc>
           <w:tcPr>
-            <w:tcW w:type="dxa" w:w="1504"/>
-          </w:tcPr>
-          <w:p>
-            <w:r/>
-            <w:r>
-              <w:rPr>
+            <w:tcW w:w="1504" w:type="dxa"/>
+          </w:tcPr>
+          <w:p>
+            <w:pPr>
+              <w:rPr>
+                <w:color w:val="000000" w:themeColor="text1"/>
+              </w:rPr>
+            </w:pPr>
+            <w:r>
+              <w:rPr>
+                <w:color w:val="000000" w:themeColor="text1"/>
                 <w:sz w:val="20"/>
               </w:rPr>
               <w:t>16%</w:t>
@@ -7910,12 +8091,17 @@
         </w:tc>
         <w:tc>
           <w:tcPr>
-            <w:tcW w:type="dxa" w:w="1504"/>
-          </w:tcPr>
-          <w:p>
-            <w:r/>
-            <w:r>
-              <w:rPr>
+            <w:tcW w:w="1504" w:type="dxa"/>
+          </w:tcPr>
+          <w:p>
+            <w:pPr>
+              <w:rPr>
+                <w:color w:val="000000" w:themeColor="text1"/>
+              </w:rPr>
+            </w:pPr>
+            <w:r>
+              <w:rPr>
+                <w:color w:val="000000" w:themeColor="text1"/>
                 <w:sz w:val="20"/>
               </w:rPr>
               <w:t>12</w:t>
@@ -7924,12 +8110,17 @@
         </w:tc>
         <w:tc>
           <w:tcPr>
-            <w:tcW w:type="dxa" w:w="1504"/>
-          </w:tcPr>
-          <w:p>
-            <w:r/>
-            <w:r>
-              <w:rPr>
+            <w:tcW w:w="1504" w:type="dxa"/>
+          </w:tcPr>
+          <w:p>
+            <w:pPr>
+              <w:rPr>
+                <w:color w:val="000000" w:themeColor="text1"/>
+              </w:rPr>
+            </w:pPr>
+            <w:r>
+              <w:rPr>
+                <w:color w:val="000000" w:themeColor="text1"/>
                 <w:sz w:val="20"/>
               </w:rPr>
               <w:t>1,8</w:t>
@@ -7952,14 +8143,15 @@
       <w:r>
         <w:rPr>
           <w:b/>
+          <w:color w:val="000000" w:themeColor="text1"/>
           <w:sz w:val="19"/>
         </w:rPr>
         <w:t xml:space="preserve">Bảng 8. </w:t>
       </w:r>
       <w:r>
         <w:rPr>
-          <w:b w:val="0"/>
           <w:i/>
+          <w:color w:val="000000" w:themeColor="text1"/>
           <w:sz w:val="19"/>
         </w:rPr>
         <w:t>Hiệu quả 6 chiến dịch theo cả hai thước đo: doanh thu và lợi nhuận trên 1 đồng quảng cáo (2021–2025).</w:t>
@@ -7968,51 +8160,60 @@
     <w:p>
       <w:pPr>
         <w:spacing w:after="160"/>
-      </w:pPr>
-      <w:r>
-        <w:rPr>
-          <w:b w:val="0"/>
-          <w:sz w:val="23"/>
+        <w:rPr>
+          <w:color w:val="000000" w:themeColor="text1"/>
+        </w:rPr>
+      </w:pPr>
+      <w:r>
+        <w:rPr>
+          <w:color w:val="000000" w:themeColor="text1"/>
         </w:rPr>
         <w:t xml:space="preserve">Phát hiện đáng giá nhất nằm ở </w:t>
       </w:r>
       <w:r>
         <w:rPr>
           <w:b/>
-          <w:sz w:val="23"/>
+          <w:color w:val="000000" w:themeColor="text1"/>
         </w:rPr>
         <w:t>Summer Promotion — cú lừa kinh điển của chỉ số doanh thu</w:t>
       </w:r>
       <w:r>
         <w:rPr>
-          <w:b w:val="0"/>
-          <w:sz w:val="23"/>
+          <w:color w:val="000000" w:themeColor="text1"/>
         </w:rPr>
         <w:t xml:space="preserve">: chiến dịch có doanh thu lớn nhất hệ thống (5,23 triệu) và đứng hạng 3 theo doanh thu/chi phí, nhưng biên lợi nhuận chỉ 12% (mùa giảm giá sâu, chi phí cao) nên rơi xuống áp chót khi đo bằng lợi nhuận — 2,3 đồng lãi trên 1 đồng quảng cáo, so với 6,3 của Spring và 5,9 của Mid-Autumn (margin 31%, cao nhất hệ thống). Khoảng cách giữa chiến dịch tốt nhất và kém nhất theo lợi nhuận là </w:t>
       </w:r>
       <w:r>
         <w:rPr>
           <w:b/>
-          <w:sz w:val="23"/>
+          <w:color w:val="000000" w:themeColor="text1"/>
         </w:rPr>
         <w:t>3,4 lần</w:t>
       </w:r>
       <w:r>
         <w:rPr>
-          <w:b w:val="0"/>
-          <w:sz w:val="23"/>
-        </w:rPr>
-        <w:t xml:space="preserve"> — rộng gần gấp đôi khoảng cách theo doanh thu. Trong khi đó, Summer và Tết — hai chiến dịch sinh lãi kém nhất — lại đang nhận 45% tổng ngân sách quảng cáo. Hàm ý: quyết định phân bổ ngân sách phải dựa trên lợi nhuận, không phải doanh thu.</w:t>
+          <w:color w:val="000000" w:themeColor="text1"/>
+        </w:rPr>
+        <w:t xml:space="preserve"> — rộng gần gấp đôi khoảng </w:t>
+      </w:r>
+      <w:r>
+        <w:rPr>
+          <w:color w:val="000000" w:themeColor="text1"/>
+        </w:rPr>
+        <w:lastRenderedPageBreak/>
+        <w:t>cách theo doanh thu. Trong khi đó, Summer và Tết — hai chiến dịch sinh lãi kém nhất — lại đang nhận 45% tổng ngân sách quảng cáo. Hàm ý: quyết định phân bổ ngân sách phải dựa trên lợi nhuận, không phải doanh thu.</w:t>
       </w:r>
     </w:p>
     <w:p>
       <w:pPr>
         <w:spacing w:after="160"/>
-      </w:pPr>
-      <w:r>
-        <w:rPr>
-          <w:b w:val="0"/>
-          <w:sz w:val="23"/>
+        <w:rPr>
+          <w:color w:val="000000" w:themeColor="text1"/>
+        </w:rPr>
+      </w:pPr>
+      <w:r>
+        <w:rPr>
+          <w:color w:val="000000" w:themeColor="text1"/>
         </w:rPr>
         <w:t>Lưu ý phương pháp: lợi nhuận và doanh thu của chiến dịch tính trên mọi kênh bán trong khi chi phí mới gồm Facebook Ads, nên các tỷ số phù hợp để so sánh tương đối giữa chiến dịch hơn là đọc như ROI tuyệt đối; ngoài ra Profit trong dữ liệu đã trừ chi phí marketing phân bổ theo đơn hàng (khoản riêng với chi tiêu Facebook Ads) nên không xảy ra trừ trùng.</w:t>
       </w:r>
@@ -8054,7 +8255,7 @@
                     </pic:cNvPicPr>
                   </pic:nvPicPr>
                   <pic:blipFill>
-                    <a:blip r:embed="rId12"/>
+                    <a:blip r:embed="rId13"/>
                     <a:srcRect/>
                     <a:stretch>
                       <a:fillRect/>
@@ -8134,17 +8335,7 @@
           <w:sz w:val="26"/>
           <w:szCs w:val="26"/>
         </w:rPr>
-        <w:t xml:space="preserve">Khi đối chiếu doanh thu với mục tiêu: chỉ 0,9% số đơn “đạt target”, tỷ lệ đạt trung bình 14%; tương tự ROI tính theo profit/budget chỉ ~0,03. Giá trị Target/Budget lớn hơn doanh thu mỗi đơn 7–30 lần một cách hệ thống — dấu hiệu rõ rằng kế hoạch được lập ở grain khác (tháng hoặc phòng ban) nhưng bị ghi lặp xuống từng đơn hàng. Hệ quả: các chỉ số target_achievement_rate và roi_marketing_calc hiện chỉ nên dùng minh họa; trước khi dùng ra quyết định cần chuẩn hóa định nghĩa với bộ phận lập kế </w:t>
-      </w:r>
-      <w:r>
-        <w:rPr>
-          <w:rFonts w:ascii="Times New Roman" w:hAnsi="Times New Roman" w:cs="Times New Roman"/>
-          <w:color w:val="000000" w:themeColor="text1"/>
-          <w:sz w:val="26"/>
-          <w:szCs w:val="26"/>
-        </w:rPr>
-        <w:lastRenderedPageBreak/>
-        <w:t>hoạch. Việc một hệ thống BI phát hiện được loại mâu thuẫn này chính là giá trị của nó.</w:t>
+        <w:t>Khi đối chiếu doanh thu với mục tiêu: chỉ 0,9% số đơn “đạt target”, tỷ lệ đạt trung bình 14%; tương tự ROI tính theo profit/budget chỉ ~0,03. Giá trị Target/Budget lớn hơn doanh thu mỗi đơn 7–30 lần một cách hệ thống — dấu hiệu rõ rằng kế hoạch được lập ở grain khác (tháng hoặc phòng ban) nhưng bị ghi lặp xuống từng đơn hàng. Hệ quả: các chỉ số target_achievement_rate và roi_marketing_calc hiện chỉ nên dùng minh họa; trước khi dùng ra quyết định cần chuẩn hóa định nghĩa với bộ phận lập kế hoạch. Việc một hệ thống BI phát hiện được loại mâu thuẫn này chính là giá trị của nó.</w:t>
       </w:r>
     </w:p>
     <w:p>
@@ -8183,14 +8374,13 @@
       <w:r>
         <w:rPr>
           <w:b/>
-          <w:sz w:val="23"/>
+          <w:color w:val="000000" w:themeColor="text1"/>
         </w:rPr>
         <w:t xml:space="preserve">Tái phân bổ ngân sách quảng cáo theo lợi nhuận: </w:t>
       </w:r>
       <w:r>
         <w:rPr>
-          <w:b w:val="0"/>
-          <w:sz w:val="23"/>
+          <w:color w:val="000000" w:themeColor="text1"/>
         </w:rPr>
         <w:t>Summer và Tết chỉ sinh 1,8–2,3 đồng lãi/1 đồng ads nhưng nhận 45% ngân sách; thử nghiệm dịch chuyển dần sang Spring và Mid-Autumn (5,9–6,3 đồng lãi/1 đồng ads) kèm đo lường incremental.</w:t>
       </w:r>
@@ -8219,6 +8409,7 @@
           <w:sz w:val="26"/>
           <w:szCs w:val="26"/>
         </w:rPr>
+        <w:lastRenderedPageBreak/>
         <w:t xml:space="preserve">Vận hành theo thời tiết: </w:t>
       </w:r>
       <w:r>
@@ -8228,7 +8419,7 @@
           <w:sz w:val="26"/>
           <w:szCs w:val="26"/>
         </w:rPr>
-        <w:t>gắn kế hoạch tồn kho/phân phối Kem và Sữa chua tại Miền Bắc với dự báo nhiệt độ; dữ liệu nhiệt độ theo ngày đã tích hợp sẵn trong kho dữ liệu.</w:t>
+        <w:t>gắn kế hoạch tồn kho/phân phối Nước giải khát tại Miền Bắc với dự báo nhiệt độ; dữ liệu nhiệt độ theo ngày đã tích hợp sẵn trong kho dữ liệu.</w:t>
       </w:r>
     </w:p>
     <w:p>
@@ -8341,6 +8532,2423 @@
     </w:p>
     <w:p>
       <w:pPr>
+        <w:pStyle w:val="Heading2"/>
+        <w:rPr>
+          <w:color w:val="000000" w:themeColor="text1"/>
+        </w:rPr>
+      </w:pPr>
+      <w:r>
+        <w:rPr>
+          <w:color w:val="000000" w:themeColor="text1"/>
+        </w:rPr>
+        <w:t>7.8. Chuyên sâu: câu chuyện doanh thu – lợi nhuận 5 năm</w:t>
+      </w:r>
+    </w:p>
+    <w:p>
+      <w:pPr>
+        <w:spacing w:after="160"/>
+        <w:rPr>
+          <w:color w:val="000000" w:themeColor="text1"/>
+        </w:rPr>
+      </w:pPr>
+      <w:r>
+        <w:rPr>
+          <w:color w:val="000000" w:themeColor="text1"/>
+        </w:rPr>
+        <w:t>Mục này tổng hợp ba phép phân tích sâu hơn các con số tổng ở đầu chương, trả lời lần lượt: tăng trưởng đến từ đâu, cú gãy biên lợi nhuận đáng giá bao nhiêu tiền, và nó xảy ra ở đâu trong doanh nghiệp.</w:t>
+      </w:r>
+    </w:p>
+    <w:p>
+      <w:pPr>
+        <w:spacing w:after="160"/>
+        <w:rPr>
+          <w:color w:val="000000" w:themeColor="text1"/>
+        </w:rPr>
+      </w:pPr>
+      <w:r>
+        <w:rPr>
+          <w:b/>
+          <w:color w:val="000000" w:themeColor="text1"/>
+        </w:rPr>
+        <w:t xml:space="preserve">(1) Tăng trưởng đến từ giá, chưa đến từ cầu. </w:t>
+      </w:r>
+      <w:r>
+        <w:rPr>
+          <w:color w:val="000000" w:themeColor="text1"/>
+        </w:rPr>
+        <w:t>Phân rã mức thay đổi doanh thu theo hai cấu phần — số đơn hàng và giá trị trung bình mỗi đơn (AOV) — cho thấy hai giai đoạn có bản chất rất khác nhau. Cú sụt 2023→2024 (−294 nghìn) chia gần đều cho hai nguyên nhân: mất 28 đơn hàng (−151 nghìn) và AOV giảm từ 5.410 xuống 5.216 (−143 nghìn) — vừa mất khách, vừa bán nhỏ đi. Nhưng cú phục hồi 2024→2025 (+311 nghìn) thì 73% đến từ AOV tăng lên 5.519 (+227 nghìn), chỉ 27% từ số đơn (+16 đơn, +83 nghìn); số đơn năm 2025 (750) vẫn chưa quay về đỉnh 2023 (762). Nói cách khác: doanh nghiệp đã phục hồi được giá trị mỗi giao dịch — nhất quán với bối cảnh chi phí đầu vào tăng được chuyển một phần vào giá — nhưng chưa phục hồi được lượng khách. Tăng trưởng kiểu này mong manh hơn tăng trưởng đến từ cầu.</w:t>
+      </w:r>
+    </w:p>
+    <w:p>
+      <w:pPr>
+        <w:spacing w:after="160"/>
+        <w:rPr>
+          <w:color w:val="000000" w:themeColor="text1"/>
+        </w:rPr>
+      </w:pPr>
+      <w:r>
+        <w:rPr>
+          <w:b/>
+          <w:color w:val="000000" w:themeColor="text1"/>
+        </w:rPr>
+        <w:t xml:space="preserve">(2) Cú gãy biên lợi nhuận đáng giá 462 nghìn. </w:t>
+      </w:r>
+      <w:r>
+        <w:rPr>
+          <w:color w:val="000000" w:themeColor="text1"/>
+        </w:rPr>
+        <w:t>Giai đoạn 2021–2023, biên lợi nhuận gộp của hệ thống là 23,7%. Nếu mặt bằng đó được giữ, lợi nhuận 2024 phải là 906 nghìn (thực tế 680 nghìn, hụt 226 nghìn) và 2025 phải là 979 nghìn (thực tế 743 nghìn, hụt 236 nghìn). Tổng cộng 462 nghìn lợi nhuận đã “bốc hơi” trong hai năm — tương đương 32% toàn bộ lợi nhuận thực của giai đoạn này, tức cứ ba đồng lãi đáng lẽ có thì một đồng đã mất vào chi phí. Đây là cách định lượng để câu chuyện “margin giảm 5–6 điểm phần trăm” trở thành một con số ngân sách mà cấp điều hành cảm nhận được.</w:t>
+      </w:r>
+    </w:p>
+    <w:p>
+      <w:pPr>
+        <w:jc w:val="center"/>
+        <w:rPr>
+          <w:color w:val="000000" w:themeColor="text1"/>
+        </w:rPr>
+      </w:pPr>
+      <w:r>
+        <w:rPr>
+          <w:noProof/>
+          <w:color w:val="000000" w:themeColor="text1"/>
+        </w:rPr>
+        <w:lastRenderedPageBreak/>
+        <w:drawing>
+          <wp:inline distT="0" distB="0" distL="0" distR="0">
+            <wp:extent cx="5669280" cy="2551176"/>
+            <wp:effectExtent l="0" t="0" r="0" b="0"/>
+            <wp:docPr id="1565050136" name="Picture 1565050136"/>
+            <wp:cNvGraphicFramePr>
+              <a:graphicFrameLocks xmlns:a="http://schemas.openxmlformats.org/drawingml/2006/main" noChangeAspect="1"/>
+            </wp:cNvGraphicFramePr>
+            <a:graphic xmlns:a="http://schemas.openxmlformats.org/drawingml/2006/main">
+              <a:graphicData uri="http://schemas.openxmlformats.org/drawingml/2006/picture">
+                <pic:pic xmlns:pic="http://schemas.openxmlformats.org/drawingml/2006/picture">
+                  <pic:nvPicPr>
+                    <pic:cNvPr id="0" name="c11_profit_gap.png"/>
+                    <pic:cNvPicPr/>
+                  </pic:nvPicPr>
+                  <pic:blipFill>
+                    <a:blip r:embed="rId14"/>
+                    <a:stretch>
+                      <a:fillRect/>
+                    </a:stretch>
+                  </pic:blipFill>
+                  <pic:spPr>
+                    <a:xfrm>
+                      <a:off x="0" y="0"/>
+                      <a:ext cx="5669280" cy="2551176"/>
+                    </a:xfrm>
+                    <a:prstGeom prst="rect">
+                      <a:avLst/>
+                    </a:prstGeom>
+                  </pic:spPr>
+                </pic:pic>
+              </a:graphicData>
+            </a:graphic>
+          </wp:inline>
+        </w:drawing>
+      </w:r>
+    </w:p>
+    <w:p>
+      <w:pPr>
+        <w:spacing w:after="160"/>
+        <w:jc w:val="center"/>
+        <w:rPr>
+          <w:color w:val="000000" w:themeColor="text1"/>
+        </w:rPr>
+      </w:pPr>
+      <w:r>
+        <w:rPr>
+          <w:i/>
+          <w:color w:val="000000" w:themeColor="text1"/>
+          <w:sz w:val="19"/>
+        </w:rPr>
+        <w:t>Hình 7. Lợi nhuận thực theo năm và phần chênh lệch so với kịch bản giữ biên lãi 23,7% của giai đoạn 2021–2023.</w:t>
+      </w:r>
+    </w:p>
+    <w:p>
+      <w:pPr>
+        <w:spacing w:after="160"/>
+        <w:rPr>
+          <w:color w:val="000000" w:themeColor="text1"/>
+        </w:rPr>
+      </w:pPr>
+      <w:r>
+        <w:rPr>
+          <w:b/>
+          <w:color w:val="000000" w:themeColor="text1"/>
+        </w:rPr>
+        <w:t xml:space="preserve">(3) Cú gãy không chia đều — và đó là tin tốt. </w:t>
+      </w:r>
+      <w:r>
+        <w:rPr>
+          <w:color w:val="000000" w:themeColor="text1"/>
+        </w:rPr>
+        <w:t>So mức biên trước và sau thời điểm gãy (2021–23 với 2024–25) theo từng lát cắt: về ngành hàng, Bia mất nhiều nhất (36,5% xuống 26,5%, −10,1 điểm), kế đến Mì ăn liền (17,1% xuống 10,1%, −7,0 điểm), trong khi Gia vị thậm chí cải thiện (+2,4 điểm) và Nước giải khát gần như giữ nguyên ở mặt bằng biên cao nhất hệ thống (51,6% xuống 50,0%). Về vùng, toàn bộ cú gãy dồn vào Miền Trung (30,7% xuống 17,9%, −12,8 điểm) và Miền Nam (23,7% xuống 13,7%, −9,9 điểm), còn Miền Bắc đi ngược dòng +2,5 điểm (18,9% lên 21,4%). Vì tổn thương tập trung chứ không dàn trải, biện pháp cũng nên tập trung: rà cấu trúc chi phí của Bia và Mì ăn liền tại hai miền Nam–Trung trước, thay vì cắt giảm đồng loạt. Lưu ý kèm theo: danh hiệu “biên lãi cao nhất” của Miền Trung trong số liệu toàn kỳ (mục 7.2) thực chất là di sản của giai đoạn 2021–2023; ở mặt bằng hiện tại, Miền Bắc mới là vùng có biên tốt nhất.</w:t>
+      </w:r>
+    </w:p>
+    <w:p>
+      <w:pPr>
+        <w:jc w:val="center"/>
+        <w:rPr>
+          <w:color w:val="000000" w:themeColor="text1"/>
+        </w:rPr>
+      </w:pPr>
+      <w:r>
+        <w:drawing>
+          <wp:inline xmlns:a="http://schemas.openxmlformats.org/drawingml/2006/main" xmlns:pic="http://schemas.openxmlformats.org/drawingml/2006/picture">
+            <wp:extent cx="5852160" cy="2394065"/>
+            <wp:docPr id="1565050142" name="Picture 1565050142"/>
+            <wp:cNvGraphicFramePr>
+              <a:graphicFrameLocks noChangeAspect="1"/>
+            </wp:cNvGraphicFramePr>
+            <a:graphic>
+              <a:graphicData uri="http://schemas.openxmlformats.org/drawingml/2006/picture">
+                <pic:pic>
+                  <pic:nvPicPr>
+                    <pic:cNvPr id="0" name="c10_margin_break.png"/>
+                    <pic:cNvPicPr/>
+                  </pic:nvPicPr>
+                  <pic:blipFill>
+                    <a:blip r:embed="rId23"/>
+                    <a:stretch>
+                      <a:fillRect/>
+                    </a:stretch>
+                  </pic:blipFill>
+                  <pic:spPr>
+                    <a:xfrm>
+                      <a:off x="0" y="0"/>
+                      <a:ext cx="5852160" cy="2394065"/>
+                    </a:xfrm>
+                    <a:prstGeom prst="rect"/>
+                  </pic:spPr>
+                </pic:pic>
+              </a:graphicData>
+            </a:graphic>
+          </wp:inline>
+        </w:drawing>
+      </w:r>
+    </w:p>
+    <w:p>
+      <w:pPr>
+        <w:spacing w:after="160"/>
+        <w:jc w:val="center"/>
+        <w:rPr>
+          <w:color w:val="000000" w:themeColor="text1"/>
+        </w:rPr>
+      </w:pPr>
+      <w:r>
+        <w:rPr>
+          <w:i/>
+          <w:color w:val="000000" w:themeColor="text1"/>
+          <w:sz w:val="19"/>
+        </w:rPr>
+        <w:t>Hình 8. Biên lợi nhuận trước (xám) và sau (đỏ) thời điểm gãy 2024, theo ngành hàng và theo vùng — tổn thương tập trung ở Bia/Mì ăn liền và Miền Nam/Miền Trung.</w:t>
+      </w:r>
+    </w:p>
+    <w:p>
+      <w:pPr>
+        <w:spacing w:after="160"/>
+        <w:rPr>
+          <w:color w:val="000000" w:themeColor="text1"/>
+        </w:rPr>
+      </w:pPr>
+      <w:r>
+        <w:rPr>
+          <w:b/>
+          <w:color w:val="000000" w:themeColor="text1"/>
+        </w:rPr>
+        <w:lastRenderedPageBreak/>
+        <w:t xml:space="preserve">Một góc nhìn cuối về cơ cấu lợi nhuận: </w:t>
+      </w:r>
+      <w:r>
+        <w:rPr>
+          <w:color w:val="000000" w:themeColor="text1"/>
+        </w:rPr>
+        <w:t>xếp theo đóng góp lợi nhuận 5 năm, Bia mới là ngành “gánh” lợi nhuận của hệ thống (1,55 triệu, 38% tổng lãi) dù chỉ đứng thứ ba về doanh thu; Mì ăn liền to nhất về doanh thu nhưng chỉ góp 30% lãi với biên hiện còn 10,1%; Nước giải khát nhỏ nhất (10% lãi) nhưng biên ~50% — cao nhất hệ thống. Kết hợp với phân tích mùa vụ (mục 7.4), chiến lược danh mục hợp lý là: bảo vệ biên của Bia (đang xói mòn nhanh nhất), tái cấu trúc chi phí Mì ăn liền, và khai thác mạnh hơn Nước giải khát theo mùa nóng — ngành nhỏ nhưng mỗi đồng doanh thu sinh lãi gấp 3–5 lần các ngành còn lại.</w:t>
+      </w:r>
+    </w:p>
+    <w:p>
+      <w:pPr>
+        <w:pStyle w:val="Heading1"/>
+        <w:rPr>
+          <w:color w:val="000000" w:themeColor="text1"/>
+        </w:rPr>
+      </w:pPr>
+      <w:r>
+        <w:rPr>
+          <w:color w:val="000000" w:themeColor="text1"/>
+        </w:rPr>
+        <w:t>CHƯƠNG 8: CÁC BÁO CÁO PHÂN TÍCH CHUYÊN ĐỀ</w:t>
+      </w:r>
+    </w:p>
+    <w:p>
+      <w:pPr>
+        <w:spacing w:after="160"/>
+        <w:rPr>
+          <w:color w:val="000000" w:themeColor="text1"/>
+        </w:rPr>
+      </w:pPr>
+      <w:r>
+        <w:rPr>
+          <w:color w:val="000000" w:themeColor="text1"/>
+        </w:rPr>
+        <w:t>Chương này trình bày bảy báo cáo chuyên đề khai thác sâu từng lát cắt của kho dữ liệu — mỗi mục tương ứng một loại báo cáo định kỳ mà hệ thống có thể sản xuất tự động khi pipeline chạy theo lịch. Toàn bộ số liệu tính trên giai đoạn 2021–2025.</w:t>
+      </w:r>
+    </w:p>
+    <w:p>
+      <w:pPr>
+        <w:pStyle w:val="Heading2"/>
+        <w:rPr>
+          <w:color w:val="000000" w:themeColor="text1"/>
+        </w:rPr>
+      </w:pPr>
+      <w:r>
+        <w:rPr>
+          <w:color w:val="000000" w:themeColor="text1"/>
+        </w:rPr>
+        <w:t>8.1. Báo cáo chuyển đổi (Funnel / Conversion)</w:t>
+      </w:r>
+    </w:p>
+    <w:p>
+      <w:pPr>
+        <w:spacing w:after="160"/>
+        <w:rPr>
+          <w:color w:val="000000" w:themeColor="text1"/>
+        </w:rPr>
+      </w:pPr>
+      <w:r>
+        <w:rPr>
+          <w:color w:val="000000" w:themeColor="text1"/>
+        </w:rPr>
+        <w:t xml:space="preserve">Tỷ lệ chuyển tiếp giữa các giai đoạn phễu (theo số bản ghi): Impression → Visit website </w:t>
+      </w:r>
+      <w:r>
+        <w:rPr>
+          <w:b/>
+          <w:color w:val="000000" w:themeColor="text1"/>
+        </w:rPr>
+        <w:t>93,7%</w:t>
+      </w:r>
+      <w:r>
+        <w:rPr>
+          <w:color w:val="000000" w:themeColor="text1"/>
+        </w:rPr>
+        <w:t xml:space="preserve">, Visit → Click </w:t>
+      </w:r>
+      <w:r>
+        <w:rPr>
+          <w:b/>
+          <w:color w:val="000000" w:themeColor="text1"/>
+        </w:rPr>
+        <w:t>96,9%</w:t>
+      </w:r>
+      <w:r>
+        <w:rPr>
+          <w:color w:val="000000" w:themeColor="text1"/>
+        </w:rPr>
+        <w:t xml:space="preserve">, Click → Add to cart </w:t>
+      </w:r>
+      <w:r>
+        <w:rPr>
+          <w:b/>
+          <w:color w:val="000000" w:themeColor="text1"/>
+        </w:rPr>
+        <w:t>96,2%</w:t>
+      </w:r>
+      <w:r>
+        <w:rPr>
+          <w:color w:val="000000" w:themeColor="text1"/>
+        </w:rPr>
+        <w:t xml:space="preserve">, Add to cart → Purchase </w:t>
+      </w:r>
+      <w:r>
+        <w:rPr>
+          <w:b/>
+          <w:color w:val="000000" w:themeColor="text1"/>
+        </w:rPr>
+        <w:t>97,5%</w:t>
+      </w:r>
+      <w:r>
+        <w:rPr>
+          <w:color w:val="000000" w:themeColor="text1"/>
+        </w:rPr>
+        <w:t>; xuyên suốt từ Impression đến Purchase đạt 85,1%. Như đã lưu ý ở mục 7.3, các tỷ lệ này phản ánh cách nguồn ghi nhận mỗi đơn một giai đoạn đại diện, nên giá trị tuyệt đối cao bất thường; giá trị sử dụng nằm ở so sánh tương đối giữa kênh, vùng và thời kỳ.</w:t>
+      </w:r>
+    </w:p>
+    <w:p>
+      <w:pPr>
+        <w:spacing w:after="160"/>
+        <w:rPr>
+          <w:color w:val="000000" w:themeColor="text1"/>
+        </w:rPr>
+      </w:pPr>
+      <w:r>
+        <w:rPr>
+          <w:color w:val="000000" w:themeColor="text1"/>
+        </w:rPr>
+        <w:t xml:space="preserve">Phía quảng cáo, dữ liệu fact_ad_spend cho phép tính tỷ lệ chuyển đổi thật của kênh Facebook: trung bình </w:t>
+      </w:r>
+      <w:r>
+        <w:rPr>
+          <w:b/>
+          <w:color w:val="000000" w:themeColor="text1"/>
+        </w:rPr>
+        <w:t>8,4 conversions trên 100 clicks (CVR 8,4%)</w:t>
+      </w:r>
+      <w:r>
+        <w:rPr>
+          <w:color w:val="000000" w:themeColor="text1"/>
+        </w:rPr>
+        <w:t>, ổn định qua cả 5 năm và 6 chiến dịch (8–9%). Chỉ số ConversionProxy trong dữ liệu bán hàng cũng cho một xếp hạng đáng chú ý theo kênh: TV đạt điểm cao nhất (~86), gấp 2,3 lần Retail promotion (~37) — gợi ý kênh quy mô lớn chưa chắc chuyển đổi tốt nhất.</w:t>
+      </w:r>
+    </w:p>
+    <w:p>
+      <w:pPr>
+        <w:pStyle w:val="Heading2"/>
+        <w:rPr>
+          <w:color w:val="000000" w:themeColor="text1"/>
+        </w:rPr>
+      </w:pPr>
+      <w:r>
+        <w:rPr>
+          <w:color w:val="000000" w:themeColor="text1"/>
+        </w:rPr>
+        <w:t>8.2. Báo cáo digital marketing chi tiết</w:t>
+      </w:r>
+    </w:p>
+    <w:p>
+      <w:pPr>
+        <w:spacing w:after="160"/>
+        <w:rPr>
+          <w:color w:val="000000" w:themeColor="text1"/>
+        </w:rPr>
+      </w:pPr>
+      <w:r>
+        <w:rPr>
+          <w:color w:val="000000" w:themeColor="text1"/>
+        </w:rPr>
+        <w:t xml:space="preserve">Toàn kỳ 2021–2025, kênh Facebook Ads ghi nhận: tổng chi 1,10 triệu; CTR </w:t>
+      </w:r>
+      <w:r>
+        <w:rPr>
+          <w:b/>
+          <w:color w:val="000000" w:themeColor="text1"/>
+        </w:rPr>
+        <w:t>3,19%</w:t>
+      </w:r>
+      <w:r>
+        <w:rPr>
+          <w:color w:val="000000" w:themeColor="text1"/>
+        </w:rPr>
+        <w:t xml:space="preserve">; CPC </w:t>
+      </w:r>
+      <w:r>
+        <w:rPr>
+          <w:b/>
+          <w:color w:val="000000" w:themeColor="text1"/>
+        </w:rPr>
+        <w:t>0,571</w:t>
+      </w:r>
+      <w:r>
+        <w:rPr>
+          <w:color w:val="000000" w:themeColor="text1"/>
+        </w:rPr>
+        <w:t xml:space="preserve">; CPM </w:t>
+      </w:r>
+      <w:r>
+        <w:rPr>
+          <w:b/>
+          <w:color w:val="000000" w:themeColor="text1"/>
+        </w:rPr>
+        <w:t>18,2</w:t>
+      </w:r>
+      <w:r>
+        <w:rPr>
+          <w:color w:val="000000" w:themeColor="text1"/>
+        </w:rPr>
+        <w:t xml:space="preserve">; CPA (chi phí cho 1 conversion) </w:t>
+      </w:r>
+      <w:r>
+        <w:rPr>
+          <w:b/>
+          <w:color w:val="000000" w:themeColor="text1"/>
+        </w:rPr>
+        <w:t>6,77</w:t>
+      </w:r>
+      <w:r>
+        <w:rPr>
+          <w:color w:val="000000" w:themeColor="text1"/>
+        </w:rPr>
+        <w:t>. Các chỉ số đơn giá gần như đi ngang qua 5 năm (CPC dao động hẹp 0,55–0,59) trong khi ngân sách tăng từ 190 nghìn (2021) lên 253 nghìn (2025) — chi tiêu tăng 33% nhưng hiệu suất mỗi đồng không suy giảm.</w:t>
+      </w:r>
+    </w:p>
+    <w:p>
+      <w:pPr>
+        <w:spacing w:after="160"/>
+        <w:rPr>
+          <w:color w:val="000000" w:themeColor="text1"/>
+        </w:rPr>
+      </w:pPr>
+      <w:r>
+        <w:rPr>
+          <w:color w:val="000000" w:themeColor="text1"/>
+        </w:rPr>
+        <w:t xml:space="preserve">Theo mùa trong năm: quảng cáo </w:t>
+      </w:r>
+      <w:r>
+        <w:rPr>
+          <w:b/>
+          <w:color w:val="000000" w:themeColor="text1"/>
+        </w:rPr>
+        <w:t>rẻ nhất vào tháng 9</w:t>
+      </w:r>
+      <w:r>
+        <w:rPr>
+          <w:color w:val="000000" w:themeColor="text1"/>
+        </w:rPr>
+        <w:t xml:space="preserve"> (CPC 0,551; CPA 6,37) và </w:t>
+      </w:r>
+      <w:r>
+        <w:rPr>
+          <w:b/>
+          <w:color w:val="000000" w:themeColor="text1"/>
+        </w:rPr>
+        <w:t>đắt nhất vào dịp đầu năm — tháng 1 và tháng 3</w:t>
+      </w:r>
+      <w:r>
+        <w:rPr>
+          <w:color w:val="000000" w:themeColor="text1"/>
+        </w:rPr>
+        <w:t xml:space="preserve"> (CPC 0,585; CPA ≈ 7,06) — chênh ~10%. Kết hợp với mục 7.5 (Tết là chiến dịch sinh lãi thấp nhất trên mỗi đồng quảng cáo), dữ liệu ủng hộ dịch chuyển một phần ngân sách always-on sang mùa thu, chỉ giữ mức chi cao dịp Tết cho mục tiêu thương hiệu có chủ đích.</w:t>
+      </w:r>
+    </w:p>
+    <w:p>
+      <w:pPr>
+        <w:jc w:val="center"/>
+        <w:rPr>
+          <w:color w:val="000000" w:themeColor="text1"/>
+        </w:rPr>
+      </w:pPr>
+      <w:r>
+        <w:rPr>
+          <w:noProof/>
+          <w:color w:val="000000" w:themeColor="text1"/>
+        </w:rPr>
+        <w:lastRenderedPageBreak/>
+        <w:drawing>
+          <wp:inline distT="0" distB="0" distL="0" distR="0">
+            <wp:extent cx="5669280" cy="2409444"/>
+            <wp:effectExtent l="0" t="0" r="0" b="0"/>
+            <wp:docPr id="1565050138" name="Picture 1565050138"/>
+            <wp:cNvGraphicFramePr>
+              <a:graphicFrameLocks xmlns:a="http://schemas.openxmlformats.org/drawingml/2006/main" noChangeAspect="1"/>
+            </wp:cNvGraphicFramePr>
+            <a:graphic xmlns:a="http://schemas.openxmlformats.org/drawingml/2006/main">
+              <a:graphicData uri="http://schemas.openxmlformats.org/drawingml/2006/picture">
+                <pic:pic xmlns:pic="http://schemas.openxmlformats.org/drawingml/2006/picture">
+                  <pic:nvPicPr>
+                    <pic:cNvPr id="0" name="c8_cpa_cpc_month.png"/>
+                    <pic:cNvPicPr/>
+                  </pic:nvPicPr>
+                  <pic:blipFill>
+                    <a:blip r:embed="rId16"/>
+                    <a:stretch>
+                      <a:fillRect/>
+                    </a:stretch>
+                  </pic:blipFill>
+                  <pic:spPr>
+                    <a:xfrm>
+                      <a:off x="0" y="0"/>
+                      <a:ext cx="5669280" cy="2409444"/>
+                    </a:xfrm>
+                    <a:prstGeom prst="rect">
+                      <a:avLst/>
+                    </a:prstGeom>
+                  </pic:spPr>
+                </pic:pic>
+              </a:graphicData>
+            </a:graphic>
+          </wp:inline>
+        </w:drawing>
+      </w:r>
+    </w:p>
+    <w:p>
+      <w:pPr>
+        <w:jc w:val="center"/>
+        <w:rPr>
+          <w:color w:val="000000" w:themeColor="text1"/>
+        </w:rPr>
+      </w:pPr>
+      <w:r>
+        <w:rPr>
+          <w:b/>
+          <w:color w:val="000000" w:themeColor="text1"/>
+          <w:sz w:val="19"/>
+        </w:rPr>
+        <w:t xml:space="preserve">Hình 9. </w:t>
+      </w:r>
+      <w:r>
+        <w:rPr>
+          <w:i/>
+          <w:color w:val="000000" w:themeColor="text1"/>
+          <w:sz w:val="19"/>
+        </w:rPr>
+        <w:t>CPA (cột) và CPC (đường) theo tháng trong năm — tháng 9 rẻ nhất (xanh), tháng 1 và 3 đắt nhất (đỏ).</w:t>
+      </w:r>
+    </w:p>
+    <w:p>
+      <w:pPr>
+        <w:pStyle w:val="Heading2"/>
+        <w:rPr>
+          <w:color w:val="000000" w:themeColor="text1"/>
+        </w:rPr>
+      </w:pPr>
+      <w:r>
+        <w:rPr>
+          <w:color w:val="000000" w:themeColor="text1"/>
+        </w:rPr>
+        <w:t>8.3. Báo cáo bán hàng định kỳ: chi nhánh, sản phẩm, mùa cao điểm</w:t>
+      </w:r>
+    </w:p>
+    <w:tbl>
+      <w:tblPr>
+        <w:tblW w:w="0" w:type="auto"/>
+        <w:tblBorders>
+          <w:top w:val="single" w:sz="4" w:space="0" w:color="BFBFBF"/>
+          <w:left w:val="single" w:sz="4" w:space="0" w:color="BFBFBF"/>
+          <w:bottom w:val="single" w:sz="4" w:space="0" w:color="BFBFBF"/>
+          <w:right w:val="single" w:sz="4" w:space="0" w:color="BFBFBF"/>
+          <w:insideH w:val="single" w:sz="4" w:space="0" w:color="BFBFBF"/>
+          <w:insideV w:val="single" w:sz="4" w:space="0" w:color="BFBFBF"/>
+        </w:tblBorders>
+        <w:tblLook w:val="04A0" w:firstRow="1" w:lastRow="0" w:firstColumn="1" w:lastColumn="0" w:noHBand="0" w:noVBand="1"/>
+      </w:tblPr>
+      <w:tblGrid>
+        <w:gridCol w:w="1803"/>
+        <w:gridCol w:w="1804"/>
+        <w:gridCol w:w="1803"/>
+        <w:gridCol w:w="1803"/>
+        <w:gridCol w:w="1803"/>
+      </w:tblGrid>
+      <w:tr>
+        <w:tc>
+          <w:tcPr>
+            <w:tcW w:w="1805" w:type="dxa"/>
+            <w:shd w:val="clear" w:color="auto" w:fill="D9E2F3"/>
+          </w:tcPr>
+          <w:p>
+            <w:pPr>
+              <w:rPr>
+                <w:color w:val="000000" w:themeColor="text1"/>
+              </w:rPr>
+            </w:pPr>
+            <w:r>
+              <w:rPr>
+                <w:b/>
+                <w:color w:val="000000" w:themeColor="text1"/>
+                <w:sz w:val="20"/>
+              </w:rPr>
+              <w:t>Chi nhánh</w:t>
+            </w:r>
+          </w:p>
+        </w:tc>
+        <w:tc>
+          <w:tcPr>
+            <w:tcW w:w="1805" w:type="dxa"/>
+            <w:shd w:val="clear" w:color="auto" w:fill="D9E2F3"/>
+          </w:tcPr>
+          <w:p>
+            <w:pPr>
+              <w:rPr>
+                <w:color w:val="000000" w:themeColor="text1"/>
+              </w:rPr>
+            </w:pPr>
+            <w:r>
+              <w:rPr>
+                <w:b/>
+                <w:color w:val="000000" w:themeColor="text1"/>
+                <w:sz w:val="20"/>
+              </w:rPr>
+              <w:t>Doanh thu</w:t>
+            </w:r>
+          </w:p>
+        </w:tc>
+        <w:tc>
+          <w:tcPr>
+            <w:tcW w:w="1805" w:type="dxa"/>
+            <w:shd w:val="clear" w:color="auto" w:fill="D9E2F3"/>
+          </w:tcPr>
+          <w:p>
+            <w:pPr>
+              <w:rPr>
+                <w:color w:val="000000" w:themeColor="text1"/>
+              </w:rPr>
+            </w:pPr>
+            <w:r>
+              <w:rPr>
+                <w:b/>
+                <w:color w:val="000000" w:themeColor="text1"/>
+                <w:sz w:val="20"/>
+              </w:rPr>
+              <w:t>Số đơn</w:t>
+            </w:r>
+          </w:p>
+        </w:tc>
+        <w:tc>
+          <w:tcPr>
+            <w:tcW w:w="1805" w:type="dxa"/>
+            <w:shd w:val="clear" w:color="auto" w:fill="D9E2F3"/>
+          </w:tcPr>
+          <w:p>
+            <w:pPr>
+              <w:rPr>
+                <w:color w:val="000000" w:themeColor="text1"/>
+              </w:rPr>
+            </w:pPr>
+            <w:r>
+              <w:rPr>
+                <w:b/>
+                <w:color w:val="000000" w:themeColor="text1"/>
+                <w:sz w:val="20"/>
+              </w:rPr>
+              <w:t>Biên LN</w:t>
+            </w:r>
+          </w:p>
+        </w:tc>
+        <w:tc>
+          <w:tcPr>
+            <w:tcW w:w="1805" w:type="dxa"/>
+            <w:shd w:val="clear" w:color="auto" w:fill="D9E2F3"/>
+          </w:tcPr>
+          <w:p>
+            <w:pPr>
+              <w:rPr>
+                <w:color w:val="000000" w:themeColor="text1"/>
+              </w:rPr>
+            </w:pPr>
+            <w:r>
+              <w:rPr>
+                <w:b/>
+                <w:color w:val="000000" w:themeColor="text1"/>
+                <w:sz w:val="20"/>
+              </w:rPr>
+              <w:t>Ghi chú</w:t>
+            </w:r>
+          </w:p>
+        </w:tc>
+      </w:tr>
+      <w:tr>
+        <w:tc>
+          <w:tcPr>
+            <w:tcW w:w="1805" w:type="dxa"/>
+          </w:tcPr>
+          <w:p>
+            <w:pPr>
+              <w:rPr>
+                <w:color w:val="000000" w:themeColor="text1"/>
+              </w:rPr>
+            </w:pPr>
+            <w:r>
+              <w:rPr>
+                <w:color w:val="000000" w:themeColor="text1"/>
+                <w:sz w:val="19"/>
+              </w:rPr>
+              <w:t>Bình Dương</w:t>
+            </w:r>
+          </w:p>
+        </w:tc>
+        <w:tc>
+          <w:tcPr>
+            <w:tcW w:w="1805" w:type="dxa"/>
+          </w:tcPr>
+          <w:p>
+            <w:pPr>
+              <w:rPr>
+                <w:color w:val="000000" w:themeColor="text1"/>
+              </w:rPr>
+            </w:pPr>
+            <w:r>
+              <w:rPr>
+                <w:color w:val="000000" w:themeColor="text1"/>
+                <w:sz w:val="19"/>
+              </w:rPr>
+              <w:t>2.723.254</w:t>
+            </w:r>
+          </w:p>
+        </w:tc>
+        <w:tc>
+          <w:tcPr>
+            <w:tcW w:w="1805" w:type="dxa"/>
+          </w:tcPr>
+          <w:p>
+            <w:pPr>
+              <w:rPr>
+                <w:color w:val="000000" w:themeColor="text1"/>
+              </w:rPr>
+            </w:pPr>
+            <w:r>
+              <w:rPr>
+                <w:color w:val="000000" w:themeColor="text1"/>
+                <w:sz w:val="19"/>
+              </w:rPr>
+              <w:t>523</w:t>
+            </w:r>
+          </w:p>
+        </w:tc>
+        <w:tc>
+          <w:tcPr>
+            <w:tcW w:w="1805" w:type="dxa"/>
+          </w:tcPr>
+          <w:p>
+            <w:pPr>
+              <w:rPr>
+                <w:color w:val="000000" w:themeColor="text1"/>
+              </w:rPr>
+            </w:pPr>
+            <w:r>
+              <w:rPr>
+                <w:color w:val="000000" w:themeColor="text1"/>
+                <w:sz w:val="19"/>
+              </w:rPr>
+              <w:t>14%</w:t>
+            </w:r>
+          </w:p>
+        </w:tc>
+        <w:tc>
+          <w:tcPr>
+            <w:tcW w:w="1805" w:type="dxa"/>
+          </w:tcPr>
+          <w:p>
+            <w:pPr>
+              <w:rPr>
+                <w:color w:val="000000" w:themeColor="text1"/>
+              </w:rPr>
+            </w:pPr>
+            <w:r>
+              <w:rPr>
+                <w:color w:val="000000" w:themeColor="text1"/>
+                <w:sz w:val="19"/>
+              </w:rPr>
+              <w:t>Doanh thu #1, biên thấp</w:t>
+            </w:r>
+          </w:p>
+        </w:tc>
+      </w:tr>
+      <w:tr>
+        <w:tc>
+          <w:tcPr>
+            <w:tcW w:w="1805" w:type="dxa"/>
+          </w:tcPr>
+          <w:p>
+            <w:pPr>
+              <w:rPr>
+                <w:color w:val="000000" w:themeColor="text1"/>
+              </w:rPr>
+            </w:pPr>
+            <w:r>
+              <w:rPr>
+                <w:color w:val="000000" w:themeColor="text1"/>
+                <w:sz w:val="19"/>
+              </w:rPr>
+              <w:t>Quảng Ninh</w:t>
+            </w:r>
+          </w:p>
+        </w:tc>
+        <w:tc>
+          <w:tcPr>
+            <w:tcW w:w="1805" w:type="dxa"/>
+          </w:tcPr>
+          <w:p>
+            <w:pPr>
+              <w:rPr>
+                <w:color w:val="000000" w:themeColor="text1"/>
+              </w:rPr>
+            </w:pPr>
+            <w:r>
+              <w:rPr>
+                <w:color w:val="000000" w:themeColor="text1"/>
+                <w:sz w:val="19"/>
+              </w:rPr>
+              <w:t>2.673.967</w:t>
+            </w:r>
+          </w:p>
+        </w:tc>
+        <w:tc>
+          <w:tcPr>
+            <w:tcW w:w="1805" w:type="dxa"/>
+          </w:tcPr>
+          <w:p>
+            <w:pPr>
+              <w:rPr>
+                <w:color w:val="000000" w:themeColor="text1"/>
+              </w:rPr>
+            </w:pPr>
+            <w:r>
+              <w:rPr>
+                <w:color w:val="000000" w:themeColor="text1"/>
+                <w:sz w:val="19"/>
+              </w:rPr>
+              <w:t>470</w:t>
+            </w:r>
+          </w:p>
+        </w:tc>
+        <w:tc>
+          <w:tcPr>
+            <w:tcW w:w="1805" w:type="dxa"/>
+          </w:tcPr>
+          <w:p>
+            <w:pPr>
+              <w:rPr>
+                <w:color w:val="000000" w:themeColor="text1"/>
+              </w:rPr>
+            </w:pPr>
+            <w:r>
+              <w:rPr>
+                <w:color w:val="000000" w:themeColor="text1"/>
+                <w:sz w:val="19"/>
+              </w:rPr>
+              <w:t>18%</w:t>
+            </w:r>
+          </w:p>
+        </w:tc>
+        <w:tc>
+          <w:tcPr>
+            <w:tcW w:w="1805" w:type="dxa"/>
+          </w:tcPr>
+          <w:p>
+            <w:pPr>
+              <w:rPr>
+                <w:color w:val="000000" w:themeColor="text1"/>
+              </w:rPr>
+            </w:pPr>
+          </w:p>
+        </w:tc>
+      </w:tr>
+      <w:tr>
+        <w:tc>
+          <w:tcPr>
+            <w:tcW w:w="1805" w:type="dxa"/>
+          </w:tcPr>
+          <w:p>
+            <w:pPr>
+              <w:rPr>
+                <w:color w:val="000000" w:themeColor="text1"/>
+              </w:rPr>
+            </w:pPr>
+            <w:r>
+              <w:rPr>
+                <w:color w:val="000000" w:themeColor="text1"/>
+                <w:sz w:val="19"/>
+              </w:rPr>
+              <w:t>Hà Nội</w:t>
+            </w:r>
+          </w:p>
+        </w:tc>
+        <w:tc>
+          <w:tcPr>
+            <w:tcW w:w="1805" w:type="dxa"/>
+          </w:tcPr>
+          <w:p>
+            <w:pPr>
+              <w:rPr>
+                <w:color w:val="000000" w:themeColor="text1"/>
+              </w:rPr>
+            </w:pPr>
+            <w:r>
+              <w:rPr>
+                <w:color w:val="000000" w:themeColor="text1"/>
+                <w:sz w:val="19"/>
+              </w:rPr>
+              <w:t>2.556.476</w:t>
+            </w:r>
+          </w:p>
+        </w:tc>
+        <w:tc>
+          <w:tcPr>
+            <w:tcW w:w="1805" w:type="dxa"/>
+          </w:tcPr>
+          <w:p>
+            <w:pPr>
+              <w:rPr>
+                <w:color w:val="000000" w:themeColor="text1"/>
+              </w:rPr>
+            </w:pPr>
+            <w:r>
+              <w:rPr>
+                <w:color w:val="000000" w:themeColor="text1"/>
+                <w:sz w:val="19"/>
+              </w:rPr>
+              <w:t>424</w:t>
+            </w:r>
+          </w:p>
+        </w:tc>
+        <w:tc>
+          <w:tcPr>
+            <w:tcW w:w="1805" w:type="dxa"/>
+          </w:tcPr>
+          <w:p>
+            <w:pPr>
+              <w:rPr>
+                <w:color w:val="000000" w:themeColor="text1"/>
+              </w:rPr>
+            </w:pPr>
+            <w:r>
+              <w:rPr>
+                <w:color w:val="000000" w:themeColor="text1"/>
+                <w:sz w:val="19"/>
+              </w:rPr>
+              <w:t>32%</w:t>
+            </w:r>
+          </w:p>
+        </w:tc>
+        <w:tc>
+          <w:tcPr>
+            <w:tcW w:w="1805" w:type="dxa"/>
+          </w:tcPr>
+          <w:p>
+            <w:pPr>
+              <w:rPr>
+                <w:color w:val="000000" w:themeColor="text1"/>
+              </w:rPr>
+            </w:pPr>
+            <w:r>
+              <w:rPr>
+                <w:color w:val="000000" w:themeColor="text1"/>
+                <w:sz w:val="19"/>
+              </w:rPr>
+              <w:t>Biên cao nhất</w:t>
+            </w:r>
+          </w:p>
+        </w:tc>
+      </w:tr>
+      <w:tr>
+        <w:tc>
+          <w:tcPr>
+            <w:tcW w:w="1805" w:type="dxa"/>
+          </w:tcPr>
+          <w:p>
+            <w:pPr>
+              <w:rPr>
+                <w:color w:val="000000" w:themeColor="text1"/>
+              </w:rPr>
+            </w:pPr>
+            <w:r>
+              <w:rPr>
+                <w:color w:val="000000" w:themeColor="text1"/>
+                <w:sz w:val="19"/>
+              </w:rPr>
+              <w:t>Nha Trang</w:t>
+            </w:r>
+          </w:p>
+        </w:tc>
+        <w:tc>
+          <w:tcPr>
+            <w:tcW w:w="1805" w:type="dxa"/>
+          </w:tcPr>
+          <w:p>
+            <w:pPr>
+              <w:rPr>
+                <w:color w:val="000000" w:themeColor="text1"/>
+              </w:rPr>
+            </w:pPr>
+            <w:r>
+              <w:rPr>
+                <w:color w:val="000000" w:themeColor="text1"/>
+                <w:sz w:val="19"/>
+              </w:rPr>
+              <w:t>2.399.164</w:t>
+            </w:r>
+          </w:p>
+        </w:tc>
+        <w:tc>
+          <w:tcPr>
+            <w:tcW w:w="1805" w:type="dxa"/>
+          </w:tcPr>
+          <w:p>
+            <w:pPr>
+              <w:rPr>
+                <w:color w:val="000000" w:themeColor="text1"/>
+              </w:rPr>
+            </w:pPr>
+            <w:r>
+              <w:rPr>
+                <w:color w:val="000000" w:themeColor="text1"/>
+                <w:sz w:val="19"/>
+              </w:rPr>
+              <w:t>470</w:t>
+            </w:r>
+          </w:p>
+        </w:tc>
+        <w:tc>
+          <w:tcPr>
+            <w:tcW w:w="1805" w:type="dxa"/>
+          </w:tcPr>
+          <w:p>
+            <w:pPr>
+              <w:rPr>
+                <w:color w:val="000000" w:themeColor="text1"/>
+              </w:rPr>
+            </w:pPr>
+            <w:r>
+              <w:rPr>
+                <w:color w:val="000000" w:themeColor="text1"/>
+                <w:sz w:val="19"/>
+              </w:rPr>
+              <w:t>24%</w:t>
+            </w:r>
+          </w:p>
+        </w:tc>
+        <w:tc>
+          <w:tcPr>
+            <w:tcW w:w="1805" w:type="dxa"/>
+          </w:tcPr>
+          <w:p>
+            <w:pPr>
+              <w:rPr>
+                <w:color w:val="000000" w:themeColor="text1"/>
+              </w:rPr>
+            </w:pPr>
+          </w:p>
+        </w:tc>
+      </w:tr>
+      <w:tr>
+        <w:tc>
+          <w:tcPr>
+            <w:tcW w:w="1805" w:type="dxa"/>
+          </w:tcPr>
+          <w:p>
+            <w:pPr>
+              <w:rPr>
+                <w:color w:val="000000" w:themeColor="text1"/>
+              </w:rPr>
+            </w:pPr>
+            <w:r>
+              <w:rPr>
+                <w:color w:val="000000" w:themeColor="text1"/>
+                <w:sz w:val="19"/>
+              </w:rPr>
+              <w:t>Hải Phòng</w:t>
+            </w:r>
+          </w:p>
+        </w:tc>
+        <w:tc>
+          <w:tcPr>
+            <w:tcW w:w="1805" w:type="dxa"/>
+          </w:tcPr>
+          <w:p>
+            <w:pPr>
+              <w:rPr>
+                <w:color w:val="000000" w:themeColor="text1"/>
+              </w:rPr>
+            </w:pPr>
+            <w:r>
+              <w:rPr>
+                <w:color w:val="000000" w:themeColor="text1"/>
+                <w:sz w:val="19"/>
+              </w:rPr>
+              <w:t>2.263.470</w:t>
+            </w:r>
+          </w:p>
+        </w:tc>
+        <w:tc>
+          <w:tcPr>
+            <w:tcW w:w="1805" w:type="dxa"/>
+          </w:tcPr>
+          <w:p>
+            <w:pPr>
+              <w:rPr>
+                <w:color w:val="000000" w:themeColor="text1"/>
+              </w:rPr>
+            </w:pPr>
+            <w:r>
+              <w:rPr>
+                <w:color w:val="000000" w:themeColor="text1"/>
+                <w:sz w:val="19"/>
+              </w:rPr>
+              <w:t>419</w:t>
+            </w:r>
+          </w:p>
+        </w:tc>
+        <w:tc>
+          <w:tcPr>
+            <w:tcW w:w="1805" w:type="dxa"/>
+          </w:tcPr>
+          <w:p>
+            <w:pPr>
+              <w:rPr>
+                <w:color w:val="000000" w:themeColor="text1"/>
+              </w:rPr>
+            </w:pPr>
+            <w:r>
+              <w:rPr>
+                <w:color w:val="000000" w:themeColor="text1"/>
+                <w:sz w:val="19"/>
+              </w:rPr>
+              <w:t>8%</w:t>
+            </w:r>
+          </w:p>
+        </w:tc>
+        <w:tc>
+          <w:tcPr>
+            <w:tcW w:w="1805" w:type="dxa"/>
+          </w:tcPr>
+          <w:p>
+            <w:pPr>
+              <w:rPr>
+                <w:color w:val="000000" w:themeColor="text1"/>
+              </w:rPr>
+            </w:pPr>
+            <w:r>
+              <w:rPr>
+                <w:color w:val="000000" w:themeColor="text1"/>
+                <w:sz w:val="19"/>
+              </w:rPr>
+              <w:t>Biên thấp nhất — cần rà soát</w:t>
+            </w:r>
+          </w:p>
+        </w:tc>
+      </w:tr>
+      <w:tr>
+        <w:tc>
+          <w:tcPr>
+            <w:tcW w:w="1805" w:type="dxa"/>
+          </w:tcPr>
+          <w:p>
+            <w:pPr>
+              <w:rPr>
+                <w:color w:val="000000" w:themeColor="text1"/>
+              </w:rPr>
+            </w:pPr>
+            <w:r>
+              <w:rPr>
+                <w:color w:val="000000" w:themeColor="text1"/>
+                <w:sz w:val="19"/>
+              </w:rPr>
+              <w:t>TP.HCM</w:t>
+            </w:r>
+          </w:p>
+        </w:tc>
+        <w:tc>
+          <w:tcPr>
+            <w:tcW w:w="1805" w:type="dxa"/>
+          </w:tcPr>
+          <w:p>
+            <w:pPr>
+              <w:rPr>
+                <w:color w:val="000000" w:themeColor="text1"/>
+              </w:rPr>
+            </w:pPr>
+            <w:r>
+              <w:rPr>
+                <w:color w:val="000000" w:themeColor="text1"/>
+                <w:sz w:val="19"/>
+              </w:rPr>
+              <w:t>2.238.430</w:t>
+            </w:r>
+          </w:p>
+        </w:tc>
+        <w:tc>
+          <w:tcPr>
+            <w:tcW w:w="1805" w:type="dxa"/>
+          </w:tcPr>
+          <w:p>
+            <w:pPr>
+              <w:rPr>
+                <w:color w:val="000000" w:themeColor="text1"/>
+              </w:rPr>
+            </w:pPr>
+            <w:r>
+              <w:rPr>
+                <w:color w:val="000000" w:themeColor="text1"/>
+                <w:sz w:val="19"/>
+              </w:rPr>
+              <w:t>470</w:t>
+            </w:r>
+          </w:p>
+        </w:tc>
+        <w:tc>
+          <w:tcPr>
+            <w:tcW w:w="1805" w:type="dxa"/>
+          </w:tcPr>
+          <w:p>
+            <w:pPr>
+              <w:rPr>
+                <w:color w:val="000000" w:themeColor="text1"/>
+              </w:rPr>
+            </w:pPr>
+            <w:r>
+              <w:rPr>
+                <w:color w:val="000000" w:themeColor="text1"/>
+                <w:sz w:val="19"/>
+              </w:rPr>
+              <w:t>24%</w:t>
+            </w:r>
+          </w:p>
+        </w:tc>
+        <w:tc>
+          <w:tcPr>
+            <w:tcW w:w="1805" w:type="dxa"/>
+          </w:tcPr>
+          <w:p>
+            <w:pPr>
+              <w:rPr>
+                <w:color w:val="000000" w:themeColor="text1"/>
+              </w:rPr>
+            </w:pPr>
+          </w:p>
+        </w:tc>
+      </w:tr>
+      <w:tr>
+        <w:tc>
+          <w:tcPr>
+            <w:tcW w:w="1805" w:type="dxa"/>
+          </w:tcPr>
+          <w:p>
+            <w:pPr>
+              <w:rPr>
+                <w:color w:val="000000" w:themeColor="text1"/>
+              </w:rPr>
+            </w:pPr>
+            <w:r>
+              <w:rPr>
+                <w:color w:val="000000" w:themeColor="text1"/>
+                <w:sz w:val="19"/>
+              </w:rPr>
+              <w:t>Huế</w:t>
+            </w:r>
+          </w:p>
+        </w:tc>
+        <w:tc>
+          <w:tcPr>
+            <w:tcW w:w="1805" w:type="dxa"/>
+          </w:tcPr>
+          <w:p>
+            <w:pPr>
+              <w:rPr>
+                <w:color w:val="000000" w:themeColor="text1"/>
+              </w:rPr>
+            </w:pPr>
+            <w:r>
+              <w:rPr>
+                <w:color w:val="000000" w:themeColor="text1"/>
+                <w:sz w:val="19"/>
+              </w:rPr>
+              <w:t>2.232.484</w:t>
+            </w:r>
+          </w:p>
+        </w:tc>
+        <w:tc>
+          <w:tcPr>
+            <w:tcW w:w="1805" w:type="dxa"/>
+          </w:tcPr>
+          <w:p>
+            <w:pPr>
+              <w:rPr>
+                <w:color w:val="000000" w:themeColor="text1"/>
+              </w:rPr>
+            </w:pPr>
+            <w:r>
+              <w:rPr>
+                <w:color w:val="000000" w:themeColor="text1"/>
+                <w:sz w:val="19"/>
+              </w:rPr>
+              <w:t>451</w:t>
+            </w:r>
+          </w:p>
+        </w:tc>
+        <w:tc>
+          <w:tcPr>
+            <w:tcW w:w="1805" w:type="dxa"/>
+          </w:tcPr>
+          <w:p>
+            <w:pPr>
+              <w:rPr>
+                <w:color w:val="000000" w:themeColor="text1"/>
+              </w:rPr>
+            </w:pPr>
+            <w:r>
+              <w:rPr>
+                <w:color w:val="000000" w:themeColor="text1"/>
+                <w:sz w:val="19"/>
+              </w:rPr>
+              <w:t>28%</w:t>
+            </w:r>
+          </w:p>
+        </w:tc>
+        <w:tc>
+          <w:tcPr>
+            <w:tcW w:w="1805" w:type="dxa"/>
+          </w:tcPr>
+          <w:p>
+            <w:pPr>
+              <w:rPr>
+                <w:color w:val="000000" w:themeColor="text1"/>
+              </w:rPr>
+            </w:pPr>
+          </w:p>
+        </w:tc>
+      </w:tr>
+      <w:tr>
+        <w:tc>
+          <w:tcPr>
+            <w:tcW w:w="1805" w:type="dxa"/>
+          </w:tcPr>
+          <w:p>
+            <w:pPr>
+              <w:rPr>
+                <w:color w:val="000000" w:themeColor="text1"/>
+              </w:rPr>
+            </w:pPr>
+            <w:r>
+              <w:rPr>
+                <w:color w:val="000000" w:themeColor="text1"/>
+                <w:sz w:val="19"/>
+              </w:rPr>
+              <w:t>Cần Thơ</w:t>
+            </w:r>
+          </w:p>
+        </w:tc>
+        <w:tc>
+          <w:tcPr>
+            <w:tcW w:w="1805" w:type="dxa"/>
+          </w:tcPr>
+          <w:p>
+            <w:pPr>
+              <w:rPr>
+                <w:color w:val="000000" w:themeColor="text1"/>
+              </w:rPr>
+            </w:pPr>
+            <w:r>
+              <w:rPr>
+                <w:color w:val="000000" w:themeColor="text1"/>
+                <w:sz w:val="19"/>
+              </w:rPr>
+              <w:t>2.123.296</w:t>
+            </w:r>
+          </w:p>
+        </w:tc>
+        <w:tc>
+          <w:tcPr>
+            <w:tcW w:w="1805" w:type="dxa"/>
+          </w:tcPr>
+          <w:p>
+            <w:pPr>
+              <w:rPr>
+                <w:color w:val="000000" w:themeColor="text1"/>
+              </w:rPr>
+            </w:pPr>
+            <w:r>
+              <w:rPr>
+                <w:color w:val="000000" w:themeColor="text1"/>
+                <w:sz w:val="19"/>
+              </w:rPr>
+              <w:t>492</w:t>
+            </w:r>
+          </w:p>
+        </w:tc>
+        <w:tc>
+          <w:tcPr>
+            <w:tcW w:w="1805" w:type="dxa"/>
+          </w:tcPr>
+          <w:p>
+            <w:pPr>
+              <w:rPr>
+                <w:color w:val="000000" w:themeColor="text1"/>
+              </w:rPr>
+            </w:pPr>
+            <w:r>
+              <w:rPr>
+                <w:color w:val="000000" w:themeColor="text1"/>
+                <w:sz w:val="19"/>
+              </w:rPr>
+              <w:t>23%</w:t>
+            </w:r>
+          </w:p>
+        </w:tc>
+        <w:tc>
+          <w:tcPr>
+            <w:tcW w:w="1805" w:type="dxa"/>
+          </w:tcPr>
+          <w:p>
+            <w:pPr>
+              <w:rPr>
+                <w:color w:val="000000" w:themeColor="text1"/>
+              </w:rPr>
+            </w:pPr>
+          </w:p>
+        </w:tc>
+      </w:tr>
+      <w:tr>
+        <w:tc>
+          <w:tcPr>
+            <w:tcW w:w="1805" w:type="dxa"/>
+          </w:tcPr>
+          <w:p>
+            <w:pPr>
+              <w:rPr>
+                <w:color w:val="000000" w:themeColor="text1"/>
+              </w:rPr>
+            </w:pPr>
+            <w:r>
+              <w:rPr>
+                <w:color w:val="000000" w:themeColor="text1"/>
+                <w:sz w:val="19"/>
+              </w:rPr>
+              <w:t>Đà Nẵng</w:t>
+            </w:r>
+          </w:p>
+        </w:tc>
+        <w:tc>
+          <w:tcPr>
+            <w:tcW w:w="1805" w:type="dxa"/>
+          </w:tcPr>
+          <w:p>
+            <w:pPr>
+              <w:rPr>
+                <w:color w:val="000000" w:themeColor="text1"/>
+              </w:rPr>
+            </w:pPr>
+            <w:r>
+              <w:rPr>
+                <w:color w:val="000000" w:themeColor="text1"/>
+                <w:sz w:val="19"/>
+              </w:rPr>
+              <w:t>165.496</w:t>
+            </w:r>
+          </w:p>
+        </w:tc>
+        <w:tc>
+          <w:tcPr>
+            <w:tcW w:w="1805" w:type="dxa"/>
+          </w:tcPr>
+          <w:p>
+            <w:pPr>
+              <w:rPr>
+                <w:color w:val="000000" w:themeColor="text1"/>
+              </w:rPr>
+            </w:pPr>
+            <w:r>
+              <w:rPr>
+                <w:color w:val="000000" w:themeColor="text1"/>
+                <w:sz w:val="19"/>
+              </w:rPr>
+              <w:t>27</w:t>
+            </w:r>
+          </w:p>
+        </w:tc>
+        <w:tc>
+          <w:tcPr>
+            <w:tcW w:w="1805" w:type="dxa"/>
+          </w:tcPr>
+          <w:p>
+            <w:pPr>
+              <w:rPr>
+                <w:color w:val="000000" w:themeColor="text1"/>
+              </w:rPr>
+            </w:pPr>
+            <w:r>
+              <w:rPr>
+                <w:color w:val="000000" w:themeColor="text1"/>
+                <w:sz w:val="19"/>
+              </w:rPr>
+              <w:t>23%</w:t>
+            </w:r>
+          </w:p>
+        </w:tc>
+        <w:tc>
+          <w:tcPr>
+            <w:tcW w:w="1805" w:type="dxa"/>
+          </w:tcPr>
+          <w:p>
+            <w:pPr>
+              <w:rPr>
+                <w:color w:val="000000" w:themeColor="text1"/>
+              </w:rPr>
+            </w:pPr>
+            <w:r>
+              <w:rPr>
+                <w:color w:val="000000" w:themeColor="text1"/>
+                <w:sz w:val="19"/>
+              </w:rPr>
+              <w:t>Bất thường: gần như không có dữ liệu</w:t>
+            </w:r>
+          </w:p>
+        </w:tc>
+      </w:tr>
+    </w:tbl>
+    <w:p>
+      <w:pPr>
+        <w:jc w:val="center"/>
+        <w:rPr>
+          <w:color w:val="000000" w:themeColor="text1"/>
+        </w:rPr>
+      </w:pPr>
+      <w:r>
+        <w:rPr>
+          <w:b/>
+          <w:color w:val="000000" w:themeColor="text1"/>
+          <w:sz w:val="19"/>
+        </w:rPr>
+        <w:t xml:space="preserve">Bảng 9. </w:t>
+      </w:r>
+      <w:r>
+        <w:rPr>
+          <w:i/>
+          <w:color w:val="000000" w:themeColor="text1"/>
+          <w:sz w:val="19"/>
+        </w:rPr>
+        <w:t>Xếp hạng 9 chi nhánh theo doanh thu 2021–2025.</w:t>
+      </w:r>
+    </w:p>
+    <w:p>
+      <w:pPr>
+        <w:spacing w:after="160"/>
+        <w:rPr>
+          <w:color w:val="000000" w:themeColor="text1"/>
+        </w:rPr>
+      </w:pPr>
+      <w:r>
+        <w:rPr>
+          <w:color w:val="000000" w:themeColor="text1"/>
+        </w:rPr>
+        <w:t xml:space="preserve">Ba phát hiện cho quản lý bán hàng: (1) </w:t>
+      </w:r>
+      <w:r>
+        <w:rPr>
+          <w:b/>
+          <w:color w:val="000000" w:themeColor="text1"/>
+        </w:rPr>
+        <w:t>doanh thu cao không đồng nghĩa hiệu quả</w:t>
+      </w:r>
+      <w:r>
+        <w:rPr>
+          <w:color w:val="000000" w:themeColor="text1"/>
+        </w:rPr>
+        <w:t xml:space="preserve"> — Bình Dương đứng đầu doanh thu nhưng biên chỉ 14%, trong khi Hà Nội biên 32%; Hải Phòng 8% là điểm cần kiểm tra chi phí ngay. (2) </w:t>
+      </w:r>
+      <w:r>
+        <w:rPr>
+          <w:b/>
+          <w:color w:val="000000" w:themeColor="text1"/>
+        </w:rPr>
+        <w:t>Đà Nẵng chỉ có 27 đơn trong 5 năm</w:t>
+      </w:r>
+      <w:r>
+        <w:rPr>
+          <w:color w:val="000000" w:themeColor="text1"/>
+        </w:rPr>
+        <w:t xml:space="preserve"> — nhiều khả năng là lỗ hổng ghi nhận dữ liệu hơn là hoạt động thật, cần đối soát với nguồn. (3) Về sản phẩm, Mì Kokomi dẫn đầu doanh thu (4,95 triệu); hai SKU Nước giải khát bán nhiều nhất theo số lượng (Wake-up 247: 4.013, Vĩnh Hảo: 3.603 đơn vị) nhưng doanh thu nhỏ nhất — giá trị đơn thấp, phù hợp vai trò sản phẩm kéo khách theo mùa. Tháng cao điểm của toàn hệ thống là tháng 4 (2,20 triệu cả kỳ) và đáy là tháng 10 (1,15 triệu) — biên độ gần gấp đôi, cần kế hoạch nhân sự/tồn kho theo mùa.</w:t>
+      </w:r>
+    </w:p>
+    <w:p>
+      <w:pPr>
+        <w:pStyle w:val="Heading2"/>
+        <w:rPr>
+          <w:color w:val="000000" w:themeColor="text1"/>
+        </w:rPr>
+      </w:pPr>
+      <w:r>
+        <w:rPr>
+          <w:color w:val="000000" w:themeColor="text1"/>
+        </w:rPr>
+        <w:t>8.4. Báo cáo chi phí và biên lợi nhuận: truy nguyên cú gãy 2024</w:t>
+      </w:r>
+    </w:p>
+    <w:p>
+      <w:pPr>
+        <w:spacing w:after="160"/>
+        <w:rPr>
+          <w:color w:val="000000" w:themeColor="text1"/>
+        </w:rPr>
+      </w:pPr>
+      <w:r>
+        <w:rPr>
+          <w:color w:val="000000" w:themeColor="text1"/>
+        </w:rPr>
+        <w:t xml:space="preserve">Phân rã 4 cấu phần chi phí theo tỷ trọng trên doanh thu cho thấy thủ phạm của cú rơi biên lợi nhuận ở mục 7.1: từ 2024, </w:t>
+      </w:r>
+      <w:r>
+        <w:rPr>
+          <w:b/>
+          <w:color w:val="000000" w:themeColor="text1"/>
+        </w:rPr>
+        <w:t xml:space="preserve">chi phí nguyên liệu nhảy từ 42,3% lên 45,2% </w:t>
+      </w:r>
+      <w:r>
+        <w:rPr>
+          <w:b/>
+          <w:color w:val="000000" w:themeColor="text1"/>
+        </w:rPr>
+        <w:lastRenderedPageBreak/>
+        <w:t>doanh thu (+2,9 điểm)</w:t>
+      </w:r>
+      <w:r>
+        <w:rPr>
+          <w:color w:val="000000" w:themeColor="text1"/>
+        </w:rPr>
+        <w:t>, nhân công +1,1 điểm (15,4% → 16,4%), logistics +0,8 điểm và marketing +0,5 điểm — tổng cộng +5,3 điểm phần trăm, khớp với mức giảm biên từ 23–25% xuống ~18%. Nguyên liệu chiếm hơn một nửa mức tăng, và tỷ trọng 2025 giữ nguyên mức cao của 2024 (45,1%) — chi phí đầu vào đã thiết lập mặt bằng mới chứ không phải đột biến một lần. Khuyến nghị: ưu tiên đàm phán/khóa giá nguyên liệu dài hạn trước khi cắt các khoản linh hoạt hơn như marketing (vốn chỉ đóng góp 0,5 điểm). Mục 7.8 định lượng thiệt hại của cú gãy này: 462 nghìn lợi nhuận trong hai năm.</w:t>
+      </w:r>
+    </w:p>
+    <w:p>
+      <w:pPr>
+        <w:jc w:val="center"/>
+        <w:rPr>
+          <w:color w:val="000000" w:themeColor="text1"/>
+        </w:rPr>
+      </w:pPr>
+      <w:r>
+        <w:rPr>
+          <w:noProof/>
+          <w:color w:val="000000" w:themeColor="text1"/>
+        </w:rPr>
+        <w:drawing>
+          <wp:inline distT="0" distB="0" distL="0" distR="0">
+            <wp:extent cx="5669280" cy="2551176"/>
+            <wp:effectExtent l="0" t="0" r="0" b="0"/>
+            <wp:docPr id="1565050139" name="Picture 1565050139"/>
+            <wp:cNvGraphicFramePr>
+              <a:graphicFrameLocks xmlns:a="http://schemas.openxmlformats.org/drawingml/2006/main" noChangeAspect="1"/>
+            </wp:cNvGraphicFramePr>
+            <a:graphic xmlns:a="http://schemas.openxmlformats.org/drawingml/2006/main">
+              <a:graphicData uri="http://schemas.openxmlformats.org/drawingml/2006/picture">
+                <pic:pic xmlns:pic="http://schemas.openxmlformats.org/drawingml/2006/picture">
+                  <pic:nvPicPr>
+                    <pic:cNvPr id="0" name="c7_cost_components.png"/>
+                    <pic:cNvPicPr/>
+                  </pic:nvPicPr>
+                  <pic:blipFill>
+                    <a:blip r:embed="rId17"/>
+                    <a:stretch>
+                      <a:fillRect/>
+                    </a:stretch>
+                  </pic:blipFill>
+                  <pic:spPr>
+                    <a:xfrm>
+                      <a:off x="0" y="0"/>
+                      <a:ext cx="5669280" cy="2551176"/>
+                    </a:xfrm>
+                    <a:prstGeom prst="rect">
+                      <a:avLst/>
+                    </a:prstGeom>
+                  </pic:spPr>
+                </pic:pic>
+              </a:graphicData>
+            </a:graphic>
+          </wp:inline>
+        </w:drawing>
+      </w:r>
+    </w:p>
+    <w:p>
+      <w:pPr>
+        <w:jc w:val="center"/>
+        <w:rPr>
+          <w:color w:val="000000" w:themeColor="text1"/>
+        </w:rPr>
+      </w:pPr>
+      <w:r>
+        <w:rPr>
+          <w:b/>
+          <w:color w:val="000000" w:themeColor="text1"/>
+          <w:sz w:val="19"/>
+        </w:rPr>
+        <w:t xml:space="preserve">Hình 10. </w:t>
+      </w:r>
+      <w:r>
+        <w:rPr>
+          <w:i/>
+          <w:color w:val="000000" w:themeColor="text1"/>
+          <w:sz w:val="19"/>
+        </w:rPr>
+        <w:t>Tỷ trọng 4 cấu phần chi phí trên doanh thu — nguyên liệu thiết lập mặt bằng mới từ 2024 (vùng tô đỏ).</w:t>
+      </w:r>
+    </w:p>
+    <w:p>
+      <w:pPr>
+        <w:pStyle w:val="Heading2"/>
+        <w:rPr>
+          <w:color w:val="000000" w:themeColor="text1"/>
+        </w:rPr>
+      </w:pPr>
+      <w:r>
+        <w:rPr>
+          <w:color w:val="000000" w:themeColor="text1"/>
+        </w:rPr>
+        <w:t>8.5. Báo cáo phân khúc khách hàng</w:t>
+      </w:r>
+    </w:p>
+    <w:tbl>
+      <w:tblPr>
+        <w:tblW w:w="0" w:type="auto"/>
+        <w:tblBorders>
+          <w:top w:val="single" w:sz="4" w:space="0" w:color="BFBFBF"/>
+          <w:left w:val="single" w:sz="4" w:space="0" w:color="BFBFBF"/>
+          <w:bottom w:val="single" w:sz="4" w:space="0" w:color="BFBFBF"/>
+          <w:right w:val="single" w:sz="4" w:space="0" w:color="BFBFBF"/>
+          <w:insideH w:val="single" w:sz="4" w:space="0" w:color="BFBFBF"/>
+          <w:insideV w:val="single" w:sz="4" w:space="0" w:color="BFBFBF"/>
+        </w:tblBorders>
+        <w:tblLook w:val="04A0" w:firstRow="1" w:lastRow="0" w:firstColumn="1" w:lastColumn="0" w:noHBand="0" w:noVBand="1"/>
+      </w:tblPr>
+      <w:tblGrid>
+        <w:gridCol w:w="1803"/>
+        <w:gridCol w:w="1804"/>
+        <w:gridCol w:w="1803"/>
+        <w:gridCol w:w="1803"/>
+        <w:gridCol w:w="1803"/>
+      </w:tblGrid>
+      <w:tr>
+        <w:tc>
+          <w:tcPr>
+            <w:tcW w:w="1805" w:type="dxa"/>
+            <w:shd w:val="clear" w:color="auto" w:fill="D9E2F3"/>
+          </w:tcPr>
+          <w:p>
+            <w:pPr>
+              <w:rPr>
+                <w:color w:val="000000" w:themeColor="text1"/>
+              </w:rPr>
+            </w:pPr>
+            <w:r>
+              <w:rPr>
+                <w:b/>
+                <w:color w:val="000000" w:themeColor="text1"/>
+                <w:sz w:val="20"/>
+              </w:rPr>
+              <w:t>Phân khúc</w:t>
+            </w:r>
+          </w:p>
+        </w:tc>
+        <w:tc>
+          <w:tcPr>
+            <w:tcW w:w="1805" w:type="dxa"/>
+            <w:shd w:val="clear" w:color="auto" w:fill="D9E2F3"/>
+          </w:tcPr>
+          <w:p>
+            <w:pPr>
+              <w:rPr>
+                <w:color w:val="000000" w:themeColor="text1"/>
+              </w:rPr>
+            </w:pPr>
+            <w:r>
+              <w:rPr>
+                <w:b/>
+                <w:color w:val="000000" w:themeColor="text1"/>
+                <w:sz w:val="20"/>
+              </w:rPr>
+              <w:t>Doanh thu</w:t>
+            </w:r>
+          </w:p>
+        </w:tc>
+        <w:tc>
+          <w:tcPr>
+            <w:tcW w:w="1805" w:type="dxa"/>
+            <w:shd w:val="clear" w:color="auto" w:fill="D9E2F3"/>
+          </w:tcPr>
+          <w:p>
+            <w:pPr>
+              <w:rPr>
+                <w:color w:val="000000" w:themeColor="text1"/>
+              </w:rPr>
+            </w:pPr>
+            <w:r>
+              <w:rPr>
+                <w:b/>
+                <w:color w:val="000000" w:themeColor="text1"/>
+                <w:sz w:val="20"/>
+              </w:rPr>
+              <w:t>Tỷ trọng</w:t>
+            </w:r>
+          </w:p>
+        </w:tc>
+        <w:tc>
+          <w:tcPr>
+            <w:tcW w:w="1805" w:type="dxa"/>
+            <w:shd w:val="clear" w:color="auto" w:fill="D9E2F3"/>
+          </w:tcPr>
+          <w:p>
+            <w:pPr>
+              <w:rPr>
+                <w:color w:val="000000" w:themeColor="text1"/>
+              </w:rPr>
+            </w:pPr>
+            <w:r>
+              <w:rPr>
+                <w:b/>
+                <w:color w:val="000000" w:themeColor="text1"/>
+                <w:sz w:val="20"/>
+              </w:rPr>
+              <w:t>Số đơn</w:t>
+            </w:r>
+          </w:p>
+        </w:tc>
+        <w:tc>
+          <w:tcPr>
+            <w:tcW w:w="1805" w:type="dxa"/>
+            <w:shd w:val="clear" w:color="auto" w:fill="D9E2F3"/>
+          </w:tcPr>
+          <w:p>
+            <w:pPr>
+              <w:rPr>
+                <w:color w:val="000000" w:themeColor="text1"/>
+              </w:rPr>
+            </w:pPr>
+            <w:r>
+              <w:rPr>
+                <w:b/>
+                <w:color w:val="000000" w:themeColor="text1"/>
+                <w:sz w:val="20"/>
+              </w:rPr>
+              <w:t>Biên LN</w:t>
+            </w:r>
+          </w:p>
+        </w:tc>
+      </w:tr>
+      <w:tr>
+        <w:tc>
+          <w:tcPr>
+            <w:tcW w:w="1805" w:type="dxa"/>
+          </w:tcPr>
+          <w:p>
+            <w:pPr>
+              <w:rPr>
+                <w:color w:val="000000" w:themeColor="text1"/>
+              </w:rPr>
+            </w:pPr>
+            <w:r>
+              <w:rPr>
+                <w:color w:val="000000" w:themeColor="text1"/>
+                <w:sz w:val="19"/>
+              </w:rPr>
+              <w:t>Kênh hiện đại</w:t>
+            </w:r>
+          </w:p>
+        </w:tc>
+        <w:tc>
+          <w:tcPr>
+            <w:tcW w:w="1805" w:type="dxa"/>
+          </w:tcPr>
+          <w:p>
+            <w:pPr>
+              <w:rPr>
+                <w:color w:val="000000" w:themeColor="text1"/>
+              </w:rPr>
+            </w:pPr>
+            <w:r>
+              <w:rPr>
+                <w:color w:val="000000" w:themeColor="text1"/>
+                <w:sz w:val="19"/>
+              </w:rPr>
+              <w:t>5.095.797</w:t>
+            </w:r>
+          </w:p>
+        </w:tc>
+        <w:tc>
+          <w:tcPr>
+            <w:tcW w:w="1805" w:type="dxa"/>
+          </w:tcPr>
+          <w:p>
+            <w:pPr>
+              <w:rPr>
+                <w:color w:val="000000" w:themeColor="text1"/>
+              </w:rPr>
+            </w:pPr>
+            <w:r>
+              <w:rPr>
+                <w:color w:val="000000" w:themeColor="text1"/>
+                <w:sz w:val="19"/>
+              </w:rPr>
+              <w:t>26%</w:t>
+            </w:r>
+          </w:p>
+        </w:tc>
+        <w:tc>
+          <w:tcPr>
+            <w:tcW w:w="1805" w:type="dxa"/>
+          </w:tcPr>
+          <w:p>
+            <w:pPr>
+              <w:rPr>
+                <w:color w:val="000000" w:themeColor="text1"/>
+              </w:rPr>
+            </w:pPr>
+            <w:r>
+              <w:rPr>
+                <w:color w:val="000000" w:themeColor="text1"/>
+                <w:sz w:val="19"/>
+              </w:rPr>
+              <w:t>892</w:t>
+            </w:r>
+          </w:p>
+        </w:tc>
+        <w:tc>
+          <w:tcPr>
+            <w:tcW w:w="1805" w:type="dxa"/>
+          </w:tcPr>
+          <w:p>
+            <w:pPr>
+              <w:rPr>
+                <w:color w:val="000000" w:themeColor="text1"/>
+              </w:rPr>
+            </w:pPr>
+            <w:r>
+              <w:rPr>
+                <w:color w:val="000000" w:themeColor="text1"/>
+                <w:sz w:val="19"/>
+              </w:rPr>
+              <w:t>29%</w:t>
+            </w:r>
+          </w:p>
+        </w:tc>
+      </w:tr>
+      <w:tr>
+        <w:tc>
+          <w:tcPr>
+            <w:tcW w:w="1805" w:type="dxa"/>
+          </w:tcPr>
+          <w:p>
+            <w:pPr>
+              <w:rPr>
+                <w:color w:val="000000" w:themeColor="text1"/>
+              </w:rPr>
+            </w:pPr>
+            <w:r>
+              <w:rPr>
+                <w:color w:val="000000" w:themeColor="text1"/>
+                <w:sz w:val="19"/>
+              </w:rPr>
+              <w:t>Bán lẻ</w:t>
+            </w:r>
+          </w:p>
+        </w:tc>
+        <w:tc>
+          <w:tcPr>
+            <w:tcW w:w="1805" w:type="dxa"/>
+          </w:tcPr>
+          <w:p>
+            <w:pPr>
+              <w:rPr>
+                <w:color w:val="000000" w:themeColor="text1"/>
+              </w:rPr>
+            </w:pPr>
+            <w:r>
+              <w:rPr>
+                <w:color w:val="000000" w:themeColor="text1"/>
+                <w:sz w:val="19"/>
+              </w:rPr>
+              <w:t>4.993.471</w:t>
+            </w:r>
+          </w:p>
+        </w:tc>
+        <w:tc>
+          <w:tcPr>
+            <w:tcW w:w="1805" w:type="dxa"/>
+          </w:tcPr>
+          <w:p>
+            <w:pPr>
+              <w:rPr>
+                <w:color w:val="000000" w:themeColor="text1"/>
+              </w:rPr>
+            </w:pPr>
+            <w:r>
+              <w:rPr>
+                <w:color w:val="000000" w:themeColor="text1"/>
+                <w:sz w:val="19"/>
+              </w:rPr>
+              <w:t>26%</w:t>
+            </w:r>
+          </w:p>
+        </w:tc>
+        <w:tc>
+          <w:tcPr>
+            <w:tcW w:w="1805" w:type="dxa"/>
+          </w:tcPr>
+          <w:p>
+            <w:pPr>
+              <w:rPr>
+                <w:color w:val="000000" w:themeColor="text1"/>
+              </w:rPr>
+            </w:pPr>
+            <w:r>
+              <w:rPr>
+                <w:color w:val="000000" w:themeColor="text1"/>
+                <w:sz w:val="19"/>
+              </w:rPr>
+              <w:t>988</w:t>
+            </w:r>
+          </w:p>
+        </w:tc>
+        <w:tc>
+          <w:tcPr>
+            <w:tcW w:w="1805" w:type="dxa"/>
+          </w:tcPr>
+          <w:p>
+            <w:pPr>
+              <w:rPr>
+                <w:color w:val="000000" w:themeColor="text1"/>
+              </w:rPr>
+            </w:pPr>
+            <w:r>
+              <w:rPr>
+                <w:color w:val="000000" w:themeColor="text1"/>
+                <w:sz w:val="19"/>
+              </w:rPr>
+              <w:t>25%</w:t>
+            </w:r>
+          </w:p>
+        </w:tc>
+      </w:tr>
+      <w:tr>
+        <w:tc>
+          <w:tcPr>
+            <w:tcW w:w="1805" w:type="dxa"/>
+          </w:tcPr>
+          <w:p>
+            <w:pPr>
+              <w:rPr>
+                <w:color w:val="000000" w:themeColor="text1"/>
+              </w:rPr>
+            </w:pPr>
+            <w:r>
+              <w:rPr>
+                <w:color w:val="000000" w:themeColor="text1"/>
+                <w:sz w:val="19"/>
+              </w:rPr>
+              <w:t>Nhà phân phối</w:t>
+            </w:r>
+          </w:p>
+        </w:tc>
+        <w:tc>
+          <w:tcPr>
+            <w:tcW w:w="1805" w:type="dxa"/>
+          </w:tcPr>
+          <w:p>
+            <w:pPr>
+              <w:rPr>
+                <w:color w:val="000000" w:themeColor="text1"/>
+              </w:rPr>
+            </w:pPr>
+            <w:r>
+              <w:rPr>
+                <w:color w:val="000000" w:themeColor="text1"/>
+                <w:sz w:val="19"/>
+              </w:rPr>
+              <w:t>4.674.173</w:t>
+            </w:r>
+          </w:p>
+        </w:tc>
+        <w:tc>
+          <w:tcPr>
+            <w:tcW w:w="1805" w:type="dxa"/>
+          </w:tcPr>
+          <w:p>
+            <w:pPr>
+              <w:rPr>
+                <w:color w:val="000000" w:themeColor="text1"/>
+              </w:rPr>
+            </w:pPr>
+            <w:r>
+              <w:rPr>
+                <w:color w:val="000000" w:themeColor="text1"/>
+                <w:sz w:val="19"/>
+              </w:rPr>
+              <w:t>24%</w:t>
+            </w:r>
+          </w:p>
+        </w:tc>
+        <w:tc>
+          <w:tcPr>
+            <w:tcW w:w="1805" w:type="dxa"/>
+          </w:tcPr>
+          <w:p>
+            <w:pPr>
+              <w:rPr>
+                <w:color w:val="000000" w:themeColor="text1"/>
+              </w:rPr>
+            </w:pPr>
+            <w:r>
+              <w:rPr>
+                <w:color w:val="000000" w:themeColor="text1"/>
+                <w:sz w:val="19"/>
+              </w:rPr>
+              <w:t>914</w:t>
+            </w:r>
+          </w:p>
+        </w:tc>
+        <w:tc>
+          <w:tcPr>
+            <w:tcW w:w="1805" w:type="dxa"/>
+          </w:tcPr>
+          <w:p>
+            <w:pPr>
+              <w:rPr>
+                <w:color w:val="000000" w:themeColor="text1"/>
+              </w:rPr>
+            </w:pPr>
+            <w:r>
+              <w:rPr>
+                <w:color w:val="000000" w:themeColor="text1"/>
+                <w:sz w:val="19"/>
+              </w:rPr>
+              <w:t>11%</w:t>
+            </w:r>
+          </w:p>
+        </w:tc>
+      </w:tr>
+      <w:tr>
+        <w:tc>
+          <w:tcPr>
+            <w:tcW w:w="1805" w:type="dxa"/>
+          </w:tcPr>
+          <w:p>
+            <w:pPr>
+              <w:rPr>
+                <w:color w:val="000000" w:themeColor="text1"/>
+              </w:rPr>
+            </w:pPr>
+            <w:r>
+              <w:rPr>
+                <w:color w:val="000000" w:themeColor="text1"/>
+                <w:sz w:val="19"/>
+              </w:rPr>
+              <w:t>Thương mại điện tử</w:t>
+            </w:r>
+          </w:p>
+        </w:tc>
+        <w:tc>
+          <w:tcPr>
+            <w:tcW w:w="1805" w:type="dxa"/>
+          </w:tcPr>
+          <w:p>
+            <w:pPr>
+              <w:rPr>
+                <w:color w:val="000000" w:themeColor="text1"/>
+              </w:rPr>
+            </w:pPr>
+            <w:r>
+              <w:rPr>
+                <w:color w:val="000000" w:themeColor="text1"/>
+                <w:sz w:val="19"/>
+              </w:rPr>
+              <w:t>4.612.596</w:t>
+            </w:r>
+          </w:p>
+        </w:tc>
+        <w:tc>
+          <w:tcPr>
+            <w:tcW w:w="1805" w:type="dxa"/>
+          </w:tcPr>
+          <w:p>
+            <w:pPr>
+              <w:rPr>
+                <w:color w:val="000000" w:themeColor="text1"/>
+              </w:rPr>
+            </w:pPr>
+            <w:r>
+              <w:rPr>
+                <w:color w:val="000000" w:themeColor="text1"/>
+                <w:sz w:val="19"/>
+              </w:rPr>
+              <w:t>24%</w:t>
+            </w:r>
+          </w:p>
+        </w:tc>
+        <w:tc>
+          <w:tcPr>
+            <w:tcW w:w="1805" w:type="dxa"/>
+          </w:tcPr>
+          <w:p>
+            <w:pPr>
+              <w:rPr>
+                <w:color w:val="000000" w:themeColor="text1"/>
+              </w:rPr>
+            </w:pPr>
+            <w:r>
+              <w:rPr>
+                <w:color w:val="000000" w:themeColor="text1"/>
+                <w:sz w:val="19"/>
+              </w:rPr>
+              <w:t>952</w:t>
+            </w:r>
+          </w:p>
+        </w:tc>
+        <w:tc>
+          <w:tcPr>
+            <w:tcW w:w="1805" w:type="dxa"/>
+          </w:tcPr>
+          <w:p>
+            <w:pPr>
+              <w:rPr>
+                <w:color w:val="000000" w:themeColor="text1"/>
+              </w:rPr>
+            </w:pPr>
+            <w:r>
+              <w:rPr>
+                <w:color w:val="000000" w:themeColor="text1"/>
+                <w:sz w:val="19"/>
+              </w:rPr>
+              <w:t>19%</w:t>
+            </w:r>
+          </w:p>
+        </w:tc>
+      </w:tr>
+    </w:tbl>
+    <w:p>
+      <w:pPr>
+        <w:jc w:val="center"/>
+        <w:rPr>
+          <w:color w:val="000000" w:themeColor="text1"/>
+        </w:rPr>
+      </w:pPr>
+      <w:r>
+        <w:rPr>
+          <w:b/>
+          <w:color w:val="000000" w:themeColor="text1"/>
+          <w:sz w:val="19"/>
+        </w:rPr>
+        <w:t xml:space="preserve">Bảng 10. </w:t>
+      </w:r>
+      <w:r>
+        <w:rPr>
+          <w:i/>
+          <w:color w:val="000000" w:themeColor="text1"/>
+          <w:sz w:val="19"/>
+        </w:rPr>
+        <w:t>Doanh thu và biên lợi nhuận theo 4 phân khúc khách hàng.</w:t>
+      </w:r>
+    </w:p>
+    <w:p>
+      <w:pPr>
+        <w:spacing w:after="160"/>
+        <w:rPr>
+          <w:color w:val="000000" w:themeColor="text1"/>
+        </w:rPr>
+      </w:pPr>
+      <w:r>
+        <w:rPr>
+          <w:color w:val="000000" w:themeColor="text1"/>
+        </w:rPr>
+        <w:t xml:space="preserve">Bốn phân khúc gần như chia đều doanh thu (24–26% mỗi phân khúc) nhưng biên lợi nhuận lệch nhau </w:t>
+      </w:r>
+      <w:r>
+        <w:rPr>
+          <w:b/>
+          <w:color w:val="000000" w:themeColor="text1"/>
+        </w:rPr>
+        <w:t>gần 3 lần: Kênh hiện đại 29% so với Nhà phân phối 11%</w:t>
+      </w:r>
+      <w:r>
+        <w:rPr>
+          <w:color w:val="000000" w:themeColor="text1"/>
+        </w:rPr>
+        <w:t>. Cấu trúc này điển hình cho FMCG (kênh phân phối hưởng chiết khấu sâu) nhưng mức 11% đáng để rà lại chính sách chiết khấu. Tổ hợp phân khúc × kênh lớn nhất là Bán lẻ × Retail promotion (1,22 triệu) — điểm giao cần bảo vệ; ngược lại, dữ liệu ủng hộ dịch chuyển dần tỷ trọng sang Kênh hiện đại và TMĐT, nơi mỗi đồng doanh thu tạo nhiều lợi nhuận hơn.</w:t>
+      </w:r>
+    </w:p>
+    <w:p>
+      <w:pPr>
+        <w:pStyle w:val="Heading2"/>
+        <w:rPr>
+          <w:color w:val="000000" w:themeColor="text1"/>
+        </w:rPr>
+      </w:pPr>
+      <w:r>
+        <w:rPr>
+          <w:color w:val="000000" w:themeColor="text1"/>
+        </w:rPr>
+        <w:t>8.6. Báo cáo vận hành và chất lượng dịch vụ</w:t>
+      </w:r>
+    </w:p>
+    <w:p>
+      <w:pPr>
+        <w:spacing w:after="160"/>
+        <w:rPr>
+          <w:color w:val="000000" w:themeColor="text1"/>
+        </w:rPr>
+      </w:pPr>
+      <w:r>
+        <w:rPr>
+          <w:color w:val="000000" w:themeColor="text1"/>
+        </w:rPr>
+        <w:t xml:space="preserve">Thời gian chờ xử lý trung bình phân hóa theo địa lý: cao nhất ở cụm phía Nam — </w:t>
+      </w:r>
+      <w:r>
+        <w:rPr>
+          <w:b/>
+          <w:color w:val="000000" w:themeColor="text1"/>
+        </w:rPr>
+        <w:t>Cần Thơ 95,7 và Bình Dương 94,0</w:t>
+      </w:r>
+      <w:r>
+        <w:rPr>
+          <w:color w:val="000000" w:themeColor="text1"/>
+        </w:rPr>
+        <w:t xml:space="preserve"> — so với 84,2–84,3 của Quảng Ninh và Huế, chênh ~13%. Đáng chú ý, Bình Dương vừa là chi nhánh doanh thu lớn nhất vừa nằm nhóm </w:t>
+      </w:r>
+      <w:r>
+        <w:rPr>
+          <w:color w:val="000000" w:themeColor="text1"/>
+        </w:rPr>
+        <w:lastRenderedPageBreak/>
+        <w:t>chờ lâu nhất: tải giao dịch cao đang gây nghẽn dịch vụ, củng cố thêm lý do biên lợi nhuận thấp ở mục 8.3. Tồn kho trung bình cao nhất tại Hà Nội (815) và thấp nhất tại Đà Nẵng (575 — nhất quán với việc chi nhánh này gần như không phát sinh giao dịch); số cuộc gọi hỗ trợ đồng đều giữa các chi nhánh (282–313), cho thấy khác biệt thời gian chờ đến từ năng lực xử lý chứ không phải khối lượng yêu cầu.</w:t>
+      </w:r>
+    </w:p>
+    <w:p>
+      <w:pPr>
+        <w:pStyle w:val="Heading2"/>
+        <w:rPr>
+          <w:color w:val="000000" w:themeColor="text1"/>
+        </w:rPr>
+      </w:pPr>
+      <w:r>
+        <w:rPr>
+          <w:color w:val="000000" w:themeColor="text1"/>
+        </w:rPr>
+        <w:t>8.7. Báo cáo dự báo theo thời tiết</w:t>
+      </w:r>
+    </w:p>
+    <w:p>
+      <w:pPr>
+        <w:spacing w:after="160"/>
+        <w:rPr>
+          <w:color w:val="000000" w:themeColor="text1"/>
+        </w:rPr>
+      </w:pPr>
+      <w:r>
+        <w:rPr>
+          <w:color w:val="000000" w:themeColor="text1"/>
+        </w:rPr>
+        <w:t xml:space="preserve">Hồi quy tuyến tính doanh thu Nước giải khát tháng tại Miền Bắc theo nhiệt độ trung bình tháng (60 tháng, 2021–2025) cho hệ số góc </w:t>
+      </w:r>
+      <w:r>
+        <w:rPr>
+          <w:b/>
+          <w:color w:val="000000" w:themeColor="text1"/>
+        </w:rPr>
+        <w:t>+309 đơn vị doanh thu cho mỗi +1°C</w:t>
+      </w:r>
+      <w:r>
+        <w:rPr>
+          <w:color w:val="000000" w:themeColor="text1"/>
+        </w:rPr>
+        <w:t xml:space="preserve"> (R² = 0,07): một tháng 30°C được ước tính bán ~7.000, gấp 1,8 lần tháng 20°C (~3.900). R² thấp cho thấy nhiệt độ chỉ giải thích ~7% biến thiên tháng — đủ làm </w:t>
+      </w:r>
+      <w:r>
+        <w:rPr>
+          <w:b/>
+          <w:color w:val="000000" w:themeColor="text1"/>
+        </w:rPr>
+        <w:t>công cụ ước lượng thô kết hợp với tín hiệu mùa (hè cao hơn đông +120% ở mục 7.4)</w:t>
+      </w:r>
+      <w:r>
+        <w:rPr>
+          <w:color w:val="000000" w:themeColor="text1"/>
+        </w:rPr>
+        <w:t>, chưa đủ làm mô hình dự báo độc lập. Với Gia vị, R² chỉ 0,03 — không đủ tin cậy. Muốn dự báo vận hành được, mô hình cần thêm biến (lịch khuyến mãi, giá, tồn kho, ngày lễ) và dữ liệu ở mức ngày thay vì tháng — hướng phát triển tự nhiên khi dữ liệu thật thay thế dữ liệu mô phỏng.</w:t>
+      </w:r>
+    </w:p>
+    <w:p>
+      <w:pPr>
         <w:pStyle w:val="Heading1"/>
         <w:pageBreakBefore/>
         <w:rPr>
@@ -8359,7 +10967,7 @@
           <w:szCs w:val="26"/>
         </w:rPr>
         <w:lastRenderedPageBreak/>
-        <w:t>CHƯƠNG 8: KẾT LUẬN VÀ KIẾN NGHỊ</w:t>
+        <w:t>CHƯƠNG 9: KẾT LUẬN VÀ KIẾN NGHỊ</w:t>
       </w:r>
       <w:bookmarkEnd w:id="39"/>
     </w:p>
@@ -8377,7 +10985,7 @@
           <w:rFonts w:ascii="Times New Roman" w:hAnsi="Times New Roman" w:cs="Times New Roman"/>
           <w:color w:val="000000" w:themeColor="text1"/>
         </w:rPr>
-        <w:t>8.1. Kết luận</w:t>
+        <w:t>9.1. Kết luận</w:t>
       </w:r>
       <w:bookmarkEnd w:id="40"/>
     </w:p>
@@ -8398,7 +11006,7 @@
           <w:sz w:val="26"/>
           <w:szCs w:val="26"/>
         </w:rPr>
-        <w:t>Dự án hoàn thành một hệ thống BI đầu-cuối đúng nghĩa: ba nguồn dữ liệu khác bản chất (giao dịch bán hàng, chi phí quảng cáo, thời tiết thực tế) được hợp nhất vào kho dữ liệu fact constellation 11 dimension – 3 fact trên PostgreSQL/Docker, vận hành tự động bằng một lệnh hoặc lịch cron, có giám sát chất lượng dữ liệu, và sẵn sàng cho cả Tableau lẫn Power BI. Về phân tích, hệ thống tạo ra các phát hiện vượt khỏi khả năng của dữ liệu một nguồn: chênh lệch hiệu quả gần gấp đôi giữa các chiến dịch quảng cáo, tính mùa vụ theo nhiệt độ của từng ngành hàng (Kem Miền Bắc +127% mùa hè), nghịch lý doanh thu phục hồi nhưng biên lợi nhuận không phục hồi, và mâu thuẫn grain trong dữ liệu kế hoạch.</w:t>
+        <w:t>Dự án hoàn thành một hệ thống BI đầu-cuối đúng nghĩa: ba nguồn dữ liệu khác bản chất (giao dịch bán hàng, chi phí quảng cáo, thời tiết thực tế) được hợp nhất vào kho dữ liệu fact constellation 11 dimension – 3 fact trên PostgreSQL/Docker, vận hành tự động bằng một lệnh hoặc lịch cron, có giám sát chất lượng dữ liệu, và sẵn sàng cho cả Tableau lẫn Power BI. Về phân tích, hệ thống tạo ra các phát hiện vượt khỏi khả năng của dữ liệu một nguồn: chênh lệch hiệu quả gần gấp đôi giữa các chiến dịch quảng cáo, tính mùa vụ theo nhiệt độ của từng ngành hàng (Nước giải khát Miền Bắc +127% mùa hè), nghịch lý doanh thu phục hồi nhưng biên lợi nhuận không phục hồi, và mâu thuẫn grain trong dữ liệu kế hoạch.</w:t>
       </w:r>
     </w:p>
     <w:p>
@@ -8415,7 +11023,7 @@
           <w:rFonts w:ascii="Times New Roman" w:hAnsi="Times New Roman" w:cs="Times New Roman"/>
           <w:color w:val="000000" w:themeColor="text1"/>
         </w:rPr>
-        <w:t>8.2. Hạn chế</w:t>
+        <w:t>9.2. Hạn chế</w:t>
       </w:r>
       <w:bookmarkEnd w:id="41"/>
     </w:p>
@@ -8533,7 +11141,7 @@
           <w:rFonts w:ascii="Times New Roman" w:hAnsi="Times New Roman" w:cs="Times New Roman"/>
           <w:color w:val="000000" w:themeColor="text1"/>
         </w:rPr>
-        <w:t>8.3. Hướng phát triển</w:t>
+        <w:t>9.3. Hướng phát triển</w:t>
       </w:r>
       <w:bookmarkEnd w:id="42"/>
     </w:p>
@@ -8856,8 +11464,16 @@
         <w:t>dw.fact_marketing_sales;"</w:t>
       </w:r>
     </w:p>
+    <w:p>
+      <w:pPr>
+        <w:spacing w:after="40"/>
+        <w:rPr>
+          <w:color w:val="000000" w:themeColor="text1"/>
+        </w:rPr>
+      </w:pPr>
+    </w:p>
     <w:sectPr>
-      <w:footerReference w:type="default" r:id="rId13"/>
+      <w:footerReference w:type="default" r:id="rId18"/>
       <w:pgSz w:w="11906" w:h="16838"/>
       <w:pgMar w:top="1440" w:right="1440" w:bottom="1440" w:left="1440" w:header="708" w:footer="708" w:gutter="0"/>
       <w:cols w:space="720"/>
